--- a/FinalSubmission/Script.docx
+++ b/FinalSubmission/Script.docx
@@ -5,142 +5,119 @@
     <w:p>
       <w:pPr>
         <w:rPr>
-          <w:rFonts w:ascii="Arial" w:hAnsi="Arial" w:cs="Arial"/>
-        </w:rPr>
-      </w:pPr>
-      <w:r>
-        <w:rPr>
-          <w:rFonts w:ascii="Arial" w:hAnsi="Arial" w:cs="Arial"/>
+          <w:rFonts w:ascii="Arial" w:hAnsi="Arial" w:cs="Arial" w:hint="eastAsia"/>
           <w:b/>
           <w:bCs/>
-        </w:rPr>
-        <w:t>[0:00 - 0:14 | 14 seconds] Slide 1 — Title</w:t>
-      </w:r>
-    </w:p>
-    <w:p>
-      <w:pPr>
-        <w:rPr>
-          <w:rFonts w:ascii="Arial" w:hAnsi="Arial" w:cs="Arial"/>
-        </w:rPr>
-      </w:pPr>
-      <w:r>
-        <w:rPr>
-          <w:rFonts w:ascii="Arial" w:hAnsi="Arial" w:cs="Arial"/>
-        </w:rPr>
-        <w:t>We are CTO Group 7. Poseidon is an AI-native money platform that turns fragmented financial data into safe, auditable actions that users explicitly approve.</w:t>
-      </w:r>
-    </w:p>
-    <w:p>
-      <w:pPr>
-        <w:rPr>
-          <w:rFonts w:ascii="Arial" w:hAnsi="Arial" w:cs="Arial"/>
+          <w:u w:val="single"/>
+        </w:rPr>
+      </w:pPr>
+      <w:r>
+        <w:rPr>
+          <w:rFonts w:ascii="Arial" w:hAnsi="Arial" w:cs="Arial" w:hint="eastAsia"/>
           <w:b/>
           <w:bCs/>
-        </w:rPr>
-      </w:pPr>
-    </w:p>
-    <w:p>
-      <w:pPr>
-        <w:rPr>
-          <w:rFonts w:ascii="Arial" w:hAnsi="Arial" w:cs="Arial"/>
-        </w:rPr>
-      </w:pPr>
-      <w:r>
+          <w:u w:val="single"/>
+        </w:rPr>
+        <w:t>Script</w:t>
+      </w:r>
+    </w:p>
+    <w:p>
+      <w:pPr>
+        <w:rPr>
+          <w:rFonts w:ascii="Arial" w:hAnsi="Arial" w:cs="Arial"/>
+        </w:rPr>
+      </w:pPr>
+    </w:p>
+    <w:p>
+      <w:pPr>
         <w:rPr>
           <w:rFonts w:ascii="Arial" w:hAnsi="Arial" w:cs="Arial"/>
           <w:b/>
           <w:bCs/>
         </w:rPr>
-        <w:t>[0:16 - 1:00 | 44 seconds] Slide 2 — The Coordination Gap</w:t>
-      </w:r>
-    </w:p>
-    <w:p>
-      <w:pPr>
-        <w:rPr>
-          <w:rFonts w:ascii="Arial" w:hAnsi="Arial" w:cs="Arial"/>
-        </w:rPr>
-      </w:pPr>
-      <w:r>
-        <w:rPr>
-          <w:rFonts w:ascii="Arial" w:hAnsi="Arial" w:cs="Arial"/>
-        </w:rPr>
-        <w:t>Here is the problem. Fintech solved visibility but not coordination. Your money lives across banking, credit cards, investments, and budgets that cannot act together. You are the manual integration layer.</w:t>
-      </w:r>
-    </w:p>
-    <w:p>
-      <w:pPr>
-        <w:rPr>
-          <w:rFonts w:ascii="Arial" w:hAnsi="Arial" w:cs="Arial"/>
-        </w:rPr>
-      </w:pPr>
-      <w:r>
-        <w:rPr>
-          <w:rFonts w:ascii="Arial" w:hAnsi="Arial" w:cs="Arial"/>
-        </w:rPr>
-        <w:t>Imagine payday. Salary deposits to one bank. Bills pull from another. Autopay is static. Investments sit idle. Nobody is coordinating cash flow or doing holistic portfolio analysis across all of these.</w:t>
-      </w:r>
-    </w:p>
-    <w:p>
-      <w:pPr>
-        <w:rPr>
-          <w:rFonts w:ascii="Arial" w:hAnsi="Arial" w:cs="Arial"/>
-        </w:rPr>
-      </w:pPr>
-      <w:r>
-        <w:rPr>
-          <w:rFonts w:ascii="Arial" w:hAnsi="Arial" w:cs="Arial"/>
-        </w:rPr>
-        <w:t>The cost is real. $133 a month in subscription waste. $12.5 billion in annual fraud losses. $6 billion in avoidable overdraft fees.</w:t>
-      </w:r>
-    </w:p>
-    <w:p>
-      <w:pPr>
-        <w:rPr>
-          <w:rFonts w:ascii="Arial" w:hAnsi="Arial" w:cs="Arial"/>
-        </w:rPr>
-      </w:pPr>
-      <w:r>
-        <w:rPr>
-          <w:rFonts w:ascii="Arial" w:hAnsi="Arial" w:cs="Arial"/>
-        </w:rPr>
-        <w:t>Fintechs and some banks now aggregate into a single view. But viewing your finances is different from coordinating them.</w:t>
-      </w:r>
-    </w:p>
-    <w:p>
-      <w:pPr>
+      </w:pPr>
+      <w:r>
         <w:rPr>
           <w:rFonts w:ascii="Arial" w:hAnsi="Arial" w:cs="Arial"/>
           <w:b/>
           <w:bCs/>
         </w:rPr>
-      </w:pPr>
-    </w:p>
-    <w:p>
-      <w:pPr>
-        <w:rPr>
-          <w:rFonts w:ascii="Arial" w:hAnsi="Arial" w:cs="Arial"/>
-        </w:rPr>
-      </w:pPr>
-      <w:r>
+        <w:t>[0:00 – 0:15 | 15 sec] Slide 1 — Title</w:t>
+      </w:r>
+    </w:p>
+    <w:p>
+      <w:pPr>
+        <w:rPr>
+          <w:rFonts w:ascii="Arial" w:hAnsi="Arial" w:cs="Arial"/>
+        </w:rPr>
+      </w:pPr>
+      <w:r>
+        <w:rPr>
+          <w:rFonts w:ascii="Arial" w:hAnsi="Arial" w:cs="Arial"/>
+        </w:rPr>
+        <w:t>We are CTO Group 7. Poseidon is an AI-native platform that coordinates your money across accounts — detecting risks, forecasting cashflow, and assisting action.</w:t>
+      </w:r>
+    </w:p>
+    <w:p>
+      <w:pPr>
+        <w:rPr>
+          <w:rFonts w:ascii="Arial" w:hAnsi="Arial" w:cs="Arial"/>
+        </w:rPr>
+      </w:pPr>
+      <w:r>
+        <w:rPr>
+          <w:rFonts w:ascii="Arial" w:hAnsi="Arial" w:cs="Arial"/>
+        </w:rPr>
+        <w:br/>
+      </w:r>
+    </w:p>
+    <w:p>
+      <w:pPr>
         <w:rPr>
           <w:rFonts w:ascii="Arial" w:hAnsi="Arial" w:cs="Arial"/>
           <w:b/>
           <w:bCs/>
         </w:rPr>
-        <w:t>[1:02 - 1:26 | 24 seconds] Slide 3 — Why Now</w:t>
-      </w:r>
-    </w:p>
-    <w:p>
-      <w:pPr>
-        <w:rPr>
-          <w:rFonts w:ascii="Arial" w:hAnsi="Arial" w:cs="Arial"/>
-        </w:rPr>
-      </w:pPr>
-      <w:r>
-        <w:rPr>
-          <w:rFonts w:ascii="Arial" w:hAnsi="Arial" w:cs="Arial"/>
-        </w:rPr>
-        <w:t xml:space="preserve">Three forces converged in 2025. </w:t>
+      </w:pPr>
+      <w:r>
+        <w:rPr>
+          <w:rFonts w:ascii="Arial" w:hAnsi="Arial" w:cs="Arial"/>
+          <w:b/>
+          <w:bCs/>
+        </w:rPr>
+        <w:t>[0:17 – 1:</w:t>
+      </w:r>
+      <w:r>
+        <w:rPr>
+          <w:rFonts w:ascii="Arial" w:hAnsi="Arial" w:cs="Arial"/>
+          <w:b/>
+          <w:bCs/>
+        </w:rPr>
+        <w:t>00</w:t>
+      </w:r>
+      <w:r>
+        <w:rPr>
+          <w:rFonts w:ascii="Arial" w:hAnsi="Arial" w:cs="Arial"/>
+          <w:b/>
+          <w:bCs/>
+        </w:rPr>
+        <w:t xml:space="preserve"> | </w:t>
+      </w:r>
+      <w:r>
+        <w:rPr>
+          <w:rFonts w:ascii="Arial" w:hAnsi="Arial" w:cs="Arial"/>
+          <w:b/>
+          <w:bCs/>
+        </w:rPr>
+        <w:t>4</w:t>
+      </w:r>
+      <w:r>
+        <w:rPr>
+          <w:rFonts w:ascii="Arial" w:hAnsi="Arial" w:cs="Arial"/>
+          <w:b/>
+          <w:bCs/>
+        </w:rPr>
+        <w:t>3 sec] Slide 2 — The Coordination Gap</w:t>
       </w:r>
     </w:p>
     <w:p>
@@ -148,7 +125,7 @@
         <w:pStyle w:val="ListParagraph"/>
         <w:numPr>
           <w:ilvl w:val="0"/>
-          <w:numId w:val="5"/>
+          <w:numId w:val="29"/>
         </w:numPr>
         <w:rPr>
           <w:rFonts w:ascii="Arial" w:hAnsi="Arial" w:cs="Arial"/>
@@ -158,7 +135,19 @@
         <w:rPr>
           <w:rFonts w:ascii="Arial" w:hAnsi="Arial" w:cs="Arial"/>
         </w:rPr>
-        <w:t xml:space="preserve">Data access is standardizing through Open Banking APIs and clarified regulations like GDPR and CCPA. </w:t>
+        <w:t xml:space="preserve">Here is the problem. Your money lives across </w:t>
+      </w:r>
+      <w:r>
+        <w:rPr>
+          <w:rFonts w:ascii="Arial" w:hAnsi="Arial" w:cs="Arial"/>
+        </w:rPr>
+        <w:t>multiple financial institutions, and they cann</w:t>
+      </w:r>
+      <w:r>
+        <w:rPr>
+          <w:rFonts w:ascii="Arial" w:hAnsi="Arial" w:cs="Arial"/>
+        </w:rPr>
+        <w:t>ot talk to each other. You are the manual integration layer.</w:t>
       </w:r>
     </w:p>
     <w:p>
@@ -166,7 +155,7 @@
         <w:pStyle w:val="ListParagraph"/>
         <w:numPr>
           <w:ilvl w:val="0"/>
-          <w:numId w:val="5"/>
+          <w:numId w:val="29"/>
         </w:numPr>
         <w:rPr>
           <w:rFonts w:ascii="Arial" w:hAnsi="Arial" w:cs="Arial"/>
@@ -176,7 +165,7 @@
         <w:rPr>
           <w:rFonts w:ascii="Arial" w:hAnsi="Arial" w:cs="Arial"/>
         </w:rPr>
-        <w:t xml:space="preserve">AI inference costs are dropping at least 10x per year. </w:t>
+        <w:t>Thanks to open banking initiatives, visibility is improving. But visibility alone does not solve coordination.</w:t>
       </w:r>
     </w:p>
     <w:p>
@@ -184,7 +173,7 @@
         <w:pStyle w:val="ListParagraph"/>
         <w:numPr>
           <w:ilvl w:val="0"/>
-          <w:numId w:val="5"/>
+          <w:numId w:val="29"/>
         </w:numPr>
         <w:rPr>
           <w:rFonts w:ascii="Arial" w:hAnsi="Arial" w:cs="Arial"/>
@@ -194,62 +183,19 @@
         <w:rPr>
           <w:rFonts w:ascii="Arial" w:hAnsi="Arial" w:cs="Arial"/>
         </w:rPr>
-        <w:t>And user expectations shifted from dashboards to proactive recommendations.</w:t>
-      </w:r>
-    </w:p>
-    <w:p>
-      <w:pPr>
-        <w:rPr>
-          <w:rFonts w:ascii="Arial" w:hAnsi="Arial" w:cs="Arial"/>
-        </w:rPr>
-      </w:pPr>
-      <w:r>
-        <w:rPr>
-          <w:rFonts w:ascii="Arial" w:hAnsi="Arial" w:cs="Arial"/>
-        </w:rPr>
-        <w:t>Together, these make an AI-native coordination viable for the first time.</w:t>
-      </w:r>
-    </w:p>
-    <w:p>
-      <w:pPr>
-        <w:rPr>
-          <w:rFonts w:ascii="Arial" w:hAnsi="Arial" w:cs="Arial"/>
-        </w:rPr>
-      </w:pPr>
-    </w:p>
-    <w:p>
-      <w:pPr>
-        <w:rPr>
-          <w:rFonts w:ascii="Arial" w:hAnsi="Arial" w:cs="Arial"/>
-        </w:rPr>
-      </w:pPr>
-    </w:p>
-    <w:p>
-      <w:pPr>
-        <w:rPr>
-          <w:rFonts w:ascii="Arial" w:hAnsi="Arial" w:cs="Arial"/>
-        </w:rPr>
-      </w:pPr>
-      <w:r>
-        <w:rPr>
-          <w:rFonts w:ascii="Arial" w:hAnsi="Arial" w:cs="Arial"/>
-          <w:b/>
-          <w:bCs/>
-        </w:rPr>
-        <w:t>[1:28 - 2:06 | 38 seconds] Slide 4 — Poseidon: 4 Engines</w:t>
-      </w:r>
-    </w:p>
-    <w:p>
-      <w:pPr>
-        <w:rPr>
-          <w:rFonts w:ascii="Arial" w:hAnsi="Arial" w:cs="Arial"/>
-        </w:rPr>
-      </w:pPr>
-      <w:r>
-        <w:rPr>
-          <w:rFonts w:ascii="Arial" w:hAnsi="Arial" w:cs="Arial"/>
-        </w:rPr>
-        <w:t>We designed Poseidon with governance at its core. Four engines operate as one auditable system.</w:t>
+        <w:t>Imagine payday. Salary deposits to one bank. Bills pull from another</w:t>
+      </w:r>
+      <w:r>
+        <w:rPr>
+          <w:rFonts w:ascii="Arial" w:hAnsi="Arial" w:cs="Arial"/>
+        </w:rPr>
+        <w:t xml:space="preserve"> bank</w:t>
+      </w:r>
+      <w:r>
+        <w:rPr>
+          <w:rFonts w:ascii="Arial" w:hAnsi="Arial" w:cs="Arial"/>
+        </w:rPr>
+        <w:t>. Autopay is static. Investments sit idle. You are left to manually coordinate all of these.</w:t>
       </w:r>
     </w:p>
     <w:p>
@@ -257,7 +203,7 @@
         <w:pStyle w:val="ListParagraph"/>
         <w:numPr>
           <w:ilvl w:val="0"/>
-          <w:numId w:val="6"/>
+          <w:numId w:val="29"/>
         </w:numPr>
         <w:rPr>
           <w:rFonts w:ascii="Arial" w:hAnsi="Arial" w:cs="Arial"/>
@@ -267,15 +213,146 @@
         <w:rPr>
           <w:rFonts w:ascii="Arial" w:hAnsi="Arial" w:cs="Arial"/>
         </w:rPr>
-        <w:t xml:space="preserve">PROTECT detects anomalies across your account using personalized ML models. </w:t>
-      </w:r>
+        <w:t xml:space="preserve">The real </w:t>
+      </w:r>
+      <w:r>
+        <w:rPr>
+          <w:rFonts w:ascii="Arial" w:hAnsi="Arial" w:cs="Arial"/>
+        </w:rPr>
+        <w:t xml:space="preserve">consequences </w:t>
+      </w:r>
+      <w:proofErr w:type="gramStart"/>
+      <w:r>
+        <w:rPr>
+          <w:rFonts w:ascii="Arial" w:hAnsi="Arial" w:cs="Arial"/>
+        </w:rPr>
+        <w:t>are</w:t>
+      </w:r>
+      <w:r>
+        <w:rPr>
+          <w:rFonts w:ascii="Arial" w:hAnsi="Arial" w:cs="Arial"/>
+        </w:rPr>
+        <w:t>:</w:t>
+      </w:r>
+      <w:proofErr w:type="gramEnd"/>
+      <w:r>
+        <w:rPr>
+          <w:rFonts w:ascii="Arial" w:hAnsi="Arial" w:cs="Arial"/>
+        </w:rPr>
+        <w:t xml:space="preserve"> missed timing causes overdrafts, fragmented visibility creates gaps that fraud exploits. Regulators are pressuring institutions to address both. Poseidon aims to help close this coordination gap</w:t>
+      </w:r>
+    </w:p>
+    <w:p>
+      <w:pPr>
+        <w:rPr>
+          <w:rFonts w:ascii="Arial" w:hAnsi="Arial" w:cs="Arial"/>
+        </w:rPr>
+      </w:pPr>
+    </w:p>
+    <w:p>
+      <w:pPr>
+        <w:rPr>
+          <w:rFonts w:ascii="Arial" w:hAnsi="Arial" w:cs="Arial"/>
+        </w:rPr>
+      </w:pPr>
+    </w:p>
+    <w:p>
+      <w:pPr>
+        <w:rPr>
+          <w:rFonts w:ascii="Arial" w:hAnsi="Arial" w:cs="Arial"/>
+          <w:b/>
+          <w:bCs/>
+        </w:rPr>
+      </w:pPr>
+      <w:r>
+        <w:rPr>
+          <w:rFonts w:ascii="Arial" w:hAnsi="Arial" w:cs="Arial"/>
+          <w:b/>
+          <w:bCs/>
+        </w:rPr>
+        <w:t>[1:</w:t>
+      </w:r>
+      <w:r>
+        <w:rPr>
+          <w:rFonts w:ascii="Arial" w:hAnsi="Arial" w:cs="Arial"/>
+          <w:b/>
+          <w:bCs/>
+        </w:rPr>
+        <w:t>0</w:t>
+      </w:r>
+      <w:r>
+        <w:rPr>
+          <w:rFonts w:ascii="Arial" w:hAnsi="Arial" w:cs="Arial"/>
+          <w:b/>
+          <w:bCs/>
+        </w:rPr>
+        <w:t>2 – 1:</w:t>
+      </w:r>
+      <w:r>
+        <w:rPr>
+          <w:rFonts w:ascii="Arial" w:hAnsi="Arial" w:cs="Arial"/>
+          <w:b/>
+          <w:bCs/>
+        </w:rPr>
+        <w:t>36</w:t>
+      </w:r>
+      <w:r>
+        <w:rPr>
+          <w:rFonts w:ascii="Arial" w:hAnsi="Arial" w:cs="Arial"/>
+          <w:b/>
+          <w:bCs/>
+        </w:rPr>
+        <w:t xml:space="preserve"> | 3</w:t>
+      </w:r>
+      <w:r>
+        <w:rPr>
+          <w:rFonts w:ascii="Arial" w:hAnsi="Arial" w:cs="Arial"/>
+          <w:b/>
+          <w:bCs/>
+        </w:rPr>
+        <w:t>4</w:t>
+      </w:r>
+      <w:r>
+        <w:rPr>
+          <w:rFonts w:ascii="Arial" w:hAnsi="Arial" w:cs="Arial"/>
+          <w:b/>
+          <w:bCs/>
+        </w:rPr>
+        <w:t xml:space="preserve"> sec] Slide 3 — Why Now</w:t>
+      </w:r>
+    </w:p>
+    <w:p>
+      <w:pPr>
+        <w:rPr>
+          <w:rFonts w:ascii="Arial" w:hAnsi="Arial" w:cs="Arial"/>
+        </w:rPr>
+      </w:pPr>
+      <w:r>
+        <w:rPr>
+          <w:rFonts w:ascii="Arial" w:hAnsi="Arial" w:cs="Arial"/>
+        </w:rPr>
+        <w:t>Three conditions are converging</w:t>
+      </w:r>
+      <w:r>
+        <w:rPr>
+          <w:rFonts w:ascii="Arial" w:hAnsi="Arial" w:cs="Arial"/>
+        </w:rPr>
+        <w:t xml:space="preserve"> so now is the good timing.</w:t>
+      </w:r>
+    </w:p>
+    <w:p>
+      <w:pPr>
+        <w:rPr>
+          <w:rFonts w:ascii="Arial" w:hAnsi="Arial" w:cs="Arial"/>
+        </w:rPr>
+      </w:pPr>
     </w:p>
     <w:p>
       <w:pPr>
         <w:pStyle w:val="ListParagraph"/>
         <w:numPr>
           <w:ilvl w:val="0"/>
-          <w:numId w:val="6"/>
+          <w:numId w:val="30"/>
         </w:numPr>
         <w:rPr>
           <w:rFonts w:ascii="Arial" w:hAnsi="Arial" w:cs="Arial"/>
@@ -285,7 +362,37 @@
         <w:rPr>
           <w:rFonts w:ascii="Arial" w:hAnsi="Arial" w:cs="Arial"/>
         </w:rPr>
-        <w:t xml:space="preserve">GROW forecasts cash flow and recommends portfolio improvements. </w:t>
+        <w:t xml:space="preserve">First, data access is standardizing through open banking APIs, and data processing rules are becoming clearer through </w:t>
+      </w:r>
+      <w:r>
+        <w:rPr>
+          <w:rFonts w:ascii="Arial" w:hAnsi="Arial" w:cs="Arial"/>
+        </w:rPr>
+        <w:t xml:space="preserve">for example </w:t>
+      </w:r>
+      <w:r>
+        <w:rPr>
+          <w:rFonts w:ascii="Arial" w:hAnsi="Arial" w:cs="Arial"/>
+        </w:rPr>
+        <w:t>GDPR</w:t>
+      </w:r>
+      <w:r>
+        <w:rPr>
+          <w:rFonts w:ascii="Arial" w:hAnsi="Arial" w:cs="Arial"/>
+        </w:rPr>
+        <w:t xml:space="preserve"> and</w:t>
+      </w:r>
+      <w:r>
+        <w:rPr>
+          <w:rFonts w:ascii="Arial" w:hAnsi="Arial" w:cs="Arial"/>
+        </w:rPr>
+        <w:t xml:space="preserve"> CCPA</w:t>
+      </w:r>
+      <w:r>
+        <w:rPr>
+          <w:rFonts w:ascii="Arial" w:hAnsi="Arial" w:cs="Arial"/>
+        </w:rPr>
+        <w:t>.</w:t>
       </w:r>
     </w:p>
     <w:p>
@@ -293,7 +400,7 @@
         <w:pStyle w:val="ListParagraph"/>
         <w:numPr>
           <w:ilvl w:val="0"/>
-          <w:numId w:val="6"/>
+          <w:numId w:val="30"/>
         </w:numPr>
         <w:rPr>
           <w:rFonts w:ascii="Arial" w:hAnsi="Arial" w:cs="Arial"/>
@@ -303,7 +410,7 @@
         <w:rPr>
           <w:rFonts w:ascii="Arial" w:hAnsi="Arial" w:cs="Arial"/>
         </w:rPr>
-        <w:t xml:space="preserve">EXECUTE automates actions that require your explicit approval, with reversible workflows where possible. </w:t>
+        <w:t>Second, regulators are actively pressuring institutions to reduce fraud harm and unfair fee practices.</w:t>
       </w:r>
     </w:p>
     <w:p>
@@ -311,7 +418,7 @@
         <w:pStyle w:val="ListParagraph"/>
         <w:numPr>
           <w:ilvl w:val="0"/>
-          <w:numId w:val="6"/>
+          <w:numId w:val="30"/>
         </w:numPr>
         <w:rPr>
           <w:rFonts w:ascii="Arial" w:hAnsi="Arial" w:cs="Arial"/>
@@ -321,120 +428,7 @@
         <w:rPr>
           <w:rFonts w:ascii="Arial" w:hAnsi="Arial" w:cs="Arial"/>
         </w:rPr>
-        <w:t>And GOVERN wraps everything, ensuring every AI decision is auditable.</w:t>
-      </w:r>
-    </w:p>
-    <w:p>
-      <w:pPr>
-        <w:rPr>
-          <w:rFonts w:ascii="Arial" w:hAnsi="Arial" w:cs="Arial"/>
-        </w:rPr>
-      </w:pPr>
-      <w:r>
-        <w:rPr>
-          <w:rFonts w:ascii="Arial" w:hAnsi="Arial" w:cs="Arial"/>
-        </w:rPr>
-        <w:t xml:space="preserve">The design principle: deterministic ML </w:t>
-      </w:r>
-      <w:proofErr w:type="gramStart"/>
-      <w:r>
-        <w:rPr>
-          <w:rFonts w:ascii="Arial" w:hAnsi="Arial" w:cs="Arial"/>
-        </w:rPr>
-        <w:t>models</w:t>
-      </w:r>
-      <w:proofErr w:type="gramEnd"/>
-      <w:r>
-        <w:rPr>
-          <w:rFonts w:ascii="Arial" w:hAnsi="Arial" w:cs="Arial"/>
-        </w:rPr>
-        <w:t xml:space="preserve"> compute. GenAI explains in plain English. Agents orchestrate. Humans confidently approve.</w:t>
-      </w:r>
-    </w:p>
-    <w:p>
-      <w:pPr>
-        <w:rPr>
-          <w:rFonts w:ascii="Arial" w:hAnsi="Arial" w:cs="Arial"/>
-        </w:rPr>
-      </w:pPr>
-      <w:r>
-        <w:rPr>
-          <w:rFonts w:ascii="Arial" w:hAnsi="Arial" w:cs="Arial"/>
-        </w:rPr>
-        <w:t>GenAI never invents numbers. It explains decisions based on evidence with low-temperature generation.</w:t>
-      </w:r>
-    </w:p>
-    <w:p>
-      <w:pPr>
-        <w:rPr>
-          <w:rFonts w:ascii="Arial" w:hAnsi="Arial" w:cs="Arial"/>
-        </w:rPr>
-      </w:pPr>
-    </w:p>
-    <w:p>
-      <w:pPr>
-        <w:rPr>
-          <w:rFonts w:ascii="Arial" w:hAnsi="Arial" w:cs="Arial"/>
-        </w:rPr>
-      </w:pPr>
-      <w:r>
-        <w:rPr>
-          <w:rFonts w:ascii="Arial" w:hAnsi="Arial" w:cs="Arial"/>
-          <w:b/>
-          <w:bCs/>
-        </w:rPr>
-        <w:lastRenderedPageBreak/>
-        <w:t>[2:08 - 2:19 | 11 seconds] Slide 5 — Beyond Aggregation</w:t>
-      </w:r>
-    </w:p>
-    <w:p>
-      <w:pPr>
-        <w:rPr>
-          <w:rFonts w:ascii="Arial" w:hAnsi="Arial" w:cs="Arial"/>
-        </w:rPr>
-      </w:pPr>
-      <w:r>
-        <w:rPr>
-          <w:rFonts w:ascii="Arial" w:hAnsi="Arial" w:cs="Arial"/>
-        </w:rPr>
-        <w:t>Aggregation is commoditized. Poseidon differentiates on predictive intelligence and approval-first execution with full auditability. No competitor currently offers both.</w:t>
-      </w:r>
-    </w:p>
-    <w:p>
-      <w:pPr>
-        <w:rPr>
-          <w:rFonts w:ascii="Arial" w:hAnsi="Arial" w:cs="Arial"/>
-          <w:b/>
-          <w:bCs/>
-        </w:rPr>
-      </w:pPr>
-    </w:p>
-    <w:p>
-      <w:pPr>
-        <w:rPr>
-          <w:rFonts w:ascii="Arial" w:hAnsi="Arial" w:cs="Arial"/>
-        </w:rPr>
-      </w:pPr>
-      <w:r>
-        <w:rPr>
-          <w:rFonts w:ascii="Arial" w:hAnsi="Arial" w:cs="Arial"/>
-          <w:b/>
-          <w:bCs/>
-        </w:rPr>
-        <w:t>[2:21 - 2:48 | 27 seconds] Slide 6 — Compliance-First Roadmap</w:t>
-      </w:r>
-    </w:p>
-    <w:p>
-      <w:pPr>
-        <w:rPr>
-          <w:rFonts w:ascii="Arial" w:hAnsi="Arial" w:cs="Arial"/>
-        </w:rPr>
-      </w:pPr>
-      <w:r>
-        <w:rPr>
-          <w:rFonts w:ascii="Arial" w:hAnsi="Arial" w:cs="Arial"/>
-        </w:rPr>
-        <w:t xml:space="preserve">Our roadmap is compliance-first. </w:t>
+        <w:t>Third, generative AI now enables natural-language explanation of complex financial analysis — something that was not possible at this quality until recently.</w:t>
       </w:r>
     </w:p>
     <w:p>
@@ -442,7 +436,7 @@
         <w:pStyle w:val="ListParagraph"/>
         <w:numPr>
           <w:ilvl w:val="0"/>
-          <w:numId w:val="7"/>
+          <w:numId w:val="30"/>
         </w:numPr>
         <w:rPr>
           <w:rFonts w:ascii="Arial" w:hAnsi="Arial" w:cs="Arial"/>
@@ -452,7 +446,120 @@
         <w:rPr>
           <w:rFonts w:ascii="Arial" w:hAnsi="Arial" w:cs="Arial"/>
         </w:rPr>
-        <w:t xml:space="preserve">Phase 1: bank-grade security, privacy-by-design, LLMOps/MLOps, and pilots for Protection and Growth. </w:t>
+        <w:t>Their convergence creates a window to build a trusted financial coordination layer</w:t>
+      </w:r>
+      <w:r>
+        <w:rPr>
+          <w:rFonts w:ascii="Arial" w:hAnsi="Arial" w:cs="Arial"/>
+        </w:rPr>
+        <w:t>.</w:t>
+      </w:r>
+    </w:p>
+    <w:p>
+      <w:pPr>
+        <w:rPr>
+          <w:rFonts w:ascii="Arial" w:hAnsi="Arial" w:cs="Arial"/>
+        </w:rPr>
+      </w:pPr>
+    </w:p>
+    <w:p>
+      <w:pPr>
+        <w:rPr>
+          <w:rFonts w:ascii="Arial" w:hAnsi="Arial" w:cs="Arial"/>
+        </w:rPr>
+      </w:pPr>
+    </w:p>
+    <w:p>
+      <w:pPr>
+        <w:rPr>
+          <w:rFonts w:ascii="Arial" w:hAnsi="Arial" w:cs="Arial"/>
+        </w:rPr>
+      </w:pPr>
+    </w:p>
+    <w:p>
+      <w:pPr>
+        <w:rPr>
+          <w:rFonts w:ascii="Arial" w:hAnsi="Arial" w:cs="Arial"/>
+        </w:rPr>
+      </w:pPr>
+    </w:p>
+    <w:p>
+      <w:pPr>
+        <w:rPr>
+          <w:rFonts w:ascii="Arial" w:hAnsi="Arial" w:cs="Arial"/>
+          <w:b/>
+          <w:bCs/>
+        </w:rPr>
+      </w:pPr>
+      <w:r>
+        <w:rPr>
+          <w:rFonts w:ascii="Arial" w:hAnsi="Arial" w:cs="Arial"/>
+          <w:b/>
+          <w:bCs/>
+        </w:rPr>
+        <w:lastRenderedPageBreak/>
+        <w:t>[1:</w:t>
+      </w:r>
+      <w:r>
+        <w:rPr>
+          <w:rFonts w:ascii="Arial" w:hAnsi="Arial" w:cs="Arial"/>
+          <w:b/>
+          <w:bCs/>
+        </w:rPr>
+        <w:t>38</w:t>
+      </w:r>
+      <w:r>
+        <w:rPr>
+          <w:rFonts w:ascii="Arial" w:hAnsi="Arial" w:cs="Arial"/>
+          <w:b/>
+          <w:bCs/>
+        </w:rPr>
+        <w:t xml:space="preserve"> – 2:</w:t>
+      </w:r>
+      <w:r>
+        <w:rPr>
+          <w:rFonts w:ascii="Arial" w:hAnsi="Arial" w:cs="Arial"/>
+          <w:b/>
+          <w:bCs/>
+        </w:rPr>
+        <w:t>3</w:t>
+      </w:r>
+      <w:r>
+        <w:rPr>
+          <w:rFonts w:ascii="Arial" w:hAnsi="Arial" w:cs="Arial"/>
+          <w:b/>
+          <w:bCs/>
+        </w:rPr>
+        <w:t>0 | 5</w:t>
+      </w:r>
+      <w:r>
+        <w:rPr>
+          <w:rFonts w:ascii="Arial" w:hAnsi="Arial" w:cs="Arial"/>
+          <w:b/>
+          <w:bCs/>
+        </w:rPr>
+        <w:t>2</w:t>
+      </w:r>
+      <w:r>
+        <w:rPr>
+          <w:rFonts w:ascii="Arial" w:hAnsi="Arial" w:cs="Arial"/>
+          <w:b/>
+          <w:bCs/>
+        </w:rPr>
+        <w:t xml:space="preserve"> sec] Slide 4 — Poseidon Architecture: Four Engines</w:t>
+      </w:r>
+    </w:p>
+    <w:p>
+      <w:pPr>
+        <w:rPr>
+          <w:rFonts w:ascii="Arial" w:hAnsi="Arial" w:cs="Arial"/>
+        </w:rPr>
+      </w:pPr>
+      <w:r>
+        <w:rPr>
+          <w:rFonts w:ascii="Arial" w:hAnsi="Arial" w:cs="Arial"/>
+        </w:rPr>
+        <w:t>Poseidon has four engines, wrapped by a governance engine. Every output is auditable.</w:t>
       </w:r>
     </w:p>
     <w:p>
@@ -460,7 +567,7 @@
         <w:pStyle w:val="ListParagraph"/>
         <w:numPr>
           <w:ilvl w:val="0"/>
-          <w:numId w:val="7"/>
+          <w:numId w:val="31"/>
         </w:numPr>
         <w:rPr>
           <w:rFonts w:ascii="Arial" w:hAnsi="Arial" w:cs="Arial"/>
@@ -469,8 +576,28 @@
       <w:r>
         <w:rPr>
           <w:rFonts w:ascii="Arial" w:hAnsi="Arial" w:cs="Arial"/>
-        </w:rPr>
-        <w:t xml:space="preserve">Phase 2: prove the execution engine with measurable precision and reversible workflows. </w:t>
+          <w:b/>
+          <w:bCs/>
+        </w:rPr>
+        <w:t>PROTECT</w:t>
+      </w:r>
+      <w:r>
+        <w:rPr>
+          <w:rFonts w:ascii="Arial" w:hAnsi="Arial" w:cs="Arial"/>
+        </w:rPr>
+        <w:t xml:space="preserve"> detects anomalies across your accounts using personalized machine learning models</w:t>
+      </w:r>
+      <w:r>
+        <w:rPr>
+          <w:rFonts w:ascii="Arial" w:hAnsi="Arial" w:cs="Arial"/>
+        </w:rPr>
+        <w:t xml:space="preserve">. For example, </w:t>
+      </w:r>
+      <w:r>
+        <w:rPr>
+          <w:rFonts w:ascii="Arial" w:hAnsi="Arial" w:cs="Arial"/>
+        </w:rPr>
+        <w:t>fraud detection, recurring cost increases, and duplicated subscriptions.</w:t>
       </w:r>
     </w:p>
     <w:p>
@@ -478,7 +605,7 @@
         <w:pStyle w:val="ListParagraph"/>
         <w:numPr>
           <w:ilvl w:val="0"/>
-          <w:numId w:val="7"/>
+          <w:numId w:val="31"/>
         </w:numPr>
         <w:rPr>
           <w:rFonts w:ascii="Arial" w:hAnsi="Arial" w:cs="Arial"/>
@@ -487,20 +614,28 @@
       <w:r>
         <w:rPr>
           <w:rFonts w:ascii="Arial" w:hAnsi="Arial" w:cs="Arial"/>
-        </w:rPr>
-        <w:t>Phase 3: target 1</w:t>
-      </w:r>
-      <w:r>
-        <w:rPr>
-          <w:rFonts w:ascii="Arial" w:hAnsi="Arial" w:cs="Arial"/>
-        </w:rPr>
-        <w:t>8</w:t>
-      </w:r>
-      <w:r>
-        <w:rPr>
-          <w:rFonts w:ascii="Arial" w:hAnsi="Arial" w:cs="Arial"/>
-        </w:rPr>
-        <w:t xml:space="preserve">0,000 users, 99.9% availability, and breakeven before scaling. </w:t>
+          <w:b/>
+          <w:bCs/>
+        </w:rPr>
+        <w:t>GROW</w:t>
+      </w:r>
+      <w:r>
+        <w:rPr>
+          <w:rFonts w:ascii="Arial" w:hAnsi="Arial" w:cs="Arial"/>
+        </w:rPr>
+        <w:t xml:space="preserve"> analyzes cashflow and identifies saving opportunities</w:t>
+      </w:r>
+      <w:r>
+        <w:rPr>
+          <w:rFonts w:ascii="Arial" w:hAnsi="Arial" w:cs="Arial"/>
+        </w:rPr>
+        <w:t xml:space="preserve">. For example, </w:t>
+      </w:r>
+      <w:r>
+        <w:rPr>
+          <w:rFonts w:ascii="Arial" w:hAnsi="Arial" w:cs="Arial"/>
+        </w:rPr>
+        <w:t>predicting negative balances, identifying idle cash, and providing spending pattern analysis.</w:t>
       </w:r>
     </w:p>
     <w:p>
@@ -508,28 +643,8 @@
         <w:pStyle w:val="ListParagraph"/>
         <w:numPr>
           <w:ilvl w:val="0"/>
-          <w:numId w:val="7"/>
+          <w:numId w:val="31"/>
         </w:numPr>
-        <w:rPr>
-          <w:rFonts w:ascii="Arial" w:hAnsi="Arial" w:cs="Arial"/>
-        </w:rPr>
-      </w:pPr>
-      <w:r>
-        <w:rPr>
-          <w:rFonts w:ascii="Arial" w:hAnsi="Arial" w:cs="Arial"/>
-        </w:rPr>
-        <w:t>Phases 4 and 5: expand data sources and move into B2B and white label, only after control maturity.</w:t>
-      </w:r>
-    </w:p>
-    <w:p>
-      <w:pPr>
-        <w:rPr>
-          <w:rFonts w:ascii="Arial" w:hAnsi="Arial" w:cs="Arial"/>
-        </w:rPr>
-      </w:pPr>
-    </w:p>
-    <w:p>
-      <w:pPr>
         <w:rPr>
           <w:rFonts w:ascii="Arial" w:hAnsi="Arial" w:cs="Arial"/>
         </w:rPr>
@@ -540,165 +655,54 @@
           <w:b/>
           <w:bCs/>
         </w:rPr>
-        <w:t>[2:50 - 3:34 | 44 seconds] Slide 7 — Video</w:t>
-      </w:r>
-    </w:p>
-    <w:p>
-      <w:pPr>
-        <w:rPr>
-          <w:rFonts w:ascii="Arial" w:hAnsi="Arial" w:cs="Arial"/>
-        </w:rPr>
-      </w:pPr>
-      <w:r>
-        <w:rPr>
-          <w:rFonts w:ascii="Arial" w:hAnsi="Arial" w:cs="Arial"/>
-        </w:rPr>
-        <w:t>Let's play the product video.</w:t>
-      </w:r>
-    </w:p>
-    <w:p>
-      <w:pPr>
-        <w:rPr>
-          <w:rFonts w:ascii="Arial" w:hAnsi="Arial" w:cs="Arial"/>
-        </w:rPr>
-      </w:pPr>
-      <w:r>
-        <w:rPr>
-          <w:rFonts w:ascii="Arial" w:hAnsi="Arial" w:cs="Arial"/>
-        </w:rPr>
-        <w:t>Notice how the system flags the anomaly, explains the reasoning, and waits for your approval. That is the core loop. Detect, explain, approve. Every time.</w:t>
-      </w:r>
-    </w:p>
-    <w:p>
-      <w:pPr>
-        <w:rPr>
-          <w:rFonts w:ascii="Arial" w:hAnsi="Arial" w:cs="Arial"/>
-        </w:rPr>
-      </w:pPr>
-    </w:p>
-    <w:p>
-      <w:pPr>
-        <w:rPr>
-          <w:rFonts w:ascii="Arial" w:hAnsi="Arial" w:cs="Arial"/>
-        </w:rPr>
-      </w:pPr>
+        <w:t>EXECUTE</w:t>
+      </w:r>
+      <w:r>
+        <w:rPr>
+          <w:rFonts w:ascii="Arial" w:hAnsi="Arial" w:cs="Arial"/>
+        </w:rPr>
+        <w:t xml:space="preserve"> assists action to minimize user effort — drafting inquiry emails on your behalf, or initiating fund transfers between accounts where regulation permits.</w:t>
+      </w:r>
+    </w:p>
+    <w:p>
+      <w:pPr>
+        <w:pStyle w:val="ListParagraph"/>
+        <w:numPr>
+          <w:ilvl w:val="0"/>
+          <w:numId w:val="31"/>
+        </w:numPr>
+        <w:rPr>
+          <w:rFonts w:ascii="Arial" w:hAnsi="Arial" w:cs="Arial"/>
+        </w:rPr>
+      </w:pPr>
+      <w:r>
+        <w:rPr>
+          <w:rFonts w:ascii="Arial" w:hAnsi="Arial" w:cs="Arial"/>
+        </w:rPr>
+        <w:t xml:space="preserve">Wrapping all three is a </w:t>
+      </w:r>
       <w:r>
         <w:rPr>
           <w:rFonts w:ascii="Arial" w:hAnsi="Arial" w:cs="Arial"/>
           <w:b/>
           <w:bCs/>
         </w:rPr>
-        <w:t>[3:36 - 4:02 | 26 seconds] Slide 8 — Business Model</w:t>
-      </w:r>
-    </w:p>
-    <w:p>
-      <w:pPr>
-        <w:rPr>
-          <w:rFonts w:ascii="Arial" w:hAnsi="Arial" w:cs="Arial"/>
-        </w:rPr>
-      </w:pPr>
-      <w:r>
-        <w:rPr>
-          <w:rFonts w:ascii="Arial" w:hAnsi="Arial" w:cs="Arial"/>
-        </w:rPr>
-        <w:t>We use AI coding agents internally, which significantly lowers development cost. That allows subscriptions starting at $7.99 while maintaining 77% gross margins. Still, customer value exceeds cost by over 4.3x.</w:t>
-      </w:r>
-    </w:p>
-    <w:p>
-      <w:pPr>
-        <w:rPr>
-          <w:rFonts w:ascii="Arial" w:hAnsi="Arial" w:cs="Arial"/>
-        </w:rPr>
-      </w:pPr>
-      <w:r>
-        <w:rPr>
-          <w:rFonts w:ascii="Arial" w:hAnsi="Arial" w:cs="Arial"/>
-        </w:rPr>
-        <w:t xml:space="preserve">In our base scenario, operational breakeven is at Month 12, capital payback at Month </w:t>
-      </w:r>
-      <w:r>
-        <w:rPr>
-          <w:rFonts w:ascii="Arial" w:hAnsi="Arial" w:cs="Arial"/>
-        </w:rPr>
-        <w:t>21</w:t>
-      </w:r>
-      <w:r>
-        <w:rPr>
-          <w:rFonts w:ascii="Arial" w:hAnsi="Arial" w:cs="Arial"/>
-        </w:rPr>
-        <w:t xml:space="preserve">. </w:t>
-      </w:r>
-    </w:p>
-    <w:p>
-      <w:pPr>
-        <w:rPr>
-          <w:rFonts w:ascii="Arial" w:hAnsi="Arial" w:cs="Arial"/>
-        </w:rPr>
-      </w:pPr>
-      <w:r>
-        <w:rPr>
-          <w:rFonts w:ascii="Arial" w:hAnsi="Arial" w:cs="Arial"/>
-        </w:rPr>
-        <w:t xml:space="preserve">Even </w:t>
-      </w:r>
-      <w:r>
-        <w:rPr>
-          <w:rFonts w:ascii="Arial" w:hAnsi="Arial" w:cs="Arial"/>
-        </w:rPr>
-        <w:t>conservative case</w:t>
-      </w:r>
-      <w:r>
-        <w:rPr>
-          <w:rFonts w:ascii="Arial" w:hAnsi="Arial" w:cs="Arial"/>
-        </w:rPr>
-        <w:t xml:space="preserve">, with </w:t>
-      </w:r>
-      <w:r>
-        <w:rPr>
-          <w:rFonts w:ascii="Arial" w:hAnsi="Arial" w:cs="Arial"/>
-        </w:rPr>
-        <w:t>2.0</w:t>
-      </w:r>
-      <w:r>
-        <w:rPr>
-          <w:rFonts w:ascii="Arial" w:hAnsi="Arial" w:cs="Arial"/>
-        </w:rPr>
-        <w:t xml:space="preserve">% conversion and </w:t>
-      </w:r>
-      <w:r>
-        <w:rPr>
-          <w:rFonts w:ascii="Arial" w:hAnsi="Arial" w:cs="Arial"/>
-        </w:rPr>
-        <w:t>7</w:t>
-      </w:r>
-      <w:r>
-        <w:rPr>
-          <w:rFonts w:ascii="Arial" w:hAnsi="Arial" w:cs="Arial"/>
-        </w:rPr>
-        <w:t xml:space="preserve">% churn, payback occurs </w:t>
-      </w:r>
-      <w:r>
-        <w:rPr>
-          <w:rFonts w:ascii="Arial" w:hAnsi="Arial" w:cs="Arial"/>
-        </w:rPr>
-        <w:t>at Month 32</w:t>
-      </w:r>
-      <w:r>
-        <w:rPr>
-          <w:rFonts w:ascii="Arial" w:hAnsi="Arial" w:cs="Arial"/>
-        </w:rPr>
-        <w:t>.</w:t>
-      </w:r>
-    </w:p>
-    <w:p>
-      <w:pPr>
-        <w:rPr>
-          <w:rFonts w:ascii="Arial" w:hAnsi="Arial" w:cs="Arial"/>
-        </w:rPr>
-      </w:pPr>
-    </w:p>
-    <w:p>
-      <w:pPr>
+        <w:t>governance engine</w:t>
+      </w:r>
+      <w:r>
+        <w:rPr>
+          <w:rFonts w:ascii="Arial" w:hAnsi="Arial" w:cs="Arial"/>
+        </w:rPr>
+        <w:t>. Every recommendation and every detection can be audited with evidence.</w:t>
+      </w:r>
+    </w:p>
+    <w:p>
+      <w:pPr>
+        <w:pStyle w:val="ListParagraph"/>
+        <w:numPr>
+          <w:ilvl w:val="0"/>
+          <w:numId w:val="31"/>
+        </w:numPr>
         <w:rPr>
           <w:rFonts w:ascii="Arial" w:hAnsi="Arial" w:cs="Arial"/>
         </w:rPr>
@@ -709,21 +713,21 @@
           <w:b/>
           <w:bCs/>
         </w:rPr>
-        <w:t>[4:04 - 4:15 | 11 seconds] Slide 9 — Strategy Summary</w:t>
-      </w:r>
-    </w:p>
-    <w:p>
-      <w:pPr>
-        <w:rPr>
-          <w:rFonts w:ascii="Arial" w:hAnsi="Arial" w:cs="Arial"/>
-        </w:rPr>
-      </w:pPr>
-      <w:r>
-        <w:rPr>
-          <w:rFonts w:ascii="Arial" w:hAnsi="Arial" w:cs="Arial"/>
-        </w:rPr>
-        <w:t>Poseidon is the trusted platform where AI coordination serves human financial wellbeing. Every decision auditable. Every execution human-in-the-loop.</w:t>
-      </w:r>
+        <w:t>Our design rule</w:t>
+      </w:r>
+      <w:r>
+        <w:rPr>
+          <w:rFonts w:ascii="Arial" w:hAnsi="Arial" w:cs="Arial"/>
+        </w:rPr>
+        <w:t>: deterministic ML models compute the numbers. Generative AI explains them in plain language. GenAI never invents numbers. It translates evidence at low temperature</w:t>
+      </w:r>
+    </w:p>
+    <w:p>
+      <w:pPr>
+        <w:rPr>
+          <w:rFonts w:ascii="Arial" w:hAnsi="Arial" w:cs="Arial"/>
+        </w:rPr>
+      </w:pPr>
     </w:p>
     <w:p>
       <w:pPr>
@@ -733,67 +737,1108 @@
           <w:bCs/>
         </w:rPr>
       </w:pPr>
-    </w:p>
-    <w:p>
-      <w:pPr>
-        <w:rPr>
-          <w:rFonts w:ascii="Arial" w:hAnsi="Arial" w:cs="Arial"/>
-        </w:rPr>
-      </w:pPr>
       <w:r>
         <w:rPr>
           <w:rFonts w:ascii="Arial" w:hAnsi="Arial" w:cs="Arial"/>
           <w:b/>
           <w:bCs/>
         </w:rPr>
-        <w:t>[4:17 - 4:32 | 15 seconds] Slide 10 — Team</w:t>
-      </w:r>
-    </w:p>
-    <w:p>
-      <w:pPr>
-        <w:rPr>
-          <w:rFonts w:ascii="Arial" w:hAnsi="Arial" w:cs="Arial"/>
-        </w:rPr>
-      </w:pPr>
-      <w:r>
-        <w:rPr>
-          <w:rFonts w:ascii="Arial" w:hAnsi="Arial" w:cs="Arial"/>
-        </w:rPr>
-        <w:t>The CTO program was tough and totally worth it. It pushed us to build something real. The prototype is live, accessible through the QR code on screen.</w:t>
-      </w:r>
-    </w:p>
-    <w:p>
-      <w:pPr>
-        <w:rPr>
-          <w:rFonts w:ascii="Arial" w:hAnsi="Arial" w:cs="Arial"/>
-        </w:rPr>
-      </w:pPr>
-      <w:r>
-        <w:rPr>
-          <w:rFonts w:ascii="Arial" w:hAnsi="Arial" w:cs="Arial"/>
-        </w:rPr>
-        <w:t>Thank you very much. We are happy to take any questions.</w:t>
-      </w:r>
-    </w:p>
-    <w:p>
-      <w:pPr>
-        <w:rPr>
-          <w:rFonts w:ascii="Arial" w:hAnsi="Arial" w:cs="Arial"/>
-        </w:rPr>
-      </w:pPr>
-      <w:r>
-        <w:rPr>
-          <w:rFonts w:ascii="Arial" w:hAnsi="Arial" w:cs="Arial"/>
-        </w:rPr>
-        <w:br w:type="page"/>
-      </w:r>
-    </w:p>
-    <w:p>
-      <w:pPr>
+        <w:t>[2:</w:t>
+      </w:r>
+      <w:r>
         <w:rPr>
           <w:rFonts w:ascii="Arial" w:hAnsi="Arial" w:cs="Arial"/>
           <w:b/>
           <w:bCs/>
+        </w:rPr>
+        <w:t>32</w:t>
+      </w:r>
+      <w:r>
+        <w:rPr>
+          <w:rFonts w:ascii="Arial" w:hAnsi="Arial" w:cs="Arial"/>
+          <w:b/>
+          <w:bCs/>
+        </w:rPr>
+        <w:t xml:space="preserve"> – </w:t>
+      </w:r>
+      <w:r>
+        <w:rPr>
+          <w:rFonts w:ascii="Arial" w:hAnsi="Arial" w:cs="Arial"/>
+          <w:b/>
+          <w:bCs/>
+        </w:rPr>
+        <w:t>2</w:t>
+      </w:r>
+      <w:r>
+        <w:rPr>
+          <w:rFonts w:ascii="Arial" w:hAnsi="Arial" w:cs="Arial"/>
+          <w:b/>
+          <w:bCs/>
+        </w:rPr>
+        <w:t>:</w:t>
+      </w:r>
+      <w:r>
+        <w:rPr>
+          <w:rFonts w:ascii="Arial" w:hAnsi="Arial" w:cs="Arial"/>
+          <w:b/>
+          <w:bCs/>
+        </w:rPr>
+        <w:t>44</w:t>
+      </w:r>
+      <w:r>
+        <w:rPr>
+          <w:rFonts w:ascii="Arial" w:hAnsi="Arial" w:cs="Arial"/>
+          <w:b/>
+          <w:bCs/>
+        </w:rPr>
+        <w:t xml:space="preserve"> | 1</w:t>
+      </w:r>
+      <w:r>
+        <w:rPr>
+          <w:rFonts w:ascii="Arial" w:hAnsi="Arial" w:cs="Arial"/>
+          <w:b/>
+          <w:bCs/>
+        </w:rPr>
+        <w:t>2</w:t>
+      </w:r>
+      <w:r>
+        <w:rPr>
+          <w:rFonts w:ascii="Arial" w:hAnsi="Arial" w:cs="Arial"/>
+          <w:b/>
+          <w:bCs/>
+        </w:rPr>
+        <w:t xml:space="preserve"> sec] Slide 5 — Beyond Aggregation</w:t>
+      </w:r>
+    </w:p>
+    <w:p>
+      <w:pPr>
+        <w:rPr>
+          <w:rFonts w:ascii="Arial" w:hAnsi="Arial" w:cs="Arial"/>
+        </w:rPr>
+      </w:pPr>
+      <w:r>
+        <w:rPr>
+          <w:rFonts w:ascii="Arial" w:hAnsi="Arial" w:cs="Arial"/>
+        </w:rPr>
+        <w:t>Fintechs and major banks now a</w:t>
+      </w:r>
+      <w:r>
+        <w:rPr>
+          <w:rFonts w:ascii="Arial" w:hAnsi="Arial" w:cs="Arial"/>
+        </w:rPr>
+        <w:t>ggregat</w:t>
+      </w:r>
+      <w:r>
+        <w:rPr>
+          <w:rFonts w:ascii="Arial" w:hAnsi="Arial" w:cs="Arial"/>
+        </w:rPr>
+        <w:t>e and</w:t>
+      </w:r>
+      <w:r>
+        <w:rPr>
+          <w:rFonts w:ascii="Arial" w:hAnsi="Arial" w:cs="Arial"/>
+        </w:rPr>
+        <w:t xml:space="preserve"> show your money. </w:t>
+      </w:r>
+    </w:p>
+    <w:p>
+      <w:pPr>
+        <w:rPr>
+          <w:rFonts w:ascii="Arial" w:hAnsi="Arial" w:cs="Arial"/>
+        </w:rPr>
+      </w:pPr>
+      <w:r>
+        <w:rPr>
+          <w:rFonts w:ascii="Arial" w:hAnsi="Arial" w:cs="Arial"/>
+        </w:rPr>
+        <w:t xml:space="preserve">In addition to that, </w:t>
+      </w:r>
+      <w:r>
+        <w:rPr>
+          <w:rFonts w:ascii="Arial" w:hAnsi="Arial" w:cs="Arial"/>
+        </w:rPr>
+        <w:t>Poseidon coordinates it</w:t>
+      </w:r>
+      <w:r>
+        <w:rPr>
+          <w:rFonts w:ascii="Arial" w:hAnsi="Arial" w:cs="Arial"/>
+        </w:rPr>
+        <w:t xml:space="preserve"> </w:t>
+      </w:r>
+      <w:r>
+        <w:rPr>
+          <w:rFonts w:ascii="Arial" w:hAnsi="Arial" w:cs="Arial"/>
+        </w:rPr>
+        <w:t>through predictive intelligence, plain-language explanation, and execution assistance.</w:t>
+      </w:r>
+    </w:p>
+    <w:p>
+      <w:pPr>
+        <w:rPr>
+          <w:rFonts w:ascii="Arial" w:hAnsi="Arial" w:cs="Arial"/>
+        </w:rPr>
+      </w:pPr>
+    </w:p>
+    <w:p>
+      <w:pPr>
+        <w:rPr>
+          <w:rFonts w:ascii="Arial" w:hAnsi="Arial" w:cs="Arial"/>
+          <w:b/>
+          <w:bCs/>
+        </w:rPr>
+      </w:pPr>
+      <w:r>
+        <w:rPr>
+          <w:rFonts w:ascii="Arial" w:hAnsi="Arial" w:cs="Arial"/>
+          <w:b/>
+          <w:bCs/>
+        </w:rPr>
+        <w:t>[2:46</w:t>
+      </w:r>
+      <w:r>
+        <w:rPr>
+          <w:rFonts w:ascii="Arial" w:hAnsi="Arial" w:cs="Arial"/>
+          <w:b/>
+          <w:bCs/>
+        </w:rPr>
+        <w:t xml:space="preserve"> – 3:</w:t>
+      </w:r>
+      <w:r>
+        <w:rPr>
+          <w:rFonts w:ascii="Arial" w:hAnsi="Arial" w:cs="Arial"/>
+          <w:b/>
+          <w:bCs/>
+        </w:rPr>
+        <w:t>2</w:t>
+      </w:r>
+      <w:r>
+        <w:rPr>
+          <w:rFonts w:ascii="Arial" w:hAnsi="Arial" w:cs="Arial"/>
+          <w:b/>
+          <w:bCs/>
+        </w:rPr>
+        <w:t>8 | 4</w:t>
+      </w:r>
+      <w:r>
+        <w:rPr>
+          <w:rFonts w:ascii="Arial" w:hAnsi="Arial" w:cs="Arial"/>
+          <w:b/>
+          <w:bCs/>
+        </w:rPr>
+        <w:t>2</w:t>
+      </w:r>
+      <w:r>
+        <w:rPr>
+          <w:rFonts w:ascii="Arial" w:hAnsi="Arial" w:cs="Arial"/>
+          <w:b/>
+          <w:bCs/>
+        </w:rPr>
+        <w:t xml:space="preserve"> sec] Slide 6 — Compliance-First Roadmap</w:t>
+      </w:r>
+    </w:p>
+    <w:p>
+      <w:pPr>
+        <w:rPr>
+          <w:rFonts w:ascii="Arial" w:hAnsi="Arial" w:cs="Arial"/>
+        </w:rPr>
+      </w:pPr>
+      <w:r>
+        <w:rPr>
+          <w:rFonts w:ascii="Arial" w:hAnsi="Arial" w:cs="Arial"/>
+        </w:rPr>
+        <w:t>Our roadmap is compliance-first, with a phased approach.</w:t>
+      </w:r>
+    </w:p>
+    <w:p>
+      <w:pPr>
+        <w:pStyle w:val="ListParagraph"/>
+        <w:numPr>
+          <w:ilvl w:val="0"/>
+          <w:numId w:val="32"/>
+        </w:numPr>
+        <w:rPr>
+          <w:rFonts w:ascii="Arial" w:hAnsi="Arial" w:cs="Arial"/>
+        </w:rPr>
+      </w:pPr>
+      <w:r>
+        <w:rPr>
+          <w:rFonts w:ascii="Arial" w:hAnsi="Arial" w:cs="Arial"/>
+        </w:rPr>
+        <w:t xml:space="preserve">In </w:t>
+      </w:r>
+      <w:r>
+        <w:rPr>
+          <w:rFonts w:ascii="Arial" w:hAnsi="Arial" w:cs="Arial"/>
+          <w:b/>
+          <w:bCs/>
+        </w:rPr>
+        <w:t>Phase 1</w:t>
+      </w:r>
+      <w:r>
+        <w:rPr>
+          <w:rFonts w:ascii="Arial" w:hAnsi="Arial" w:cs="Arial"/>
+        </w:rPr>
+        <w:t>, we build the compliance foundation</w:t>
+      </w:r>
+      <w:r>
+        <w:rPr>
+          <w:rFonts w:ascii="Arial" w:hAnsi="Arial" w:cs="Arial"/>
+        </w:rPr>
+        <w:t xml:space="preserve">. For </w:t>
+      </w:r>
+      <w:proofErr w:type="gramStart"/>
+      <w:r>
+        <w:rPr>
+          <w:rFonts w:ascii="Arial" w:hAnsi="Arial" w:cs="Arial"/>
+        </w:rPr>
+        <w:t>example</w:t>
+      </w:r>
+      <w:proofErr w:type="gramEnd"/>
+      <w:r>
+        <w:rPr>
+          <w:rFonts w:ascii="Arial" w:hAnsi="Arial" w:cs="Arial"/>
+        </w:rPr>
+        <w:t xml:space="preserve"> bank-grade security </w:t>
+      </w:r>
+      <w:r>
+        <w:rPr>
+          <w:rFonts w:ascii="Arial" w:hAnsi="Arial" w:cs="Arial"/>
+        </w:rPr>
+        <w:t xml:space="preserve">and </w:t>
+      </w:r>
+      <w:r>
+        <w:rPr>
+          <w:rFonts w:ascii="Arial" w:hAnsi="Arial" w:cs="Arial"/>
+        </w:rPr>
+        <w:t xml:space="preserve">controls, LLMOps and MLOps, and model management. We pilot PROTECT and GROW with safe, general guidance only. Investment recommendations require regulatory </w:t>
+      </w:r>
+      <w:proofErr w:type="gramStart"/>
+      <w:r>
+        <w:rPr>
+          <w:rFonts w:ascii="Arial" w:hAnsi="Arial" w:cs="Arial"/>
+        </w:rPr>
+        <w:t>approval</w:t>
+      </w:r>
+      <w:proofErr w:type="gramEnd"/>
+      <w:r>
+        <w:rPr>
+          <w:rFonts w:ascii="Arial" w:hAnsi="Arial" w:cs="Arial"/>
+        </w:rPr>
+        <w:t xml:space="preserve"> so we </w:t>
+      </w:r>
+      <w:r>
+        <w:rPr>
+          <w:rFonts w:ascii="Arial" w:hAnsi="Arial" w:cs="Arial"/>
+        </w:rPr>
+        <w:t xml:space="preserve">plan in a later phase. Throughout Phase 1, we conduct independent third-party assessment and refine the business </w:t>
+      </w:r>
+      <w:r>
+        <w:rPr>
+          <w:rFonts w:ascii="Arial" w:hAnsi="Arial" w:cs="Arial"/>
+        </w:rPr>
+        <w:t>strategy</w:t>
+      </w:r>
+      <w:r>
+        <w:rPr>
+          <w:rFonts w:ascii="Arial" w:hAnsi="Arial" w:cs="Arial"/>
+        </w:rPr>
+        <w:t xml:space="preserve"> based on results.</w:t>
+      </w:r>
+    </w:p>
+    <w:p>
+      <w:pPr>
+        <w:pStyle w:val="ListParagraph"/>
+        <w:numPr>
+          <w:ilvl w:val="0"/>
+          <w:numId w:val="32"/>
+        </w:numPr>
+        <w:rPr>
+          <w:rFonts w:ascii="Arial" w:hAnsi="Arial" w:cs="Arial"/>
+        </w:rPr>
+      </w:pPr>
+      <w:r>
+        <w:rPr>
+          <w:rFonts w:ascii="Arial" w:hAnsi="Arial" w:cs="Arial"/>
+        </w:rPr>
+        <w:t xml:space="preserve">In </w:t>
+      </w:r>
+      <w:r>
+        <w:rPr>
+          <w:rFonts w:ascii="Arial" w:hAnsi="Arial" w:cs="Arial"/>
+          <w:b/>
+          <w:bCs/>
+        </w:rPr>
+        <w:t>Phase 2</w:t>
+      </w:r>
+      <w:r>
+        <w:rPr>
+          <w:rFonts w:ascii="Arial" w:hAnsi="Arial" w:cs="Arial"/>
+        </w:rPr>
+        <w:t>, we develop the EXECUTE engine and launch a minimum viable product.</w:t>
+      </w:r>
+    </w:p>
+    <w:p>
+      <w:pPr>
+        <w:pStyle w:val="ListParagraph"/>
+        <w:numPr>
+          <w:ilvl w:val="0"/>
+          <w:numId w:val="32"/>
+        </w:numPr>
+        <w:rPr>
+          <w:rFonts w:ascii="Arial" w:hAnsi="Arial" w:cs="Arial"/>
+        </w:rPr>
+      </w:pPr>
+      <w:r>
+        <w:rPr>
+          <w:rFonts w:ascii="Arial" w:hAnsi="Arial" w:cs="Arial"/>
+        </w:rPr>
+        <w:t xml:space="preserve">In </w:t>
+      </w:r>
+      <w:r>
+        <w:rPr>
+          <w:rFonts w:ascii="Arial" w:hAnsi="Arial" w:cs="Arial"/>
+          <w:b/>
+          <w:bCs/>
+        </w:rPr>
+        <w:t>Phases 3 and 4</w:t>
+      </w:r>
+      <w:r>
+        <w:rPr>
+          <w:rFonts w:ascii="Arial" w:hAnsi="Arial" w:cs="Arial"/>
+        </w:rPr>
+        <w:t xml:space="preserve">, we stabilize the business, target breakeven, and </w:t>
+      </w:r>
+      <w:r>
+        <w:rPr>
+          <w:rFonts w:ascii="Arial" w:hAnsi="Arial" w:cs="Arial"/>
+        </w:rPr>
+        <w:t>target</w:t>
+      </w:r>
+      <w:r>
+        <w:rPr>
+          <w:rFonts w:ascii="Arial" w:hAnsi="Arial" w:cs="Arial"/>
+        </w:rPr>
+        <w:t xml:space="preserve"> deeper advisory capabilities as regulatory clearance is achieved.</w:t>
+      </w:r>
+    </w:p>
+    <w:p>
+      <w:pPr>
+        <w:pStyle w:val="ListParagraph"/>
+        <w:numPr>
+          <w:ilvl w:val="0"/>
+          <w:numId w:val="32"/>
+        </w:numPr>
+        <w:rPr>
+          <w:rFonts w:ascii="Arial" w:hAnsi="Arial" w:cs="Arial" w:hint="eastAsia"/>
+        </w:rPr>
+      </w:pPr>
+      <w:r>
+        <w:rPr>
+          <w:rFonts w:ascii="Arial" w:hAnsi="Arial" w:cs="Arial"/>
+        </w:rPr>
+        <w:t>Throughout the PJ, we prioritize trust. That’s why we will prioritize “Recall” not to dismiss critical alert</w:t>
+      </w:r>
+      <w:r>
+        <w:rPr>
+          <w:rFonts w:ascii="Arial" w:hAnsi="Arial" w:cs="Arial"/>
+        </w:rPr>
+        <w:t>s</w:t>
+      </w:r>
+      <w:r>
+        <w:rPr>
+          <w:rFonts w:ascii="Arial" w:hAnsi="Arial" w:cs="Arial"/>
+        </w:rPr>
+        <w:t>. We will balance recall, false positive, and precision throughout MLOps operation.</w:t>
+      </w:r>
+    </w:p>
+    <w:p>
+      <w:pPr>
+        <w:numPr>
+          <w:ilvl w:val="0"/>
+          <w:numId w:val="32"/>
+        </w:numPr>
+        <w:autoSpaceDE w:val="0"/>
+        <w:autoSpaceDN w:val="0"/>
+        <w:adjustRightInd w:val="0"/>
+        <w:rPr>
+          <w:rFonts w:ascii="Meiryo UI" w:eastAsia="Meiryo UI" w:hAnsi="Meiryo UI" w:cs="AppleSystemUIFont"/>
+          <w:sz w:val="20"/>
+          <w:szCs w:val="20"/>
+          <w14:ligatures w14:val="standardContextual"/>
+        </w:rPr>
+      </w:pPr>
+      <w:r>
+        <w:rPr>
+          <w:rFonts w:ascii="Meiryo UI" w:eastAsia="Meiryo UI" w:hAnsi="Meiryo UI" w:cs="AppleSystemUIFont"/>
+          <w:sz w:val="20"/>
+          <w:szCs w:val="20"/>
+          <w14:ligatures w14:val="standardContextual"/>
+        </w:rPr>
+        <w:lastRenderedPageBreak/>
+        <w:t>Recall</w:t>
+      </w:r>
+      <w:r>
+        <w:rPr>
+          <w:rFonts w:ascii="Meiryo UI" w:eastAsia="Meiryo UI" w:hAnsi="Meiryo UI" w:cs="AppleSystemUIFont"/>
+          <w:sz w:val="20"/>
+          <w:szCs w:val="20"/>
+          <w14:ligatures w14:val="standardContextual"/>
+        </w:rPr>
+        <w:t>:</w:t>
+      </w:r>
+      <w:r>
+        <w:rPr>
+          <w:rFonts w:ascii="Meiryo UI" w:eastAsia="Meiryo UI" w:hAnsi="Meiryo UI" w:cs="AppleExternalUIFontJapanese-W4" w:hint="eastAsia"/>
+          <w:sz w:val="20"/>
+          <w:szCs w:val="20"/>
+          <w14:ligatures w14:val="standardContextual"/>
+        </w:rPr>
+        <w:t xml:space="preserve"> </w:t>
+      </w:r>
+      <w:r>
+        <w:rPr>
+          <w:rFonts w:ascii="Meiryo UI" w:eastAsia="Meiryo UI" w:hAnsi="Meiryo UI" w:cs="AppleExternalUIFontJapanese-W4" w:hint="eastAsia"/>
+          <w:sz w:val="20"/>
+          <w:szCs w:val="20"/>
+          <w14:ligatures w14:val="standardContextual"/>
+        </w:rPr>
+        <w:t>「実際に陽性であるもののうち、モデルが正しく陽性と判定できた割合」</w:t>
+      </w:r>
+      <w:r>
+        <w:rPr>
+          <w:rFonts w:ascii="Meiryo UI" w:eastAsia="Meiryo UI" w:hAnsi="Meiryo UI" w:cs="AppleExternalUIFontJapanese-W6" w:hint="eastAsia"/>
+          <w:sz w:val="20"/>
+          <w:szCs w:val="20"/>
+          <w14:ligatures w14:val="standardContextual"/>
+        </w:rPr>
+        <w:t xml:space="preserve">　</w:t>
+      </w:r>
+      <w:r>
+        <w:rPr>
+          <w:rFonts w:ascii="Meiryo UI" w:eastAsia="Meiryo UI" w:hAnsi="Meiryo UI" w:cs="AppleSystemUIFont"/>
+          <w:sz w:val="20"/>
+          <w:szCs w:val="20"/>
+          <w14:ligatures w14:val="standardContextual"/>
+        </w:rPr>
+        <w:t>→Fraud</w:t>
+      </w:r>
+      <w:r>
+        <w:rPr>
+          <w:rFonts w:ascii="Meiryo UI" w:eastAsia="Meiryo UI" w:hAnsi="Meiryo UI" w:cs="AppleExternalUIFontJapanese-W6" w:hint="eastAsia"/>
+          <w:sz w:val="20"/>
+          <w:szCs w:val="20"/>
+          <w14:ligatures w14:val="standardContextual"/>
+        </w:rPr>
+        <w:t>判定では重要なので</w:t>
+      </w:r>
+      <w:r>
+        <w:rPr>
+          <w:rFonts w:ascii="Meiryo UI" w:eastAsia="Meiryo UI" w:hAnsi="Meiryo UI" w:cs="AppleSystemUIFont"/>
+          <w:sz w:val="20"/>
+          <w:szCs w:val="20"/>
+          <w14:ligatures w14:val="standardContextual"/>
+        </w:rPr>
+        <w:t>Prioritize</w:t>
+      </w:r>
+    </w:p>
+    <w:p>
+      <w:pPr>
+        <w:numPr>
+          <w:ilvl w:val="0"/>
+          <w:numId w:val="32"/>
+        </w:numPr>
+        <w:autoSpaceDE w:val="0"/>
+        <w:autoSpaceDN w:val="0"/>
+        <w:adjustRightInd w:val="0"/>
+        <w:rPr>
+          <w:rFonts w:ascii="Meiryo UI" w:eastAsia="Meiryo UI" w:hAnsi="Meiryo UI" w:cs="AppleSystemUIFont"/>
+          <w:sz w:val="20"/>
+          <w:szCs w:val="20"/>
+          <w14:ligatures w14:val="standardContextual"/>
+        </w:rPr>
+      </w:pPr>
+      <w:r>
+        <w:rPr>
+          <w:rFonts w:ascii="Meiryo UI" w:eastAsia="Meiryo UI" w:hAnsi="Meiryo UI" w:cs="AppleSystemUIFont"/>
+          <w:sz w:val="20"/>
+          <w:szCs w:val="20"/>
+          <w14:ligatures w14:val="standardContextual"/>
+        </w:rPr>
+        <w:t>Precision</w:t>
+      </w:r>
+      <w:r>
+        <w:rPr>
+          <w:rFonts w:ascii="Meiryo UI" w:eastAsia="Meiryo UI" w:hAnsi="Meiryo UI" w:cs="AppleSystemUIFont"/>
+          <w:sz w:val="20"/>
+          <w:szCs w:val="20"/>
+          <w14:ligatures w14:val="standardContextual"/>
+        </w:rPr>
+        <w:t xml:space="preserve">: </w:t>
+      </w:r>
+      <w:r>
+        <w:rPr>
+          <w:rFonts w:ascii="Meiryo UI" w:eastAsia="Meiryo UI" w:hAnsi="Meiryo UI" w:cs="AppleSystemUIFont"/>
+          <w:sz w:val="20"/>
+          <w:szCs w:val="20"/>
+          <w14:ligatures w14:val="standardContextual"/>
+        </w:rPr>
+        <w:t>「モデルが“陽性”と判定したもののうち、実際に正しかった割合」　→　UXに影響するので重要もPriorityはRecall</w:t>
+      </w:r>
+    </w:p>
+    <w:p>
+      <w:pPr>
+        <w:numPr>
+          <w:ilvl w:val="0"/>
+          <w:numId w:val="32"/>
+        </w:numPr>
+        <w:autoSpaceDE w:val="0"/>
+        <w:autoSpaceDN w:val="0"/>
+        <w:adjustRightInd w:val="0"/>
+        <w:rPr>
+          <w:rFonts w:ascii="Arial" w:hAnsi="Arial" w:cs="Arial" w:hint="eastAsia"/>
+        </w:rPr>
+      </w:pPr>
+      <w:r>
+        <w:rPr>
+          <w:rFonts w:ascii="Meiryo UI" w:eastAsia="Meiryo UI" w:hAnsi="Meiryo UI" w:cs="AppleSystemUIFont"/>
+          <w:sz w:val="20"/>
+          <w:szCs w:val="20"/>
+          <w14:ligatures w14:val="standardContextual"/>
+        </w:rPr>
+        <w:t>False Positive</w:t>
+      </w:r>
+      <w:r>
+        <w:rPr>
+          <w:rFonts w:ascii="Meiryo UI" w:eastAsia="Meiryo UI" w:hAnsi="Meiryo UI" w:cs="AppleSystemUIFont"/>
+          <w:sz w:val="20"/>
+          <w:szCs w:val="20"/>
+          <w14:ligatures w14:val="standardContextual"/>
+        </w:rPr>
+        <w:t xml:space="preserve">: </w:t>
+      </w:r>
+      <w:r>
+        <w:rPr>
+          <w:rFonts w:ascii="Meiryo UI" w:eastAsia="Meiryo UI" w:hAnsi="Meiryo UI" w:cs="AppleSystemUIFont"/>
+          <w:sz w:val="20"/>
+          <w:szCs w:val="20"/>
+          <w14:ligatures w14:val="standardContextual"/>
+        </w:rPr>
+        <w:t>「本当は陰性なのに、モデルが誤って陽性にし</w:t>
+      </w:r>
+      <w:r>
+        <w:rPr>
+          <w:rFonts w:ascii="Meiryo UI" w:eastAsia="Meiryo UI" w:hAnsi="Meiryo UI" w:cs="AppleSystemUIFont" w:hint="eastAsia"/>
+          <w:sz w:val="20"/>
+          <w:szCs w:val="20"/>
+          <w14:ligatures w14:val="standardContextual"/>
+        </w:rPr>
+        <w:t>た割合</w:t>
+      </w:r>
+      <w:r>
+        <w:rPr>
+          <w:rFonts w:ascii="Meiryo UI" w:eastAsia="Meiryo UI" w:hAnsi="Meiryo UI" w:cs="AppleSystemUIFont"/>
+          <w:sz w:val="20"/>
+          <w:szCs w:val="20"/>
+          <w14:ligatures w14:val="standardContextual"/>
+        </w:rPr>
+        <w:t>」　→ユーザがYes/Noを入力可能でありPriorityはRecall。</w:t>
+      </w:r>
+    </w:p>
+    <w:p>
+      <w:pPr>
+        <w:rPr>
+          <w:rFonts w:ascii="Arial" w:hAnsi="Arial" w:cs="Arial"/>
+        </w:rPr>
+      </w:pPr>
+    </w:p>
+    <w:p>
+      <w:pPr>
+        <w:rPr>
+          <w:rFonts w:ascii="Arial" w:hAnsi="Arial" w:cs="Arial"/>
+        </w:rPr>
+      </w:pPr>
+    </w:p>
+    <w:p>
+      <w:pPr>
+        <w:rPr>
+          <w:rFonts w:ascii="Arial" w:hAnsi="Arial" w:cs="Arial"/>
+        </w:rPr>
+      </w:pPr>
+    </w:p>
+    <w:p>
+      <w:pPr>
+        <w:rPr>
+          <w:rFonts w:ascii="Arial" w:hAnsi="Arial" w:cs="Arial"/>
+          <w:b/>
+          <w:bCs/>
+        </w:rPr>
+      </w:pPr>
+      <w:r>
+        <w:rPr>
+          <w:rFonts w:ascii="Arial" w:hAnsi="Arial" w:cs="Arial"/>
+          <w:b/>
+          <w:bCs/>
+        </w:rPr>
+        <w:t>[</w:t>
+      </w:r>
+      <w:r>
+        <w:rPr>
+          <w:rFonts w:ascii="Arial" w:hAnsi="Arial" w:cs="Arial"/>
+          <w:b/>
+          <w:bCs/>
+        </w:rPr>
+        <w:t>3</w:t>
+      </w:r>
+      <w:r>
+        <w:rPr>
+          <w:rFonts w:ascii="Arial" w:hAnsi="Arial" w:cs="Arial"/>
+          <w:b/>
+          <w:bCs/>
+        </w:rPr>
+        <w:t>:</w:t>
+      </w:r>
+      <w:r>
+        <w:rPr>
+          <w:rFonts w:ascii="Arial" w:hAnsi="Arial" w:cs="Arial"/>
+          <w:b/>
+          <w:bCs/>
+        </w:rPr>
+        <w:t>3</w:t>
+      </w:r>
+      <w:r>
+        <w:rPr>
+          <w:rFonts w:ascii="Arial" w:hAnsi="Arial" w:cs="Arial"/>
+          <w:b/>
+          <w:bCs/>
+        </w:rPr>
+        <w:t xml:space="preserve">0 – </w:t>
+      </w:r>
+      <w:r>
+        <w:rPr>
+          <w:rFonts w:ascii="Arial" w:hAnsi="Arial" w:cs="Arial"/>
+          <w:b/>
+          <w:bCs/>
+        </w:rPr>
+        <w:t>3</w:t>
+      </w:r>
+      <w:r>
+        <w:rPr>
+          <w:rFonts w:ascii="Arial" w:hAnsi="Arial" w:cs="Arial"/>
+          <w:b/>
+          <w:bCs/>
+        </w:rPr>
+        <w:t>:</w:t>
+      </w:r>
+      <w:r>
+        <w:rPr>
+          <w:rFonts w:ascii="Arial" w:hAnsi="Arial" w:cs="Arial"/>
+          <w:b/>
+          <w:bCs/>
+        </w:rPr>
+        <w:t>56</w:t>
+      </w:r>
+      <w:r>
+        <w:rPr>
+          <w:rFonts w:ascii="Arial" w:hAnsi="Arial" w:cs="Arial"/>
+          <w:b/>
+          <w:bCs/>
+        </w:rPr>
+        <w:t xml:space="preserve"> | </w:t>
+      </w:r>
+      <w:r>
+        <w:rPr>
+          <w:rFonts w:ascii="Arial" w:hAnsi="Arial" w:cs="Arial"/>
+          <w:b/>
+          <w:bCs/>
+        </w:rPr>
+        <w:t>26</w:t>
+      </w:r>
+      <w:r>
+        <w:rPr>
+          <w:rFonts w:ascii="Arial" w:hAnsi="Arial" w:cs="Arial"/>
+          <w:b/>
+          <w:bCs/>
+        </w:rPr>
+        <w:t xml:space="preserve"> sec] Slide 7 — Summary</w:t>
+      </w:r>
+    </w:p>
+    <w:p>
+      <w:pPr>
+        <w:rPr>
+          <w:rFonts w:ascii="Arial" w:hAnsi="Arial" w:cs="Arial"/>
+        </w:rPr>
+      </w:pPr>
+    </w:p>
+    <w:p>
+      <w:pPr>
+        <w:rPr>
+          <w:rFonts w:ascii="Arial" w:hAnsi="Arial" w:cs="Arial"/>
+        </w:rPr>
+      </w:pPr>
+      <w:r>
+        <w:rPr>
+          <w:rFonts w:ascii="Arial" w:hAnsi="Arial" w:cs="Arial"/>
+        </w:rPr>
+        <w:t>To summarize</w:t>
+      </w:r>
+      <w:r>
+        <w:rPr>
+          <w:rFonts w:ascii="Arial" w:hAnsi="Arial" w:cs="Arial"/>
+        </w:rPr>
+        <w:t xml:space="preserve">, </w:t>
+      </w:r>
+    </w:p>
+    <w:p>
+      <w:pPr>
+        <w:pStyle w:val="ListParagraph"/>
+        <w:numPr>
+          <w:ilvl w:val="0"/>
+          <w:numId w:val="33"/>
+        </w:numPr>
+        <w:rPr>
+          <w:rFonts w:ascii="Arial" w:hAnsi="Arial" w:cs="Arial"/>
+        </w:rPr>
+      </w:pPr>
+      <w:r>
+        <w:rPr>
+          <w:rFonts w:ascii="Arial" w:hAnsi="Arial" w:cs="Arial"/>
+        </w:rPr>
+        <w:t xml:space="preserve">The coordination gap is real: consumers manually manage money across fragmented </w:t>
+      </w:r>
+      <w:r>
+        <w:rPr>
+          <w:rFonts w:ascii="Arial" w:hAnsi="Arial" w:cs="Arial"/>
+        </w:rPr>
+        <w:t>accounts</w:t>
+      </w:r>
+      <w:r>
+        <w:rPr>
+          <w:rFonts w:ascii="Arial" w:hAnsi="Arial" w:cs="Arial"/>
+        </w:rPr>
+        <w:t xml:space="preserve">, </w:t>
+      </w:r>
+      <w:r>
+        <w:rPr>
+          <w:rFonts w:ascii="Arial" w:hAnsi="Arial" w:cs="Arial"/>
+        </w:rPr>
+        <w:t xml:space="preserve">part of that </w:t>
+      </w:r>
+      <w:r>
+        <w:rPr>
+          <w:rFonts w:ascii="Arial" w:hAnsi="Arial" w:cs="Arial"/>
+        </w:rPr>
+        <w:t xml:space="preserve">leading to fees, </w:t>
+      </w:r>
+      <w:r>
+        <w:rPr>
+          <w:rFonts w:ascii="Arial" w:hAnsi="Arial" w:cs="Arial"/>
+        </w:rPr>
+        <w:t xml:space="preserve">late </w:t>
+      </w:r>
+      <w:r>
+        <w:rPr>
+          <w:rFonts w:ascii="Arial" w:hAnsi="Arial" w:cs="Arial"/>
+        </w:rPr>
+        <w:t xml:space="preserve">fraud </w:t>
+      </w:r>
+      <w:r>
+        <w:rPr>
+          <w:rFonts w:ascii="Arial" w:hAnsi="Arial" w:cs="Arial"/>
+        </w:rPr>
+        <w:t>detection</w:t>
+      </w:r>
+      <w:r>
+        <w:rPr>
+          <w:rFonts w:ascii="Arial" w:hAnsi="Arial" w:cs="Arial"/>
+        </w:rPr>
+        <w:t>, and missed opportunities.</w:t>
+      </w:r>
+    </w:p>
+    <w:p>
+      <w:pPr>
+        <w:pStyle w:val="ListParagraph"/>
+        <w:numPr>
+          <w:ilvl w:val="0"/>
+          <w:numId w:val="33"/>
+        </w:numPr>
+        <w:rPr>
+          <w:rFonts w:ascii="Arial" w:hAnsi="Arial" w:cs="Arial"/>
+        </w:rPr>
+      </w:pPr>
+      <w:r>
+        <w:rPr>
+          <w:rFonts w:ascii="Arial" w:hAnsi="Arial" w:cs="Arial"/>
+        </w:rPr>
+        <w:t xml:space="preserve">Poseidon addresses this with four engines — PROTECT, GROW, EXECUTE, and GOVERN — under a compliance-first architecture. </w:t>
+      </w:r>
+    </w:p>
+    <w:p>
+      <w:pPr>
+        <w:rPr>
+          <w:rFonts w:ascii="Arial" w:hAnsi="Arial" w:cs="Arial"/>
+        </w:rPr>
+      </w:pPr>
+    </w:p>
+    <w:p>
+      <w:pPr>
+        <w:rPr>
+          <w:rFonts w:ascii="Arial" w:hAnsi="Arial" w:cs="Arial"/>
+        </w:rPr>
+      </w:pPr>
+    </w:p>
+    <w:p>
+      <w:pPr>
+        <w:rPr>
+          <w:rFonts w:ascii="Arial" w:hAnsi="Arial" w:cs="Arial"/>
+        </w:rPr>
+      </w:pPr>
+    </w:p>
+    <w:p>
+      <w:pPr>
+        <w:rPr>
+          <w:rFonts w:ascii="Arial" w:hAnsi="Arial" w:cs="Arial"/>
+          <w:b/>
+          <w:bCs/>
+        </w:rPr>
+      </w:pPr>
+      <w:r>
+        <w:rPr>
+          <w:rFonts w:ascii="Arial" w:hAnsi="Arial" w:cs="Arial"/>
+          <w:b/>
+          <w:bCs/>
+        </w:rPr>
+        <w:t>[</w:t>
+      </w:r>
+      <w:r>
+        <w:rPr>
+          <w:rFonts w:ascii="Arial" w:hAnsi="Arial" w:cs="Arial"/>
+          <w:b/>
+          <w:bCs/>
+        </w:rPr>
+        <w:t>3</w:t>
+      </w:r>
+      <w:r>
+        <w:rPr>
+          <w:rFonts w:ascii="Arial" w:hAnsi="Arial" w:cs="Arial"/>
+          <w:b/>
+          <w:bCs/>
+        </w:rPr>
+        <w:t>:</w:t>
+      </w:r>
+      <w:r>
+        <w:rPr>
+          <w:rFonts w:ascii="Arial" w:hAnsi="Arial" w:cs="Arial"/>
+          <w:b/>
+          <w:bCs/>
+        </w:rPr>
+        <w:t>58</w:t>
+      </w:r>
+      <w:r>
+        <w:rPr>
+          <w:rFonts w:ascii="Arial" w:hAnsi="Arial" w:cs="Arial"/>
+          <w:b/>
+          <w:bCs/>
+        </w:rPr>
+        <w:t xml:space="preserve"> – </w:t>
+      </w:r>
+      <w:r>
+        <w:rPr>
+          <w:rFonts w:ascii="Arial" w:hAnsi="Arial" w:cs="Arial"/>
+          <w:b/>
+          <w:bCs/>
+        </w:rPr>
+        <w:t>4</w:t>
+      </w:r>
+      <w:r>
+        <w:rPr>
+          <w:rFonts w:ascii="Arial" w:hAnsi="Arial" w:cs="Arial"/>
+          <w:b/>
+          <w:bCs/>
+        </w:rPr>
+        <w:t>:</w:t>
+      </w:r>
+      <w:r>
+        <w:rPr>
+          <w:rFonts w:ascii="Arial" w:hAnsi="Arial" w:cs="Arial"/>
+          <w:b/>
+          <w:bCs/>
+        </w:rPr>
+        <w:t>2</w:t>
+      </w:r>
+      <w:r>
+        <w:rPr>
+          <w:rFonts w:ascii="Arial" w:hAnsi="Arial" w:cs="Arial"/>
+          <w:b/>
+          <w:bCs/>
+        </w:rPr>
+        <w:t>0 | 2</w:t>
+      </w:r>
+      <w:r>
+        <w:rPr>
+          <w:rFonts w:ascii="Arial" w:hAnsi="Arial" w:cs="Arial"/>
+          <w:b/>
+          <w:bCs/>
+        </w:rPr>
+        <w:t>2</w:t>
+      </w:r>
+      <w:r>
+        <w:rPr>
+          <w:rFonts w:ascii="Arial" w:hAnsi="Arial" w:cs="Arial"/>
+          <w:b/>
+          <w:bCs/>
+        </w:rPr>
+        <w:t xml:space="preserve"> sec] Slide 8 — Reflection</w:t>
+      </w:r>
+    </w:p>
+    <w:p>
+      <w:pPr>
+        <w:pStyle w:val="ListParagraph"/>
+        <w:numPr>
+          <w:ilvl w:val="0"/>
+          <w:numId w:val="34"/>
+        </w:numPr>
+        <w:rPr>
+          <w:rFonts w:ascii="Arial" w:hAnsi="Arial" w:cs="Arial"/>
+        </w:rPr>
+      </w:pPr>
+      <w:r>
+        <w:rPr>
+          <w:rFonts w:ascii="Arial" w:hAnsi="Arial" w:cs="Arial"/>
+        </w:rPr>
+        <w:t>The CTO program was tough, and entirely worth it.</w:t>
+      </w:r>
+    </w:p>
+    <w:p>
+      <w:pPr>
+        <w:pStyle w:val="ListParagraph"/>
+        <w:numPr>
+          <w:ilvl w:val="0"/>
+          <w:numId w:val="34"/>
+        </w:numPr>
+        <w:rPr>
+          <w:rFonts w:ascii="Arial" w:hAnsi="Arial" w:cs="Arial"/>
+        </w:rPr>
+      </w:pPr>
+      <w:r>
+        <w:rPr>
+          <w:rFonts w:ascii="Arial" w:hAnsi="Arial" w:cs="Arial"/>
+        </w:rPr>
+        <w:t xml:space="preserve">Through Poseidon, we </w:t>
+      </w:r>
+      <w:r>
+        <w:rPr>
+          <w:rFonts w:ascii="Arial" w:hAnsi="Arial" w:cs="Arial"/>
+        </w:rPr>
+        <w:t xml:space="preserve">explored what is possible with recent technology in consumer finance. This is </w:t>
+      </w:r>
+      <w:r>
+        <w:rPr>
+          <w:rFonts w:ascii="Arial" w:hAnsi="Arial" w:cs="Arial"/>
+        </w:rPr>
+        <w:t xml:space="preserve">very </w:t>
+      </w:r>
+      <w:r>
+        <w:rPr>
+          <w:rFonts w:ascii="Arial" w:hAnsi="Arial" w:cs="Arial"/>
+        </w:rPr>
+        <w:t>complicated and difficult project, but there must be a benefit</w:t>
+      </w:r>
+      <w:r>
+        <w:rPr>
+          <w:rFonts w:ascii="Arial" w:hAnsi="Arial" w:cs="Arial"/>
+        </w:rPr>
+        <w:t xml:space="preserve"> to customers.</w:t>
+      </w:r>
+      <w:r>
+        <w:rPr>
+          <w:rFonts w:ascii="Arial" w:hAnsi="Arial" w:cs="Arial"/>
+        </w:rPr>
+        <w:t xml:space="preserve"> </w:t>
+      </w:r>
+      <w:proofErr w:type="gramStart"/>
+      <w:r>
+        <w:rPr>
+          <w:rFonts w:ascii="Arial" w:hAnsi="Arial" w:cs="Arial"/>
+        </w:rPr>
+        <w:t>So</w:t>
+      </w:r>
+      <w:proofErr w:type="gramEnd"/>
+      <w:r>
+        <w:rPr>
+          <w:rFonts w:ascii="Arial" w:hAnsi="Arial" w:cs="Arial"/>
+        </w:rPr>
+        <w:t xml:space="preserve"> we wanted to challenge this issue.</w:t>
+      </w:r>
+    </w:p>
+    <w:p>
+      <w:pPr>
+        <w:pStyle w:val="ListParagraph"/>
+        <w:numPr>
+          <w:ilvl w:val="0"/>
+          <w:numId w:val="34"/>
+        </w:numPr>
+        <w:rPr>
+          <w:rFonts w:ascii="Arial" w:hAnsi="Arial" w:cs="Arial"/>
+        </w:rPr>
+      </w:pPr>
+      <w:r>
+        <w:rPr>
+          <w:rFonts w:ascii="Arial" w:hAnsi="Arial" w:cs="Arial"/>
+        </w:rPr>
+        <w:t>We developed a part of prototype system. So please feel free to try.</w:t>
+      </w:r>
+    </w:p>
+    <w:p>
+      <w:pPr>
+        <w:rPr>
+          <w:rFonts w:ascii="Arial" w:hAnsi="Arial" w:cs="Arial"/>
+        </w:rPr>
+      </w:pPr>
+    </w:p>
+    <w:p>
+      <w:pPr>
+        <w:rPr>
+          <w:rFonts w:ascii="Arial" w:hAnsi="Arial" w:cs="Arial"/>
+        </w:rPr>
+      </w:pPr>
+      <w:r>
+        <w:rPr>
+          <w:rFonts w:ascii="Arial" w:hAnsi="Arial" w:cs="Arial"/>
+        </w:rPr>
+        <w:t>Thank you.</w:t>
+      </w:r>
+    </w:p>
+    <w:p>
+      <w:pPr>
+        <w:rPr>
+          <w:rFonts w:ascii="Arial" w:hAnsi="Arial" w:cs="Arial"/>
+        </w:rPr>
+      </w:pPr>
+    </w:p>
+    <w:p>
+      <w:pPr>
+        <w:rPr>
+          <w:rFonts w:ascii="Arial" w:hAnsi="Arial" w:cs="Arial"/>
+        </w:rPr>
+      </w:pPr>
+    </w:p>
+    <w:p>
+      <w:pPr>
+        <w:rPr>
+          <w:rFonts w:ascii="Arial" w:hAnsi="Arial" w:cs="Arial"/>
+        </w:rPr>
+      </w:pPr>
+      <w:r>
+        <w:rPr>
+          <w:rFonts w:ascii="Arial" w:hAnsi="Arial" w:cs="Arial"/>
+        </w:rPr>
+        <w:br w:type="page"/>
+      </w:r>
+    </w:p>
+    <w:p>
+      <w:pPr>
+        <w:rPr>
+          <w:rFonts w:ascii="Arial" w:hAnsi="Arial" w:cs="Arial"/>
           <w:sz w:val="36"/>
           <w:szCs w:val="36"/>
         </w:rPr>
@@ -801,8 +1846,6 @@
       <w:r>
         <w:rPr>
           <w:rFonts w:ascii="Arial" w:hAnsi="Arial" w:cs="Arial"/>
-          <w:b/>
-          <w:bCs/>
           <w:sz w:val="36"/>
           <w:szCs w:val="36"/>
         </w:rPr>
@@ -814,53 +1857,18 @@
       <w:pPr>
         <w:rPr>
           <w:rFonts w:ascii="Arial" w:hAnsi="Arial" w:cs="Arial"/>
-          <w:b/>
-          <w:bCs/>
-          <w:sz w:val="36"/>
-          <w:szCs w:val="36"/>
-        </w:rPr>
-      </w:pPr>
-    </w:p>
-    <w:p>
-      <w:pPr>
-        <w:rPr>
-          <w:rFonts w:ascii="Arial" w:hAnsi="Arial" w:cs="Arial"/>
-          <w:b/>
-          <w:bCs/>
-          <w:sz w:val="36"/>
-          <w:szCs w:val="36"/>
-        </w:rPr>
-      </w:pPr>
-      <w:r>
-        <w:rPr>
-          <w:rFonts w:ascii="Arial" w:hAnsi="Arial" w:cs="Arial"/>
-          <w:b/>
-          <w:bCs/>
-          <w:sz w:val="36"/>
-          <w:szCs w:val="36"/>
-          <w:highlight w:val="yellow"/>
-        </w:rPr>
-        <w:t>RISK</w:t>
-      </w:r>
-    </w:p>
-    <w:p>
-      <w:pPr>
-        <w:rPr>
-          <w:rFonts w:ascii="Arial" w:hAnsi="Arial" w:cs="Arial"/>
-        </w:rPr>
-      </w:pPr>
-    </w:p>
-    <w:p>
-      <w:pPr>
-        <w:rPr>
-          <w:rFonts w:ascii="Arial" w:hAnsi="Arial" w:cs="Arial"/>
-        </w:rPr>
-      </w:pPr>
-      <w:r>
-        <w:rPr>
-          <w:rFonts w:ascii="Arial" w:hAnsi="Arial" w:cs="Arial"/>
-          <w:b/>
-          <w:bCs/>
+        </w:rPr>
+      </w:pPr>
+    </w:p>
+    <w:p>
+      <w:pPr>
+        <w:rPr>
+          <w:rFonts w:ascii="Arial" w:hAnsi="Arial" w:cs="Arial"/>
+        </w:rPr>
+      </w:pPr>
+      <w:r>
+        <w:rPr>
+          <w:rFonts w:ascii="Arial" w:hAnsi="Arial" w:cs="Arial"/>
           <w:sz w:val="32"/>
           <w:szCs w:val="32"/>
         </w:rPr>
@@ -876,8 +1884,6 @@
       <w:r>
         <w:rPr>
           <w:rFonts w:ascii="Arial" w:hAnsi="Arial" w:cs="Arial"/>
-          <w:b/>
-          <w:bCs/>
         </w:rPr>
         <w:t>Q1 — Business Model: Your base case assumes 3.5% free-to-paid conversion and 5% churn. What is the source benchmark?</w:t>
       </w:r>
@@ -910,31 +1916,7 @@
         <w:rPr>
           <w:rFonts w:ascii="Arial" w:hAnsi="Arial" w:cs="Arial"/>
         </w:rPr>
-        <w:t xml:space="preserve">Our model’s </w:t>
-      </w:r>
-      <w:r>
-        <w:rPr>
-          <w:rFonts w:ascii="Arial" w:hAnsi="Arial" w:cs="Arial"/>
-        </w:rPr>
-        <w:t>value-to-cost ratio of 4.3x</w:t>
-      </w:r>
-      <w:r>
-        <w:rPr>
-          <w:rFonts w:ascii="Arial" w:hAnsi="Arial" w:cs="Arial"/>
-        </w:rPr>
-        <w:t>.</w:t>
-      </w:r>
-      <w:r>
-        <w:rPr>
-          <w:rFonts w:ascii="Arial" w:hAnsi="Arial" w:cs="Arial"/>
-        </w:rPr>
-        <w:t xml:space="preserve"> i.e. users save approximately $34/month on a $7.99 subscription. </w:t>
-      </w:r>
-      <w:r>
-        <w:rPr>
-          <w:rFonts w:ascii="Arial" w:hAnsi="Arial" w:cs="Arial"/>
-        </w:rPr>
-        <w:t xml:space="preserve">3.5% is conservative figure. </w:t>
+        <w:t xml:space="preserve">Our model’s value-to-cost ratio of 4.3x. i.e. users save approximately $34/month on a $7.99 subscription. 3.5% is conservative figure. </w:t>
       </w:r>
     </w:p>
     <w:p>
@@ -1091,14 +2073,12 @@
     <w:p>
       <w:pPr>
         <w:rPr>
-          <w:rFonts w:ascii="Arial" w:hAnsi="Arial" w:cs="Arial" w:hint="eastAsia"/>
-        </w:rPr>
-      </w:pPr>
-      <w:r>
-        <w:rPr>
-          <w:rFonts w:ascii="Arial" w:hAnsi="Arial" w:cs="Arial"/>
-          <w:b/>
-          <w:bCs/>
+          <w:rFonts w:ascii="Arial" w:hAnsi="Arial" w:cs="Arial"/>
+        </w:rPr>
+      </w:pPr>
+      <w:r>
+        <w:rPr>
+          <w:rFonts w:ascii="Arial" w:hAnsi="Arial" w:cs="Arial"/>
         </w:rPr>
         <w:t>Q2 — Business Model: What is your customer acquisition cost? I see no CAC, no channel strategy, no go-to-market funnel.</w:t>
       </w:r>
@@ -1152,8 +2132,6 @@
       <w:r>
         <w:rPr>
           <w:rFonts w:ascii="Arial" w:hAnsi="Arial" w:cs="Arial"/>
-          <w:b/>
-          <w:bCs/>
         </w:rPr>
         <w:t>Q3 — Business Model: Decompose the 77% gross margin. What is in COGS? Where does GenAI inference cost appear?</w:t>
       </w:r>
@@ -1231,6 +2209,7 @@
         <w:rPr>
           <w:rFonts w:ascii="Arial" w:hAnsi="Arial" w:cs="Arial"/>
         </w:rPr>
+        <w:lastRenderedPageBreak/>
         <w:t xml:space="preserve">aggregator API fees (Plaid/MX per-connection costs), </w:t>
       </w:r>
     </w:p>
@@ -1255,19 +2234,7 @@
         <w:rPr>
           <w:rFonts w:ascii="Arial" w:hAnsi="Arial" w:cs="Arial"/>
         </w:rPr>
-        <w:t xml:space="preserve">.   </w:t>
-      </w:r>
-      <w:r>
-        <w:rPr>
-          <w:rFonts w:ascii="Arial" w:hAnsi="Arial" w:cs="Arial"/>
-        </w:rPr>
-        <w:t>LLM is restricted to explanation generation only</w:t>
-      </w:r>
-      <w:r>
-        <w:rPr>
-          <w:rFonts w:ascii="Arial" w:hAnsi="Arial" w:cs="Arial"/>
-        </w:rPr>
-        <w:t xml:space="preserve"> </w:t>
+        <w:t xml:space="preserve">.   LLM is restricted to explanation generation only </w:t>
       </w:r>
     </w:p>
     <w:p>
@@ -1338,15 +2305,11 @@
         <w:pStyle w:val="ListParagraph"/>
         <w:rPr>
           <w:rFonts w:ascii="Arial" w:hAnsi="Arial" w:cs="Arial"/>
-          <w:b/>
-          <w:bCs/>
-        </w:rPr>
-      </w:pPr>
-      <w:r>
-        <w:rPr>
-          <w:rFonts w:ascii="Arial" w:hAnsi="Arial" w:cs="Arial"/>
-          <w:b/>
-          <w:bCs/>
+        </w:rPr>
+      </w:pPr>
+      <w:r>
+        <w:rPr>
+          <w:rFonts w:ascii="Arial" w:hAnsi="Arial" w:cs="Arial"/>
         </w:rPr>
         <w:t>1. COGS — Per-User Variable Costs</w:t>
       </w:r>
@@ -1367,9 +2330,9 @@
         <w:tblLook w:val="04A0" w:firstRow="1" w:lastRow="0" w:firstColumn="1" w:lastColumn="0" w:noHBand="0" w:noVBand="1"/>
       </w:tblPr>
       <w:tblGrid>
-        <w:gridCol w:w="2652"/>
-        <w:gridCol w:w="3220"/>
-        <w:gridCol w:w="3218"/>
+        <w:gridCol w:w="2826"/>
+        <w:gridCol w:w="3126"/>
+        <w:gridCol w:w="3138"/>
       </w:tblGrid>
       <w:tr>
         <w:trPr>
@@ -1393,15 +2356,11 @@
               <w:pStyle w:val="ListParagraph"/>
               <w:rPr>
                 <w:rFonts w:ascii="Arial" w:hAnsi="Arial" w:cs="Arial"/>
-                <w:b/>
-                <w:bCs/>
               </w:rPr>
             </w:pPr>
             <w:r>
               <w:rPr>
                 <w:rFonts w:ascii="Arial" w:hAnsi="Arial" w:cs="Arial"/>
-                <w:b/>
-                <w:bCs/>
               </w:rPr>
               <w:t>Component</w:t>
             </w:r>
@@ -1425,23 +2384,17 @@
               <w:pStyle w:val="ListParagraph"/>
               <w:rPr>
                 <w:rFonts w:ascii="Arial" w:hAnsi="Arial" w:cs="Arial"/>
-                <w:b/>
-                <w:bCs/>
               </w:rPr>
             </w:pPr>
             <w:r>
               <w:rPr>
                 <w:rFonts w:ascii="Arial" w:hAnsi="Arial" w:cs="Arial"/>
-                <w:b/>
-                <w:bCs/>
               </w:rPr>
               <w:t>Paid Users (</w:t>
             </w:r>
             <w:r>
               <w:rPr>
                 <w:rFonts w:ascii="Arial" w:hAnsi="Arial" w:cs="Arial"/>
-                <w:b/>
-                <w:bCs/>
                 <w:highlight w:val="yellow"/>
               </w:rPr>
               <w:t>$2.00/</w:t>
@@ -1450,8 +2403,6 @@
             <w:r>
               <w:rPr>
                 <w:rFonts w:ascii="Arial" w:hAnsi="Arial" w:cs="Arial"/>
-                <w:b/>
-                <w:bCs/>
                 <w:highlight w:val="yellow"/>
               </w:rPr>
               <w:t>mo</w:t>
@@ -1460,8 +2411,6 @@
             <w:r>
               <w:rPr>
                 <w:rFonts w:ascii="Arial" w:hAnsi="Arial" w:cs="Arial"/>
-                <w:b/>
-                <w:bCs/>
               </w:rPr>
               <w:t>)</w:t>
             </w:r>
@@ -1485,15 +2434,11 @@
               <w:pStyle w:val="ListParagraph"/>
               <w:rPr>
                 <w:rFonts w:ascii="Arial" w:hAnsi="Arial" w:cs="Arial"/>
-                <w:b/>
-                <w:bCs/>
               </w:rPr>
             </w:pPr>
             <w:r>
               <w:rPr>
                 <w:rFonts w:ascii="Arial" w:hAnsi="Arial" w:cs="Arial"/>
-                <w:b/>
-                <w:bCs/>
               </w:rPr>
               <w:t>Free Users ($0.15/</w:t>
             </w:r>
@@ -1501,8 +2446,6 @@
             <w:r>
               <w:rPr>
                 <w:rFonts w:ascii="Arial" w:hAnsi="Arial" w:cs="Arial"/>
-                <w:b/>
-                <w:bCs/>
               </w:rPr>
               <w:t>mo</w:t>
             </w:r>
@@ -1510,8 +2453,6 @@
             <w:r>
               <w:rPr>
                 <w:rFonts w:ascii="Arial" w:hAnsi="Arial" w:cs="Arial"/>
-                <w:b/>
-                <w:bCs/>
               </w:rPr>
               <w:t>)</w:t>
             </w:r>
@@ -1700,8 +2641,6 @@
             <w:r>
               <w:rPr>
                 <w:rFonts w:ascii="Arial" w:hAnsi="Arial" w:cs="Arial"/>
-                <w:b/>
-                <w:bCs/>
               </w:rPr>
               <w:t>GenAI inference (explanations only)</w:t>
             </w:r>
@@ -1728,8 +2667,6 @@
             <w:r>
               <w:rPr>
                 <w:rFonts w:ascii="Arial" w:hAnsi="Arial" w:cs="Arial"/>
-                <w:b/>
-                <w:bCs/>
               </w:rPr>
               <w:t>~$1.20</w:t>
             </w:r>
@@ -1857,15 +2794,11 @@
         <w:pStyle w:val="ListParagraph"/>
         <w:rPr>
           <w:rFonts w:ascii="Arial" w:hAnsi="Arial" w:cs="Arial"/>
-          <w:b/>
-          <w:bCs/>
-        </w:rPr>
-      </w:pPr>
-      <w:r>
-        <w:rPr>
-          <w:rFonts w:ascii="Arial" w:hAnsi="Arial" w:cs="Arial"/>
-          <w:b/>
-          <w:bCs/>
+        </w:rPr>
+      </w:pPr>
+      <w:r>
+        <w:rPr>
+          <w:rFonts w:ascii="Arial" w:hAnsi="Arial" w:cs="Arial"/>
         </w:rPr>
         <w:t>2. Headcount (100% Remote)</w:t>
       </w:r>
@@ -1886,10 +2819,10 @@
         <w:tblLook w:val="04A0" w:firstRow="1" w:lastRow="0" w:firstColumn="1" w:lastColumn="0" w:noHBand="0" w:noVBand="1"/>
       </w:tblPr>
       <w:tblGrid>
-        <w:gridCol w:w="2179"/>
-        <w:gridCol w:w="2088"/>
-        <w:gridCol w:w="1780"/>
-        <w:gridCol w:w="3043"/>
+        <w:gridCol w:w="2222"/>
+        <w:gridCol w:w="2130"/>
+        <w:gridCol w:w="1798"/>
+        <w:gridCol w:w="2940"/>
       </w:tblGrid>
       <w:tr>
         <w:trPr>
@@ -1913,15 +2846,11 @@
               <w:pStyle w:val="ListParagraph"/>
               <w:rPr>
                 <w:rFonts w:ascii="Arial" w:hAnsi="Arial" w:cs="Arial"/>
-                <w:b/>
-                <w:bCs/>
               </w:rPr>
             </w:pPr>
             <w:r>
               <w:rPr>
                 <w:rFonts w:ascii="Arial" w:hAnsi="Arial" w:cs="Arial"/>
-                <w:b/>
-                <w:bCs/>
               </w:rPr>
               <w:t>Phase</w:t>
             </w:r>
@@ -1945,15 +2874,11 @@
               <w:pStyle w:val="ListParagraph"/>
               <w:rPr>
                 <w:rFonts w:ascii="Arial" w:hAnsi="Arial" w:cs="Arial"/>
-                <w:b/>
-                <w:bCs/>
               </w:rPr>
             </w:pPr>
             <w:r>
               <w:rPr>
                 <w:rFonts w:ascii="Arial" w:hAnsi="Arial" w:cs="Arial"/>
-                <w:b/>
-                <w:bCs/>
               </w:rPr>
               <w:t>Period</w:t>
             </w:r>
@@ -1977,15 +2902,11 @@
               <w:pStyle w:val="ListParagraph"/>
               <w:rPr>
                 <w:rFonts w:ascii="Arial" w:hAnsi="Arial" w:cs="Arial"/>
-                <w:b/>
-                <w:bCs/>
               </w:rPr>
             </w:pPr>
             <w:r>
               <w:rPr>
                 <w:rFonts w:ascii="Arial" w:hAnsi="Arial" w:cs="Arial"/>
-                <w:b/>
-                <w:bCs/>
               </w:rPr>
               <w:t>FTEs</w:t>
             </w:r>
@@ -2009,15 +2930,11 @@
               <w:pStyle w:val="ListParagraph"/>
               <w:rPr>
                 <w:rFonts w:ascii="Arial" w:hAnsi="Arial" w:cs="Arial"/>
-                <w:b/>
-                <w:bCs/>
               </w:rPr>
             </w:pPr>
             <w:r>
               <w:rPr>
                 <w:rFonts w:ascii="Arial" w:hAnsi="Arial" w:cs="Arial"/>
-                <w:b/>
-                <w:bCs/>
               </w:rPr>
               <w:t>Monthly Cost</w:t>
             </w:r>
@@ -2153,7 +3070,6 @@
               <w:rPr>
                 <w:rFonts w:ascii="Arial" w:hAnsi="Arial" w:cs="Arial"/>
               </w:rPr>
-              <w:lastRenderedPageBreak/>
               <w:t>Phase 2</w:t>
             </w:r>
           </w:p>
@@ -2358,24 +3274,19 @@
         <w:pStyle w:val="ListParagraph"/>
         <w:rPr>
           <w:rFonts w:ascii="Arial" w:hAnsi="Arial" w:cs="Arial"/>
-          <w:b/>
-          <w:bCs/>
-        </w:rPr>
-      </w:pPr>
-      <w:r>
-        <w:rPr>
-          <w:rFonts w:ascii="Arial" w:hAnsi="Arial" w:cs="Arial"/>
-          <w:b/>
-          <w:bCs/>
-        </w:rPr>
+        </w:rPr>
+      </w:pPr>
+      <w:r>
+        <w:rPr>
+          <w:rFonts w:ascii="Arial" w:hAnsi="Arial" w:cs="Arial"/>
+        </w:rPr>
+        <w:lastRenderedPageBreak/>
         <w:t xml:space="preserve">3. Infrastructure &amp; </w:t>
       </w:r>
       <w:proofErr w:type="spellStart"/>
       <w:r>
         <w:rPr>
           <w:rFonts w:ascii="Arial" w:hAnsi="Arial" w:cs="Arial"/>
-          <w:b/>
-          <w:bCs/>
         </w:rPr>
         <w:t>OpEx</w:t>
       </w:r>
@@ -2423,15 +3334,11 @@
               <w:pStyle w:val="ListParagraph"/>
               <w:rPr>
                 <w:rFonts w:ascii="Arial" w:hAnsi="Arial" w:cs="Arial"/>
-                <w:b/>
-                <w:bCs/>
               </w:rPr>
             </w:pPr>
             <w:r>
               <w:rPr>
                 <w:rFonts w:ascii="Arial" w:hAnsi="Arial" w:cs="Arial"/>
-                <w:b/>
-                <w:bCs/>
               </w:rPr>
               <w:t>Item</w:t>
             </w:r>
@@ -2455,15 +3362,11 @@
               <w:pStyle w:val="ListParagraph"/>
               <w:rPr>
                 <w:rFonts w:ascii="Arial" w:hAnsi="Arial" w:cs="Arial"/>
-                <w:b/>
-                <w:bCs/>
               </w:rPr>
             </w:pPr>
             <w:r>
               <w:rPr>
                 <w:rFonts w:ascii="Arial" w:hAnsi="Arial" w:cs="Arial"/>
-                <w:b/>
-                <w:bCs/>
               </w:rPr>
               <w:t>Structure</w:t>
             </w:r>
@@ -2487,15 +3390,11 @@
               <w:pStyle w:val="ListParagraph"/>
               <w:rPr>
                 <w:rFonts w:ascii="Arial" w:hAnsi="Arial" w:cs="Arial"/>
-                <w:b/>
-                <w:bCs/>
               </w:rPr>
             </w:pPr>
             <w:r>
               <w:rPr>
                 <w:rFonts w:ascii="Arial" w:hAnsi="Arial" w:cs="Arial"/>
-                <w:b/>
-                <w:bCs/>
               </w:rPr>
               <w:t>M36</w:t>
             </w:r>
@@ -2935,24 +3834,18 @@
       <w:r>
         <w:rPr>
           <w:rFonts w:ascii="Arial" w:hAnsi="Arial" w:cs="Arial"/>
-          <w:b/>
-          <w:bCs/>
         </w:rPr>
         <w:t>Q5 — Business Model: You project $</w:t>
       </w:r>
       <w:r>
         <w:rPr>
           <w:rFonts w:ascii="Arial" w:hAnsi="Arial" w:cs="Arial"/>
-          <w:b/>
-          <w:bCs/>
         </w:rPr>
         <w:t>3</w:t>
       </w:r>
       <w:r>
         <w:rPr>
           <w:rFonts w:ascii="Arial" w:hAnsi="Arial" w:cs="Arial"/>
-          <w:b/>
-          <w:bCs/>
         </w:rPr>
         <w:t>6M in three-year revenue. Show me the cohort math.</w:t>
       </w:r>
@@ -3109,8 +4002,6 @@
       <w:r>
         <w:rPr>
           <w:rFonts w:ascii="Arial" w:hAnsi="Arial" w:cs="Arial"/>
-          <w:b/>
-          <w:bCs/>
         </w:rPr>
         <w:t>Q6 — Business Model: Pricing: why $7.99 and $19.99? What is your elasticity hypothesis?</w:t>
       </w:r>
@@ -3137,19 +4028,15 @@
         </w:numPr>
         <w:rPr>
           <w:rFonts w:ascii="Arial" w:hAnsi="Arial" w:cs="Arial"/>
-        </w:rPr>
-      </w:pPr>
-      <w:r>
-        <w:rPr>
-          <w:rFonts w:ascii="Arial" w:hAnsi="Arial" w:cs="Arial" w:hint="eastAsia"/>
-        </w:rPr>
-        <w:t xml:space="preserve">Slightly cheaper than major </w:t>
-      </w:r>
-      <w:r>
-        <w:rPr>
-          <w:rFonts w:ascii="Arial" w:hAnsi="Arial" w:cs="Arial"/>
-        </w:rPr>
-        <w:t xml:space="preserve">consumer fintech pricing: </w:t>
+          <w:highlight w:val="yellow"/>
+        </w:rPr>
+      </w:pPr>
+      <w:r>
+        <w:rPr>
+          <w:rFonts w:ascii="Arial" w:hAnsi="Arial" w:cs="Arial"/>
+          <w:highlight w:val="yellow"/>
+        </w:rPr>
+        <w:t xml:space="preserve">Slightly cheaper than major consumer fintech pricing: </w:t>
       </w:r>
     </w:p>
     <w:p>
@@ -3161,11 +4048,13 @@
         </w:numPr>
         <w:rPr>
           <w:rFonts w:ascii="Arial" w:hAnsi="Arial" w:cs="Arial"/>
-        </w:rPr>
-      </w:pPr>
-      <w:r>
-        <w:rPr>
-          <w:rFonts w:ascii="Arial" w:hAnsi="Arial" w:cs="Arial"/>
+          <w:highlight w:val="yellow"/>
+        </w:rPr>
+      </w:pPr>
+      <w:r>
+        <w:rPr>
+          <w:rFonts w:ascii="Arial" w:hAnsi="Arial" w:cs="Arial"/>
+          <w:highlight w:val="yellow"/>
         </w:rPr>
         <w:t xml:space="preserve">We are efficient and AI-Native from scratch: </w:t>
       </w:r>
@@ -3185,16 +4074,9 @@
       <w:r>
         <w:rPr>
           <w:rFonts w:ascii="Arial" w:hAnsi="Arial" w:cs="Arial"/>
-        </w:rPr>
-        <w:lastRenderedPageBreak/>
-        <w:t xml:space="preserve"> </w:t>
-      </w:r>
-      <w:r>
-        <w:rPr>
-          <w:rFonts w:ascii="Arial" w:hAnsi="Arial" w:cs="Arial"/>
           <w:highlight w:val="yellow"/>
         </w:rPr>
-        <w:t>x</w:t>
+        <w:t xml:space="preserve"> x</w:t>
       </w:r>
     </w:p>
     <w:p>
@@ -3223,8 +4105,6 @@
       <w:r>
         <w:rPr>
           <w:rFonts w:ascii="Arial" w:hAnsi="Arial" w:cs="Arial"/>
-          <w:b/>
-          <w:bCs/>
           <w:sz w:val="32"/>
           <w:szCs w:val="32"/>
         </w:rPr>
@@ -3262,8 +4142,6 @@
       <w:r>
         <w:rPr>
           <w:rFonts w:ascii="Arial" w:hAnsi="Arial" w:cs="Arial"/>
-          <w:b/>
-          <w:bCs/>
         </w:rPr>
         <w:t>Q7 — Technical Architecture: You claim ’deterministic ML models compute, GenAI explains.’ Show me the exact boundary. What happens when it is violated?</w:t>
       </w:r>
@@ -3458,13 +4336,7 @@
         <w:rPr>
           <w:rFonts w:ascii="Arial" w:hAnsi="Arial" w:cs="Arial"/>
         </w:rPr>
-        <w:t>explanation only</w:t>
-      </w:r>
-      <w:r>
-        <w:rPr>
-          <w:rFonts w:ascii="Arial" w:hAnsi="Arial" w:cs="Arial"/>
-        </w:rPr>
-        <w:t xml:space="preserve"> with low </w:t>
+        <w:t xml:space="preserve">explanation only with low </w:t>
       </w:r>
       <w:proofErr w:type="gramStart"/>
       <w:r>
@@ -3527,8 +4399,6 @@
       <w:r>
         <w:rPr>
           <w:rFonts w:ascii="Arial" w:hAnsi="Arial" w:cs="Arial"/>
-          <w:b/>
-          <w:bCs/>
         </w:rPr>
         <w:t>Q8 — Technical Architecture: ’100% auditability’ is an absolute claim. What is the schema, retention, and tamper resistance?</w:t>
       </w:r>
@@ -3589,8 +4459,6 @@
       <w:r>
         <w:rPr>
           <w:rFonts w:ascii="Arial" w:hAnsi="Arial" w:cs="Arial"/>
-          <w:b/>
-          <w:bCs/>
         </w:rPr>
         <w:t>Q9 — Technical Architecture: What are your SLOs? What happens when the LLM is down?</w:t>
       </w:r>
@@ -3659,7 +4527,6 @@
         <w:rPr>
           <w:rFonts w:ascii="Arial" w:hAnsi="Arial" w:cs="Arial"/>
         </w:rPr>
-        <w:lastRenderedPageBreak/>
         <w:t>When LLM is down, we can continue to provide service as LLM use is limited to plain English explanation. Transparent user notification is needed in Web service and Twitter.</w:t>
       </w:r>
     </w:p>
@@ -3679,8 +4546,6 @@
       <w:r>
         <w:rPr>
           <w:rFonts w:ascii="Arial" w:hAnsi="Arial" w:cs="Arial"/>
-          <w:b/>
-          <w:bCs/>
         </w:rPr>
         <w:t>Q10 — Technical Architecture: How do the four engines interact? If PROTECT detects fraud while EXECUTE is processing a payment, what happens?</w:t>
       </w:r>
@@ -3713,6 +4578,7 @@
         <w:rPr>
           <w:rFonts w:ascii="Arial" w:hAnsi="Arial" w:cs="Arial"/>
         </w:rPr>
+        <w:lastRenderedPageBreak/>
         <w:t>Protect: scans transaction data and identify anomaly. Once user approve, the workflow will be managed in Execute module</w:t>
       </w:r>
     </w:p>
@@ -3775,42 +4641,23 @@
     </w:p>
     <w:p>
       <w:pPr>
-        <w:rPr>
-          <w:rFonts w:ascii="Arial" w:hAnsi="Arial" w:cs="Arial"/>
-        </w:rPr>
-      </w:pPr>
-    </w:p>
-    <w:p>
-      <w:pPr>
-        <w:rPr>
-          <w:rFonts w:ascii="Arial" w:hAnsi="Arial" w:cs="Arial"/>
-        </w:rPr>
-      </w:pPr>
-      <w:r>
-        <w:rPr>
-          <w:rFonts w:ascii="Arial" w:hAnsi="Arial" w:cs="Arial"/>
-          <w:b/>
-          <w:bCs/>
-        </w:rPr>
-        <w:t xml:space="preserve">Q11 — Technical Architecture: ’AI agents execute.’ Agents are notorious for tool misuse. What is your </w:t>
-      </w:r>
-      <w:proofErr w:type="spellStart"/>
-      <w:r>
-        <w:rPr>
-          <w:rFonts w:ascii="Arial" w:hAnsi="Arial" w:cs="Arial"/>
-          <w:b/>
-          <w:bCs/>
-        </w:rPr>
-        <w:t>permissioning</w:t>
-      </w:r>
-      <w:proofErr w:type="spellEnd"/>
-      <w:r>
-        <w:rPr>
-          <w:rFonts w:ascii="Arial" w:hAnsi="Arial" w:cs="Arial"/>
-          <w:b/>
-          <w:bCs/>
-        </w:rPr>
-        <w:t xml:space="preserve"> model?</w:t>
+        <w:pStyle w:val="ListParagraph"/>
+        <w:rPr>
+          <w:rFonts w:ascii="Arial" w:hAnsi="Arial" w:cs="Arial"/>
+        </w:rPr>
+      </w:pPr>
+    </w:p>
+    <w:p>
+      <w:pPr>
+        <w:rPr>
+          <w:rFonts w:ascii="Arial" w:hAnsi="Arial" w:cs="Arial"/>
+        </w:rPr>
+      </w:pPr>
+      <w:r>
+        <w:rPr>
+          <w:rFonts w:ascii="Arial" w:hAnsi="Arial" w:cs="Arial"/>
+        </w:rPr>
+        <w:t>Q12 — Technical Architecture: Isolation Forest for fraud — that is unsupervised and from 2008. Why not supervised or graph-based models?</w:t>
       </w:r>
     </w:p>
     <w:p>
@@ -3841,43 +4688,7 @@
         <w:rPr>
           <w:rFonts w:ascii="Arial" w:hAnsi="Arial" w:cs="Arial"/>
         </w:rPr>
-        <w:t>I think we can solve it in 2 layers. 1: human in the loop, 2: verification after the work. It will take time to reach complete Autonomy. We will start with minimum risk AI Agents activity such as supporting to send an email to bank. As AI Agent capability and ecosystem progress, we will test and launch features to users.</w:t>
-      </w:r>
-    </w:p>
-    <w:p>
-      <w:pPr>
-        <w:pStyle w:val="ListParagraph"/>
-        <w:rPr>
-          <w:rFonts w:ascii="Arial" w:hAnsi="Arial" w:cs="Arial"/>
-        </w:rPr>
-      </w:pPr>
-    </w:p>
-    <w:p>
-      <w:pPr>
-        <w:rPr>
-          <w:rFonts w:ascii="Arial" w:hAnsi="Arial" w:cs="Arial"/>
-        </w:rPr>
-      </w:pPr>
-      <w:r>
-        <w:rPr>
-          <w:rFonts w:ascii="Arial" w:hAnsi="Arial" w:cs="Arial"/>
-          <w:b/>
-          <w:bCs/>
-        </w:rPr>
-        <w:t>Q12 — Technical Architecture: Isolation Forest for fraud — that is unsupervised and from 2008. Why not supervised or graph-based models?</w:t>
-      </w:r>
-    </w:p>
-    <w:p>
-      <w:pPr>
-        <w:rPr>
-          <w:rFonts w:ascii="Arial" w:hAnsi="Arial" w:cs="Arial"/>
-        </w:rPr>
-      </w:pPr>
-      <w:r>
-        <w:rPr>
-          <w:rFonts w:ascii="Arial" w:hAnsi="Arial" w:cs="Arial"/>
-        </w:rPr>
-        <w:t xml:space="preserve">A: </w:t>
+        <w:t>We care about cold-start problem.</w:t>
       </w:r>
     </w:p>
     <w:p>
@@ -3895,7 +4706,61 @@
         <w:rPr>
           <w:rFonts w:ascii="Arial" w:hAnsi="Arial" w:cs="Arial"/>
         </w:rPr>
-        <w:t>We care about cold-start problem.</w:t>
+        <w:t xml:space="preserve">When we launch the </w:t>
+      </w:r>
+      <w:proofErr w:type="gramStart"/>
+      <w:r>
+        <w:rPr>
+          <w:rFonts w:ascii="Arial" w:hAnsi="Arial" w:cs="Arial"/>
+        </w:rPr>
+        <w:t>service</w:t>
+      </w:r>
+      <w:proofErr w:type="gramEnd"/>
+      <w:r>
+        <w:rPr>
+          <w:rFonts w:ascii="Arial" w:hAnsi="Arial" w:cs="Arial"/>
+        </w:rPr>
+        <w:t xml:space="preserve"> we don’t have enough </w:t>
+      </w:r>
+      <w:proofErr w:type="gramStart"/>
+      <w:r>
+        <w:rPr>
+          <w:rFonts w:ascii="Arial" w:hAnsi="Arial" w:cs="Arial"/>
+        </w:rPr>
+        <w:t>data</w:t>
+      </w:r>
+      <w:r>
+        <w:rPr>
+          <w:rFonts w:ascii="Arial" w:hAnsi="Arial" w:cs="Arial"/>
+        </w:rPr>
+        <w:t>(</w:t>
+      </w:r>
+      <w:proofErr w:type="gramEnd"/>
+      <w:r>
+        <w:rPr>
+          <w:rFonts w:ascii="Arial" w:hAnsi="Arial" w:cs="Arial"/>
+        </w:rPr>
+        <w:t>e.g. fraud flag)</w:t>
+      </w:r>
+      <w:r>
+        <w:rPr>
+          <w:rFonts w:ascii="Arial" w:hAnsi="Arial" w:cs="Arial"/>
+        </w:rPr>
+        <w:t xml:space="preserve">. </w:t>
+      </w:r>
+      <w:proofErr w:type="gramStart"/>
+      <w:r>
+        <w:rPr>
+          <w:rFonts w:ascii="Arial" w:hAnsi="Arial" w:cs="Arial"/>
+        </w:rPr>
+        <w:t>So</w:t>
+      </w:r>
+      <w:proofErr w:type="gramEnd"/>
+      <w:r>
+        <w:rPr>
+          <w:rFonts w:ascii="Arial" w:hAnsi="Arial" w:cs="Arial"/>
+        </w:rPr>
+        <w:t xml:space="preserve"> we have to use unsupervised methods with sample data. </w:t>
       </w:r>
     </w:p>
     <w:p>
@@ -3913,78 +4778,6 @@
         <w:rPr>
           <w:rFonts w:ascii="Arial" w:hAnsi="Arial" w:cs="Arial"/>
         </w:rPr>
-        <w:t xml:space="preserve">When we launch the </w:t>
-      </w:r>
-      <w:proofErr w:type="gramStart"/>
-      <w:r>
-        <w:rPr>
-          <w:rFonts w:ascii="Arial" w:hAnsi="Arial" w:cs="Arial"/>
-        </w:rPr>
-        <w:t>service</w:t>
-      </w:r>
-      <w:proofErr w:type="gramEnd"/>
-      <w:r>
-        <w:rPr>
-          <w:rFonts w:ascii="Arial" w:hAnsi="Arial" w:cs="Arial"/>
-        </w:rPr>
-        <w:t xml:space="preserve"> we don’t have enough </w:t>
-      </w:r>
-      <w:proofErr w:type="gramStart"/>
-      <w:r>
-        <w:rPr>
-          <w:rFonts w:ascii="Arial" w:hAnsi="Arial" w:cs="Arial"/>
-        </w:rPr>
-        <w:t>data</w:t>
-      </w:r>
-      <w:r>
-        <w:rPr>
-          <w:rFonts w:ascii="Arial" w:hAnsi="Arial" w:cs="Arial"/>
-        </w:rPr>
-        <w:t>(</w:t>
-      </w:r>
-      <w:proofErr w:type="gramEnd"/>
-      <w:r>
-        <w:rPr>
-          <w:rFonts w:ascii="Arial" w:hAnsi="Arial" w:cs="Arial"/>
-        </w:rPr>
-        <w:t>e.g. fraud flag)</w:t>
-      </w:r>
-      <w:r>
-        <w:rPr>
-          <w:rFonts w:ascii="Arial" w:hAnsi="Arial" w:cs="Arial"/>
-        </w:rPr>
-        <w:t xml:space="preserve">. </w:t>
-      </w:r>
-      <w:proofErr w:type="gramStart"/>
-      <w:r>
-        <w:rPr>
-          <w:rFonts w:ascii="Arial" w:hAnsi="Arial" w:cs="Arial"/>
-        </w:rPr>
-        <w:t>So</w:t>
-      </w:r>
-      <w:proofErr w:type="gramEnd"/>
-      <w:r>
-        <w:rPr>
-          <w:rFonts w:ascii="Arial" w:hAnsi="Arial" w:cs="Arial"/>
-        </w:rPr>
-        <w:t xml:space="preserve"> we have to use unsupervised methods with sample data. </w:t>
-      </w:r>
-    </w:p>
-    <w:p>
-      <w:pPr>
-        <w:pStyle w:val="ListParagraph"/>
-        <w:numPr>
-          <w:ilvl w:val="0"/>
-          <w:numId w:val="17"/>
-        </w:numPr>
-        <w:rPr>
-          <w:rFonts w:ascii="Arial" w:hAnsi="Arial" w:cs="Arial"/>
-        </w:rPr>
-      </w:pPr>
-      <w:r>
-        <w:rPr>
-          <w:rFonts w:ascii="Arial" w:hAnsi="Arial" w:cs="Arial"/>
-        </w:rPr>
         <w:t>As we progress, we will get more data from customer</w:t>
       </w:r>
       <w:r>
@@ -4025,8 +4818,6 @@
       <w:r>
         <w:rPr>
           <w:rFonts w:ascii="Arial" w:hAnsi="Arial" w:cs="Arial"/>
-          <w:b/>
-          <w:bCs/>
           <w:sz w:val="32"/>
           <w:szCs w:val="32"/>
         </w:rPr>
@@ -4064,8 +4855,6 @@
       <w:r>
         <w:rPr>
           <w:rFonts w:ascii="Arial" w:hAnsi="Arial" w:cs="Arial"/>
-          <w:b/>
-          <w:bCs/>
         </w:rPr>
         <w:t>Q13 — Competitive Landscape: ’No competitor currently offers both.’ Apple, Chase, and Google all have more resources. What stops them from shipping this in 12 months?</w:t>
       </w:r>
@@ -4170,8 +4959,6 @@
       <w:r>
         <w:rPr>
           <w:rFonts w:ascii="Arial" w:hAnsi="Arial" w:cs="Arial"/>
-          <w:b/>
-          <w:bCs/>
         </w:rPr>
         <w:t>Q14 — Competitive Landscape: Mint had 30 million users and still failed. You cite the shutdown as opportunity. A skeptic says this market does not monetize.</w:t>
       </w:r>
@@ -4281,8 +5068,6 @@
       <w:r>
         <w:rPr>
           <w:rFonts w:ascii="Arial" w:hAnsi="Arial" w:cs="Arial"/>
-          <w:b/>
-          <w:bCs/>
         </w:rPr>
         <w:t>Q15 — Competitive Landscape: Why would banks allow you to sit on top of them? You are disintermediating their fee revenue.</w:t>
       </w:r>
@@ -4365,7 +5150,6 @@
         <w:rPr>
           <w:rFonts w:ascii="Arial" w:hAnsi="Arial" w:cs="Arial"/>
         </w:rPr>
-        <w:lastRenderedPageBreak/>
         <w:t xml:space="preserve">CFPB, US consumer finance regulator continues to </w:t>
       </w:r>
       <w:proofErr w:type="gramStart"/>
@@ -4394,37 +5178,7 @@
         <w:rPr>
           <w:rFonts w:ascii="Arial" w:hAnsi="Arial" w:cs="Arial"/>
         </w:rPr>
-        <w:t xml:space="preserve"> our direction is aligned with CFPB. </w:t>
-      </w:r>
-      <w:r>
-        <w:rPr>
-          <w:rFonts w:ascii="Arial" w:hAnsi="Arial" w:cs="Arial"/>
-        </w:rPr>
-        <w:t xml:space="preserve">We can contribute to address consumer issue: </w:t>
-      </w:r>
-      <w:r>
-        <w:rPr>
-          <w:rFonts w:ascii="Arial" w:hAnsi="Arial" w:cs="Arial"/>
-        </w:rPr>
-        <w:t xml:space="preserve">(1) </w:t>
-      </w:r>
-      <w:r>
-        <w:rPr>
-          <w:rFonts w:ascii="Arial" w:hAnsi="Arial" w:cs="Arial"/>
-        </w:rPr>
-        <w:t xml:space="preserve">personalized anomaly and fraud detection across user’s entire financial data, </w:t>
-      </w:r>
-      <w:r>
-        <w:rPr>
-          <w:rFonts w:ascii="Arial" w:hAnsi="Arial" w:cs="Arial"/>
-        </w:rPr>
-        <w:t xml:space="preserve">(2) </w:t>
-      </w:r>
-      <w:r>
-        <w:rPr>
-          <w:rFonts w:ascii="Arial" w:hAnsi="Arial" w:cs="Arial"/>
-        </w:rPr>
-        <w:t xml:space="preserve">recommend </w:t>
+        <w:t xml:space="preserve"> our direction is aligned with CFPB. We can contribute to address consumer issue: (1) personalized anomaly and fraud detection across user’s entire financial data, (2) recommend </w:t>
       </w:r>
       <w:proofErr w:type="gramStart"/>
       <w:r>
@@ -4457,8 +5211,6 @@
       <w:r>
         <w:rPr>
           <w:rFonts w:ascii="Arial" w:hAnsi="Arial" w:cs="Arial"/>
-          <w:b/>
-          <w:bCs/>
         </w:rPr>
         <w:t>Q16 — Competitive Landscape: What network effects exist? If none, your moat is execution speed — that is not a moat.</w:t>
       </w:r>
@@ -4582,11 +5334,10 @@
       <w:r>
         <w:rPr>
           <w:rFonts w:ascii="Arial" w:hAnsi="Arial" w:cs="Arial"/>
-          <w:b/>
-          <w:bCs/>
           <w:sz w:val="32"/>
           <w:szCs w:val="32"/>
         </w:rPr>
+        <w:lastRenderedPageBreak/>
         <w:t>CATEGORY 4: Regulatory &amp; Compliance</w:t>
       </w:r>
     </w:p>
@@ -4606,8 +5357,6 @@
       <w:r>
         <w:rPr>
           <w:rFonts w:ascii="Arial" w:hAnsi="Arial" w:cs="Arial"/>
-          <w:b/>
-          <w:bCs/>
         </w:rPr>
         <w:t>Q17 — Regulatory: Under the EU AI Act, is Poseidon high-risk? What obligations follow?</w:t>
       </w:r>
@@ -4622,161 +5371,233 @@
         <w:rPr>
           <w:rFonts w:ascii="Arial" w:hAnsi="Arial" w:cs="Arial"/>
         </w:rPr>
-        <w:t>A: It depends on feature scope. If Poseidon provides general personal finance management, it may not trigger high-risk classification. If it affects creditworthiness or access to essential financial services, classification risk increases under Annex III. Our conservative position: ’We are not making eligibility or credit decisions — we provide user-directed financial coordination.’ But we still implement transparency, logging, and human oversight because we expect regulators to treat financial AI skeptically. For US launch, binding frameworks are SR 11-7, OCC third-party guidance, and CFPB 1033. EU AI Act conformity self-assessment is scoped for Phase 4–5 expansion. Critical: we must explicitly define feature boundaries — ’not used for credit decisioning’ — unless we intend to pursue registrations.</w:t>
-      </w:r>
-    </w:p>
-    <w:p>
-      <w:pPr>
-        <w:rPr>
-          <w:rFonts w:ascii="Arial" w:hAnsi="Arial" w:cs="Arial"/>
-        </w:rPr>
-      </w:pPr>
-      <w:r>
+        <w:t xml:space="preserve">A: </w:t>
+      </w:r>
+    </w:p>
+    <w:p>
+      <w:pPr>
+        <w:rPr>
+          <w:rFonts w:ascii="Arial" w:hAnsi="Arial" w:cs="Arial"/>
+        </w:rPr>
+      </w:pPr>
+      <w:r>
+        <w:rPr>
+          <w:rFonts w:ascii="Arial" w:hAnsi="Arial" w:cs="Arial"/>
+        </w:rPr>
+        <w:t xml:space="preserve">Poseidon provide user-directed financial coordination. </w:t>
+      </w:r>
+      <w:proofErr w:type="gramStart"/>
+      <w:r>
+        <w:rPr>
+          <w:rFonts w:ascii="Arial" w:hAnsi="Arial" w:cs="Arial"/>
+        </w:rPr>
+        <w:t>So</w:t>
+      </w:r>
+      <w:proofErr w:type="gramEnd"/>
+      <w:r>
+        <w:rPr>
+          <w:rFonts w:ascii="Arial" w:hAnsi="Arial" w:cs="Arial"/>
+        </w:rPr>
+        <w:t xml:space="preserve"> it will not </w:t>
+      </w:r>
+      <w:proofErr w:type="gramStart"/>
+      <w:r>
+        <w:rPr>
+          <w:rFonts w:ascii="Arial" w:hAnsi="Arial" w:cs="Arial"/>
+        </w:rPr>
+        <w:t>regarded</w:t>
+      </w:r>
+      <w:proofErr w:type="gramEnd"/>
+      <w:r>
+        <w:rPr>
+          <w:rFonts w:ascii="Arial" w:hAnsi="Arial" w:cs="Arial"/>
+        </w:rPr>
+        <w:t xml:space="preserve"> as high-risk as it is not neither (1) credit decisions or (2) essential financial service. </w:t>
+      </w:r>
+    </w:p>
+    <w:p>
+      <w:pPr>
+        <w:rPr>
+          <w:rFonts w:ascii="Arial" w:hAnsi="Arial" w:cs="Arial"/>
+        </w:rPr>
+      </w:pPr>
+      <w:r>
+        <w:rPr>
+          <w:rFonts w:ascii="Arial" w:hAnsi="Arial" w:cs="Arial"/>
+        </w:rPr>
+        <w:t>We implement transparency, logging and human oversight because:</w:t>
+      </w:r>
+    </w:p>
+    <w:p>
+      <w:pPr>
+        <w:pStyle w:val="ListParagraph"/>
+        <w:numPr>
+          <w:ilvl w:val="0"/>
+          <w:numId w:val="23"/>
+        </w:numPr>
+        <w:rPr>
+          <w:rFonts w:ascii="Arial" w:hAnsi="Arial" w:cs="Arial"/>
+        </w:rPr>
+      </w:pPr>
+      <w:r>
+        <w:rPr>
+          <w:rFonts w:ascii="Arial" w:hAnsi="Arial" w:cs="Arial"/>
+        </w:rPr>
+        <w:t>Conservative approach</w:t>
+      </w:r>
+    </w:p>
+    <w:p>
+      <w:pPr>
+        <w:pStyle w:val="ListParagraph"/>
+        <w:numPr>
+          <w:ilvl w:val="0"/>
+          <w:numId w:val="23"/>
+        </w:numPr>
+        <w:rPr>
+          <w:rFonts w:ascii="Arial" w:hAnsi="Arial" w:cs="Arial"/>
+        </w:rPr>
+      </w:pPr>
+      <w:r>
+        <w:rPr>
+          <w:rFonts w:ascii="Arial" w:hAnsi="Arial" w:cs="Arial"/>
+        </w:rPr>
+        <w:t>We aim trusted financial platform so high level of transparency and auditability will contribute to that.</w:t>
+      </w:r>
+    </w:p>
+    <w:p>
+      <w:pPr>
+        <w:pStyle w:val="ListParagraph"/>
+        <w:rPr>
+          <w:rFonts w:ascii="Arial" w:hAnsi="Arial" w:cs="Arial"/>
+        </w:rPr>
+      </w:pPr>
+    </w:p>
+    <w:p>
+      <w:pPr>
+        <w:rPr>
+          <w:rFonts w:ascii="Arial" w:hAnsi="Arial" w:cs="Arial"/>
+        </w:rPr>
+      </w:pPr>
+    </w:p>
+    <w:p>
+      <w:pPr>
+        <w:rPr>
+          <w:rFonts w:ascii="Arial" w:hAnsi="Arial" w:cs="Arial"/>
+        </w:rPr>
+      </w:pPr>
+    </w:p>
+    <w:p>
+      <w:pPr>
+        <w:rPr>
+          <w:rFonts w:ascii="Arial" w:hAnsi="Arial" w:cs="Arial"/>
+        </w:rPr>
+      </w:pPr>
+    </w:p>
+    <w:p>
+      <w:pPr>
+        <w:rPr>
+          <w:rFonts w:ascii="Arial" w:hAnsi="Arial" w:cs="Arial"/>
+        </w:rPr>
+      </w:pPr>
+    </w:p>
+    <w:p>
+      <w:pPr>
+        <w:rPr>
+          <w:rFonts w:ascii="Arial" w:hAnsi="Arial" w:cs="Arial"/>
+        </w:rPr>
+      </w:pPr>
+    </w:p>
+    <w:p>
+      <w:pPr>
+        <w:rPr>
+          <w:rFonts w:ascii="Arial" w:hAnsi="Arial" w:cs="Arial"/>
+        </w:rPr>
+      </w:pPr>
+    </w:p>
+    <w:p>
+      <w:pPr>
+        <w:rPr>
+          <w:rFonts w:ascii="Arial" w:hAnsi="Arial" w:cs="Arial"/>
+        </w:rPr>
+      </w:pPr>
+      <w:r>
+        <w:rPr>
+          <w:rFonts w:ascii="Arial" w:hAnsi="Arial" w:cs="Arial"/>
+        </w:rPr>
+        <w:t>Q18 — Regulatory: Are you giving ’financial advice’? If so, what is your liability posture?</w:t>
+      </w:r>
+    </w:p>
+    <w:p>
+      <w:pPr>
+        <w:rPr>
+          <w:rFonts w:ascii="Arial" w:hAnsi="Arial" w:cs="Arial"/>
+        </w:rPr>
+      </w:pPr>
+      <w:r>
+        <w:rPr>
+          <w:rFonts w:ascii="Arial" w:hAnsi="Arial" w:cs="Arial"/>
+        </w:rPr>
+        <w:t xml:space="preserve">A: </w:t>
+      </w:r>
+    </w:p>
+    <w:p>
+      <w:pPr>
         <w:rPr>
           <w:rFonts w:ascii="Arial" w:hAnsi="Arial" w:cs="Arial"/>
           <w:i/>
           <w:iCs/>
         </w:rPr>
-        <w:t>Confidence: MEDIUM — EU AI Act alignment is referenced. Classification analysis inferred from regulatory text.</w:t>
-      </w:r>
-    </w:p>
-    <w:p>
-      <w:pPr>
-        <w:rPr>
-          <w:rFonts w:ascii="Arial" w:hAnsi="Arial" w:cs="Arial"/>
-        </w:rPr>
-      </w:pPr>
-      <w:r>
-        <w:rPr>
-          <w:rFonts w:ascii="Arial" w:hAnsi="Arial" w:cs="Arial"/>
-          <w:i/>
-          <w:iCs/>
-        </w:rPr>
-        <w:t>Source: Briefing (Governance). Gap — feature boundary statement needed.</w:t>
-      </w:r>
-    </w:p>
-    <w:p>
-      <w:pPr>
-        <w:rPr>
-          <w:rFonts w:ascii="Arial" w:hAnsi="Arial" w:cs="Arial"/>
-        </w:rPr>
-      </w:pPr>
-    </w:p>
-    <w:p>
-      <w:pPr>
-        <w:rPr>
-          <w:rFonts w:ascii="Arial" w:hAnsi="Arial" w:cs="Arial"/>
-        </w:rPr>
-      </w:pPr>
-      <w:r>
-        <w:rPr>
-          <w:rFonts w:ascii="Arial" w:hAnsi="Arial" w:cs="Arial"/>
-          <w:b/>
-          <w:bCs/>
-        </w:rPr>
-        <w:t>Q18 — Regulatory: Are you giving ’financial advice’? If so, what is your liability posture?</w:t>
-      </w:r>
-    </w:p>
-    <w:p>
-      <w:pPr>
-        <w:rPr>
-          <w:rFonts w:ascii="Arial" w:hAnsi="Arial" w:cs="Arial"/>
-        </w:rPr>
-      </w:pPr>
-      <w:r>
-        <w:rPr>
-          <w:rFonts w:ascii="Arial" w:hAnsi="Arial" w:cs="Arial"/>
-        </w:rPr>
-        <w:t xml:space="preserve">A: The materials say ’recommendations’ and ’portfolio improvements,’ which can trigger advice classification depending on jurisdiction. Our posture: Poseidon provides decision support and automation drafts; the user approves; disclosures and rationale are always presented. Human-in-the-loop means the user makes the final decision — materially different </w:t>
-      </w:r>
-      <w:r>
-        <w:rPr>
-          <w:rFonts w:ascii="Arial" w:hAnsi="Arial" w:cs="Arial"/>
-        </w:rPr>
-        <w:lastRenderedPageBreak/>
-        <w:t xml:space="preserve">from autonomous execution. GOVERN’s audit trail documents exactly what information was shown, what confidence score was provided, and what the user approved. Legally, this resembles how </w:t>
-      </w:r>
-      <w:proofErr w:type="spellStart"/>
-      <w:r>
-        <w:rPr>
-          <w:rFonts w:ascii="Arial" w:hAnsi="Arial" w:cs="Arial"/>
-        </w:rPr>
-        <w:t>robo</w:t>
-      </w:r>
-      <w:proofErr w:type="spellEnd"/>
-      <w:r>
-        <w:rPr>
-          <w:rFonts w:ascii="Arial" w:hAnsi="Arial" w:cs="Arial"/>
-        </w:rPr>
-        <w:t>-advisors disclaim fiduciary obligation under current SEC guidance. But disclosures do not eliminate liability, and regulatory expectations around AI in finance are tightening. We have not obtained a formal legal opinion on liability allocation — this should happen pre-launch. The feature boundary must be explicitly drawn: are we offering general educational guidance or individualized investment advice?</w:t>
-      </w:r>
-    </w:p>
-    <w:p>
-      <w:pPr>
-        <w:rPr>
-          <w:rFonts w:ascii="Arial" w:hAnsi="Arial" w:cs="Arial"/>
-        </w:rPr>
-      </w:pPr>
-      <w:r>
-        <w:rPr>
-          <w:rFonts w:ascii="Arial" w:hAnsi="Arial" w:cs="Arial"/>
-          <w:i/>
-          <w:iCs/>
-        </w:rPr>
-        <w:t xml:space="preserve">Confidence: MEDIUM — Human-in-the-loop is in materials. Liability framework inferred from </w:t>
-      </w:r>
-      <w:proofErr w:type="spellStart"/>
-      <w:r>
-        <w:rPr>
-          <w:rFonts w:ascii="Arial" w:hAnsi="Arial" w:cs="Arial"/>
-          <w:i/>
-          <w:iCs/>
-        </w:rPr>
-        <w:t>robo</w:t>
-      </w:r>
-      <w:proofErr w:type="spellEnd"/>
-      <w:r>
-        <w:rPr>
-          <w:rFonts w:ascii="Arial" w:hAnsi="Arial" w:cs="Arial"/>
-          <w:i/>
-          <w:iCs/>
-        </w:rPr>
-        <w:t>-advisor precedent.</w:t>
-      </w:r>
-    </w:p>
-    <w:p>
-      <w:pPr>
-        <w:rPr>
-          <w:rFonts w:ascii="Arial" w:hAnsi="Arial" w:cs="Arial"/>
-        </w:rPr>
-      </w:pPr>
-      <w:r>
-        <w:rPr>
-          <w:rFonts w:ascii="Arial" w:hAnsi="Arial" w:cs="Arial"/>
-          <w:i/>
-          <w:iCs/>
-        </w:rPr>
-        <w:t>Source: Slide 4 (EXECUTE), Briefing (Governance). Gap — legal classification needed.</w:t>
-      </w:r>
-    </w:p>
-    <w:p>
-      <w:pPr>
-        <w:rPr>
-          <w:rFonts w:ascii="Arial" w:hAnsi="Arial" w:cs="Arial"/>
-        </w:rPr>
-      </w:pPr>
-    </w:p>
-    <w:p>
-      <w:pPr>
-        <w:rPr>
-          <w:rFonts w:ascii="Arial" w:hAnsi="Arial" w:cs="Arial"/>
-        </w:rPr>
-      </w:pPr>
-      <w:r>
-        <w:rPr>
-          <w:rFonts w:ascii="Arial" w:hAnsi="Arial" w:cs="Arial"/>
-          <w:b/>
-          <w:bCs/>
+      </w:pPr>
+      <w:r>
+        <w:rPr>
+          <w:rFonts w:ascii="Arial" w:hAnsi="Arial" w:cs="Arial"/>
+        </w:rPr>
+        <w:t>AI in finance is emerging area so not many cases.</w:t>
+      </w:r>
+      <w:r>
+        <w:rPr>
+          <w:rFonts w:ascii="Arial" w:hAnsi="Arial" w:cs="Arial"/>
+        </w:rPr>
+        <w:t xml:space="preserve"> We design Poseidon as “support tool for user”. We will design disclaimer or </w:t>
+      </w:r>
+      <w:proofErr w:type="gramStart"/>
+      <w:r>
+        <w:rPr>
+          <w:rFonts w:ascii="Arial" w:hAnsi="Arial" w:cs="Arial"/>
+        </w:rPr>
+        <w:t>auditability</w:t>
+      </w:r>
+      <w:proofErr w:type="gramEnd"/>
+      <w:r>
+        <w:rPr>
+          <w:rFonts w:ascii="Arial" w:hAnsi="Arial" w:cs="Arial"/>
+        </w:rPr>
+        <w:t xml:space="preserve"> but formal legal assessment will be required before launch.</w:t>
+      </w:r>
+    </w:p>
+    <w:p>
+      <w:pPr>
+        <w:rPr>
+          <w:rFonts w:ascii="Arial" w:hAnsi="Arial" w:cs="Arial"/>
+        </w:rPr>
+      </w:pPr>
+    </w:p>
+    <w:p>
+      <w:pPr>
+        <w:rPr>
+          <w:rFonts w:ascii="Arial" w:hAnsi="Arial" w:cs="Arial"/>
+        </w:rPr>
+      </w:pPr>
+    </w:p>
+    <w:p>
+      <w:pPr>
+        <w:rPr>
+          <w:rFonts w:ascii="Arial" w:hAnsi="Arial" w:cs="Arial"/>
+        </w:rPr>
+      </w:pPr>
+      <w:r>
+        <w:rPr>
+          <w:rFonts w:ascii="Arial" w:hAnsi="Arial" w:cs="Arial"/>
         </w:rPr>
         <w:t>Q19 — Regulatory: You reference GDPR, CCPA, EU AI Act, and CFPB 1033. Four regimes, two continents. What is your jurisdiction priority?</w:t>
       </w:r>
@@ -4791,37 +5612,90 @@
         <w:rPr>
           <w:rFonts w:ascii="Arial" w:hAnsi="Arial" w:cs="Arial"/>
         </w:rPr>
-        <w:t>A: US-first, unambiguously. Market sizing is US retail banking ($750B annual profit, $17.5T checking balances). Team is US and Canada based. CFPB 1033 and CCPA are binding constraints for launch. EU frameworks are design alignment targets — we architect to the most stringent standard so future expansion does not require re-architecture. But operational deployment, compliance certification, and go-to-market are US-first. EU is Phase 4–5. The strategy: build to EU standards from day one while launching under US regulations — regulatory optionality without multi-jurisdiction compliance overhead.</w:t>
-      </w:r>
-    </w:p>
-    <w:p>
-      <w:pPr>
-        <w:rPr>
-          <w:rFonts w:ascii="Arial" w:hAnsi="Arial" w:cs="Arial"/>
-        </w:rPr>
-      </w:pPr>
-      <w:r>
-        <w:rPr>
-          <w:rFonts w:ascii="Arial" w:hAnsi="Arial" w:cs="Arial"/>
-          <w:i/>
-          <w:iCs/>
-        </w:rPr>
-        <w:t>Confidence: HIGH — Market sizing, team location, and roadmap are all consistent with US-first.</w:t>
-      </w:r>
-    </w:p>
-    <w:p>
-      <w:pPr>
-        <w:rPr>
-          <w:rFonts w:ascii="Arial" w:hAnsi="Arial" w:cs="Arial"/>
-        </w:rPr>
-      </w:pPr>
-      <w:r>
-        <w:rPr>
-          <w:rFonts w:ascii="Arial" w:hAnsi="Arial" w:cs="Arial"/>
-          <w:i/>
-          <w:iCs/>
-        </w:rPr>
-        <w:t>Source: Briefing (market, team), Roadmap.</w:t>
+        <w:t xml:space="preserve">A: </w:t>
+      </w:r>
+    </w:p>
+    <w:p>
+      <w:pPr>
+        <w:rPr>
+          <w:rFonts w:ascii="Arial" w:hAnsi="Arial" w:cs="Arial"/>
+        </w:rPr>
+      </w:pPr>
+      <w:r>
+        <w:rPr>
+          <w:rFonts w:ascii="Arial" w:hAnsi="Arial" w:cs="Arial"/>
+        </w:rPr>
+        <w:t>We prioritize US first.</w:t>
+      </w:r>
+    </w:p>
+    <w:p>
+      <w:pPr>
+        <w:pStyle w:val="ListParagraph"/>
+        <w:numPr>
+          <w:ilvl w:val="0"/>
+          <w:numId w:val="26"/>
+        </w:numPr>
+        <w:rPr>
+          <w:rFonts w:ascii="Arial" w:hAnsi="Arial" w:cs="Arial"/>
+        </w:rPr>
+      </w:pPr>
+      <w:r>
+        <w:rPr>
+          <w:rFonts w:ascii="Arial" w:hAnsi="Arial" w:cs="Arial"/>
+        </w:rPr>
+        <w:t xml:space="preserve">Market sizing is US retail banking ($750B annual profit, $17.5T checking balances). </w:t>
+      </w:r>
+    </w:p>
+    <w:p>
+      <w:pPr>
+        <w:pStyle w:val="ListParagraph"/>
+        <w:numPr>
+          <w:ilvl w:val="0"/>
+          <w:numId w:val="26"/>
+        </w:numPr>
+        <w:rPr>
+          <w:rFonts w:ascii="Arial" w:hAnsi="Arial" w:cs="Arial"/>
+        </w:rPr>
+      </w:pPr>
+      <w:r>
+        <w:rPr>
+          <w:rFonts w:ascii="Arial" w:hAnsi="Arial" w:cs="Arial"/>
+        </w:rPr>
+        <w:t>Team is US and Canada based.</w:t>
+      </w:r>
+    </w:p>
+    <w:p>
+      <w:pPr>
+        <w:rPr>
+          <w:rFonts w:ascii="Arial" w:hAnsi="Arial" w:cs="Arial"/>
+        </w:rPr>
+      </w:pPr>
+    </w:p>
+    <w:p>
+      <w:pPr>
+        <w:rPr>
+          <w:rFonts w:ascii="Arial" w:hAnsi="Arial" w:cs="Arial"/>
+        </w:rPr>
+      </w:pPr>
+      <w:r>
+        <w:rPr>
+          <w:rFonts w:ascii="Arial" w:hAnsi="Arial" w:cs="Arial"/>
+        </w:rPr>
+        <w:t xml:space="preserve">But our idea is to follow the </w:t>
+      </w:r>
+      <w:proofErr w:type="gramStart"/>
+      <w:r>
+        <w:rPr>
+          <w:rFonts w:ascii="Arial" w:hAnsi="Arial" w:cs="Arial"/>
+        </w:rPr>
+        <w:t>most strict</w:t>
+      </w:r>
+      <w:proofErr w:type="gramEnd"/>
+      <w:r>
+        <w:rPr>
+          <w:rFonts w:ascii="Arial" w:hAnsi="Arial" w:cs="Arial"/>
+        </w:rPr>
+        <w:t xml:space="preserve"> standards to avoid re-architect the service.</w:t>
       </w:r>
     </w:p>
     <w:p>
@@ -4850,8 +5724,6 @@
       <w:r>
         <w:rPr>
           <w:rFonts w:ascii="Arial" w:hAnsi="Arial" w:cs="Arial"/>
-          <w:b/>
-          <w:bCs/>
           <w:sz w:val="32"/>
           <w:szCs w:val="32"/>
         </w:rPr>
@@ -4874,8 +5746,6 @@
       <w:r>
         <w:rPr>
           <w:rFonts w:ascii="Arial" w:hAnsi="Arial" w:cs="Arial"/>
-          <w:b/>
-          <w:bCs/>
         </w:rPr>
         <w:t>Q20 — Data Access: Your whole platform depends on aggregators. What happens if Plaid raises pricing 300% or gets acquired?</w:t>
       </w:r>
@@ -4890,13 +5760,41 @@
         <w:rPr>
           <w:rFonts w:ascii="Arial" w:hAnsi="Arial" w:cs="Arial"/>
         </w:rPr>
-        <w:t xml:space="preserve">A: Legitimate single-point-of-failure risk. Mitigation: multi-aggregator abstraction through a normalized API wrapper — Plaid, MX, Tink/Visa, </w:t>
+        <w:t xml:space="preserve">A: </w:t>
+      </w:r>
+    </w:p>
+    <w:p>
+      <w:pPr>
+        <w:rPr>
+          <w:rFonts w:ascii="Arial" w:eastAsia="MS Mincho" w:hAnsi="Arial" w:cs="Arial"/>
+        </w:rPr>
+      </w:pPr>
+      <w:r>
+        <w:rPr>
+          <w:rFonts w:ascii="Arial" w:hAnsi="Arial" w:cs="Arial"/>
+        </w:rPr>
+        <w:t xml:space="preserve">There are multiple aggregators. Leading companies are Plaid and MX, recently </w:t>
       </w:r>
       <w:proofErr w:type="spellStart"/>
       <w:r>
         <w:rPr>
           <w:rFonts w:ascii="Arial" w:hAnsi="Arial" w:cs="Arial"/>
         </w:rPr>
+        <w:t>mastercard</w:t>
+      </w:r>
+      <w:proofErr w:type="spellEnd"/>
+      <w:r>
+        <w:rPr>
+          <w:rFonts w:ascii="Arial" w:hAnsi="Arial" w:cs="Arial"/>
+        </w:rPr>
+        <w:t xml:space="preserve"> and visa are entering this area. and </w:t>
+      </w:r>
+      <w:proofErr w:type="spellStart"/>
+      <w:proofErr w:type="gramStart"/>
+      <w:r>
+        <w:rPr>
+          <w:rFonts w:ascii="Arial" w:hAnsi="Arial" w:cs="Arial"/>
+        </w:rPr>
         <w:t>Finicity</w:t>
       </w:r>
       <w:proofErr w:type="spellEnd"/>
@@ -4904,121 +5802,147 @@
         <w:rPr>
           <w:rFonts w:ascii="Arial" w:hAnsi="Arial" w:cs="Arial"/>
         </w:rPr>
-        <w:t>/Mastercard. If one provider’s pricing or availability changes, traffic shifts. CFPB 1033 long-term reduces this risk by mandating standardized direct access, disintermediating aggregators. The highest-risk window is the transition period (screen-scraping deprecated, tokenized access not yet universal), which aligns with our Phase 1–2 timeline. We have not explicitly modeled aggregator cost doubling or tripling as a stress scenario — that is a gap we should add. Degradation plan: if aggregator access degrades, we degrade to read-only insights for connected institutions and pause EXECUTE features requiring complete cross-institution data.</w:t>
-      </w:r>
-    </w:p>
-    <w:p>
-      <w:pPr>
-        <w:rPr>
-          <w:rFonts w:ascii="Arial" w:hAnsi="Arial" w:cs="Arial"/>
-        </w:rPr>
-      </w:pPr>
-      <w:r>
-        <w:rPr>
-          <w:rFonts w:ascii="Arial" w:hAnsi="Arial" w:cs="Arial"/>
-          <w:i/>
-          <w:iCs/>
-        </w:rPr>
-        <w:t xml:space="preserve">Confidence: MEDIUM — </w:t>
+        <w:t>(</w:t>
+      </w:r>
+      <w:proofErr w:type="gramEnd"/>
+      <w:r>
+        <w:rPr>
+          <w:rFonts w:ascii="Arial" w:hAnsi="Arial" w:cs="Arial"/>
+        </w:rPr>
+        <w:t>master card) are major player</w:t>
+      </w:r>
+      <w:r>
+        <w:rPr>
+          <w:rFonts w:ascii="Arial" w:hAnsi="Arial" w:cs="Arial"/>
+        </w:rPr>
+        <w:t xml:space="preserve">. </w:t>
       </w:r>
       <w:proofErr w:type="gramStart"/>
       <w:r>
         <w:rPr>
           <w:rFonts w:ascii="Arial" w:hAnsi="Arial" w:cs="Arial"/>
-          <w:i/>
-          <w:iCs/>
-        </w:rPr>
-        <w:t>Multi-aggregator</w:t>
+        </w:rPr>
+        <w:t>so</w:t>
       </w:r>
       <w:proofErr w:type="gramEnd"/>
       <w:r>
         <w:rPr>
           <w:rFonts w:ascii="Arial" w:hAnsi="Arial" w:cs="Arial"/>
-          <w:i/>
-          <w:iCs/>
-        </w:rPr>
-        <w:t xml:space="preserve"> strategy is inferred. Aggregator cost stress test is a gap.</w:t>
-      </w:r>
-    </w:p>
-    <w:p>
-      <w:pPr>
-        <w:rPr>
-          <w:rFonts w:ascii="Arial" w:hAnsi="Arial" w:cs="Arial"/>
-        </w:rPr>
-      </w:pPr>
-      <w:r>
-        <w:rPr>
-          <w:rFonts w:ascii="Arial" w:hAnsi="Arial" w:cs="Arial"/>
-          <w:i/>
-          <w:iCs/>
-        </w:rPr>
-        <w:lastRenderedPageBreak/>
-        <w:t>Source: Known weak point. Gap — needs aggregator stress scenario.</w:t>
-      </w:r>
-    </w:p>
-    <w:p>
-      <w:pPr>
-        <w:rPr>
-          <w:rFonts w:ascii="Arial" w:hAnsi="Arial" w:cs="Arial"/>
-        </w:rPr>
-      </w:pPr>
-    </w:p>
-    <w:p>
-      <w:pPr>
-        <w:rPr>
-          <w:rFonts w:ascii="Arial" w:hAnsi="Arial" w:cs="Arial"/>
-        </w:rPr>
-      </w:pPr>
-      <w:r>
-        <w:rPr>
-          <w:rFonts w:ascii="Arial" w:hAnsi="Arial" w:cs="Arial"/>
-          <w:b/>
-          <w:bCs/>
-        </w:rPr>
-        <w:t>Q21 — Data Access: Walk me through the consent model. Granularity? Revocation mid-workflow?</w:t>
-      </w:r>
-    </w:p>
-    <w:p>
-      <w:pPr>
-        <w:rPr>
-          <w:rFonts w:ascii="Arial" w:hAnsi="Arial" w:cs="Arial"/>
-        </w:rPr>
-      </w:pPr>
-      <w:r>
-        <w:rPr>
-          <w:rFonts w:ascii="Arial" w:hAnsi="Arial" w:cs="Arial"/>
-        </w:rPr>
-        <w:t>A: Multi-layer consent. Layer 1: data access consent per institution and per account. Layer 2: data use consent per purpose (fraud detection, budgeting, portfolio analysis). Layer 3: execution consent per action, with step-up authentication for high-risk actions. Each connection is independent — revoking one does not affect others. If a user revokes access mid-EXECUTE workflow spanning two accounts, the workflow pauses, the user is notified the action requires the revoked account’s data, and the workflow stays paused until consent is restored or the user cancels. GOVERN logs all consent changes as auditable events. PII sanitization is applied before data reaches ML training pipelines. This aligns with GDPR Article 7 (withdrawable consent) and CFPB 1033 consumer data rights.</w:t>
-      </w:r>
-    </w:p>
-    <w:p>
-      <w:pPr>
-        <w:rPr>
-          <w:rFonts w:ascii="Arial" w:hAnsi="Arial" w:cs="Arial"/>
-        </w:rPr>
-      </w:pPr>
-      <w:r>
-        <w:rPr>
-          <w:rFonts w:ascii="Arial" w:hAnsi="Arial" w:cs="Arial"/>
-          <w:i/>
-          <w:iCs/>
-        </w:rPr>
-        <w:t>Confidence: MEDIUM — Privacy-by-design and PII sanitization are in materials. Consent flow detail is inferred.</w:t>
-      </w:r>
-    </w:p>
-    <w:p>
-      <w:pPr>
-        <w:rPr>
-          <w:rFonts w:ascii="Arial" w:hAnsi="Arial" w:cs="Arial"/>
-        </w:rPr>
-      </w:pPr>
-      <w:r>
-        <w:rPr>
-          <w:rFonts w:ascii="Arial" w:hAnsi="Arial" w:cs="Arial"/>
-          <w:i/>
-          <w:iCs/>
-        </w:rPr>
-        <w:t>Source: Briefing (Governance), Roadmap Phase 1.</w:t>
+        </w:rPr>
+        <w:t xml:space="preserve"> we can switch the aggregator</w:t>
+      </w:r>
+      <w:r>
+        <w:rPr>
+          <w:rFonts w:ascii="Arial" w:hAnsi="Arial" w:cs="Arial"/>
+        </w:rPr>
+        <w:t>.</w:t>
+      </w:r>
+      <w:r>
+        <w:rPr>
+          <w:rFonts w:ascii="Arial" w:hAnsi="Arial" w:cs="Arial"/>
+        </w:rPr>
+        <w:t xml:space="preserve"> We will focus on Plaid first but if required we will switch</w:t>
+      </w:r>
+    </w:p>
+    <w:p>
+      <w:pPr>
+        <w:rPr>
+          <w:rFonts w:ascii="Arial" w:hAnsi="Arial" w:cs="Arial"/>
+        </w:rPr>
+      </w:pPr>
+    </w:p>
+    <w:p>
+      <w:pPr>
+        <w:rPr>
+          <w:rFonts w:ascii="Arial" w:hAnsi="Arial" w:cs="Arial"/>
+        </w:rPr>
+      </w:pPr>
+      <w:r>
+        <w:rPr>
+          <w:rFonts w:ascii="Arial" w:hAnsi="Arial" w:cs="Arial"/>
+          <w:sz w:val="32"/>
+          <w:szCs w:val="32"/>
+        </w:rPr>
+        <w:t>CATEGORY 6: Execution &amp; Go-to-Market</w:t>
+      </w:r>
+    </w:p>
+    <w:p>
+      <w:pPr>
+        <w:rPr>
+          <w:rFonts w:ascii="Arial" w:hAnsi="Arial" w:cs="Arial"/>
+        </w:rPr>
+      </w:pPr>
+    </w:p>
+    <w:p>
+      <w:pPr>
+        <w:rPr>
+          <w:rFonts w:ascii="Arial" w:hAnsi="Arial" w:cs="Arial"/>
+        </w:rPr>
+      </w:pPr>
+    </w:p>
+    <w:p>
+      <w:pPr>
+        <w:rPr>
+          <w:rFonts w:ascii="Arial" w:hAnsi="Arial" w:cs="Arial"/>
+        </w:rPr>
+      </w:pPr>
+      <w:r>
+        <w:rPr>
+          <w:rFonts w:ascii="Arial" w:hAnsi="Arial" w:cs="Arial"/>
+        </w:rPr>
+        <w:t>Q23 — Execution: Your roadmap has SOC2 and an AI ethics board in 0–3 months. That is aggressive.</w:t>
+      </w:r>
+    </w:p>
+    <w:p>
+      <w:pPr>
+        <w:rPr>
+          <w:rFonts w:ascii="Arial" w:hAnsi="Arial" w:cs="Arial"/>
+        </w:rPr>
+      </w:pPr>
+      <w:r>
+        <w:rPr>
+          <w:rFonts w:ascii="Arial" w:hAnsi="Arial" w:cs="Arial"/>
+        </w:rPr>
+        <w:t xml:space="preserve">A: </w:t>
+      </w:r>
+    </w:p>
+    <w:p>
+      <w:pPr>
+        <w:rPr>
+          <w:rFonts w:ascii="Arial" w:hAnsi="Arial" w:cs="Arial"/>
+        </w:rPr>
+      </w:pPr>
+      <w:r>
+        <w:rPr>
+          <w:rFonts w:ascii="Arial" w:hAnsi="Arial" w:cs="Arial"/>
+        </w:rPr>
+        <w:t xml:space="preserve">We will prioritize what is necessary. E.g. data management, </w:t>
+      </w:r>
+      <w:r>
+        <w:rPr>
+          <w:rFonts w:ascii="Arial" w:hAnsi="Arial" w:cs="Arial"/>
+        </w:rPr>
+        <w:t xml:space="preserve">least-privilege IAM, secure SDLC basics, incident response procedure, and logging </w:t>
+      </w:r>
+      <w:r>
+        <w:rPr>
+          <w:rFonts w:ascii="Arial" w:hAnsi="Arial" w:cs="Arial"/>
+        </w:rPr>
+        <w:t xml:space="preserve">and auditability. Formal certification process takes a </w:t>
+      </w:r>
+      <w:proofErr w:type="gramStart"/>
+      <w:r>
+        <w:rPr>
+          <w:rFonts w:ascii="Arial" w:hAnsi="Arial" w:cs="Arial"/>
+        </w:rPr>
+        <w:t>year</w:t>
+      </w:r>
+      <w:proofErr w:type="gramEnd"/>
+      <w:r>
+        <w:rPr>
+          <w:rFonts w:ascii="Arial" w:hAnsi="Arial" w:cs="Arial"/>
+        </w:rPr>
+        <w:t xml:space="preserve"> but the plan is to establish foundation in the first 3 months. </w:t>
       </w:r>
     </w:p>
     <w:p>
@@ -5047,313 +5971,562 @@
       <w:r>
         <w:rPr>
           <w:rFonts w:ascii="Arial" w:hAnsi="Arial" w:cs="Arial"/>
-          <w:b/>
-          <w:bCs/>
           <w:sz w:val="32"/>
           <w:szCs w:val="32"/>
         </w:rPr>
-        <w:t>CATEGORY 6: Execution &amp; Go-to-Market</w:t>
-      </w:r>
-    </w:p>
-    <w:p>
-      <w:pPr>
-        <w:rPr>
-          <w:rFonts w:ascii="Arial" w:hAnsi="Arial" w:cs="Arial"/>
-        </w:rPr>
-      </w:pPr>
-    </w:p>
-    <w:p>
-      <w:pPr>
-        <w:rPr>
-          <w:rFonts w:ascii="Arial" w:hAnsi="Arial" w:cs="Arial"/>
-        </w:rPr>
-      </w:pPr>
-      <w:r>
-        <w:rPr>
-          <w:rFonts w:ascii="Arial" w:hAnsi="Arial" w:cs="Arial"/>
-          <w:b/>
-          <w:bCs/>
-        </w:rPr>
-        <w:t>Q22 — Execution: Three people building a bank-grade four-engine platform. How is this not a credibility problem?</w:t>
-      </w:r>
-    </w:p>
-    <w:p>
-      <w:pPr>
-        <w:rPr>
-          <w:rFonts w:ascii="Arial" w:hAnsi="Arial" w:cs="Arial"/>
-        </w:rPr>
-      </w:pPr>
-      <w:r>
-        <w:rPr>
-          <w:rFonts w:ascii="Arial" w:hAnsi="Arial" w:cs="Arial"/>
-        </w:rPr>
-        <w:t>A: Two answers. First, we explicitly use AI coding agents internally — stated in the presentation — which compress development velocity. The effective output of a three-person team with AI-augmented development is materially higher than traditional headcount suggests. Second, the roadmap sequences deliberately: Phase 1 is compliance foundation only. Phase 2 is PoC for two engines (Protect, Grow), not all four. Phase 3 proves reliability before scaling. Each phase is scoped for a small team with AI tooling. Scaling beyond Phase 3 requires hiring, funded by revenue. The CTO program is about architecture and strategy — execution at scale requires team growth, and we plan for that. The honest addition: we should prepare a build-vs-buy list showing what we build (four engines, GOVERN, personalization logic) vs. what we buy (cloud, aggregation, GenAI API, MLOps tooling, identity/auth). That narrows the build scope.</w:t>
-      </w:r>
-    </w:p>
-    <w:p>
-      <w:pPr>
-        <w:rPr>
-          <w:rFonts w:ascii="Arial" w:hAnsi="Arial" w:cs="Arial"/>
-        </w:rPr>
-      </w:pPr>
-      <w:r>
-        <w:rPr>
-          <w:rFonts w:ascii="Arial" w:hAnsi="Arial" w:cs="Arial"/>
-          <w:i/>
-          <w:iCs/>
-        </w:rPr>
-        <w:t>Confidence: HIGH — AI coding agents and phased roadmap are in the materials.</w:t>
-      </w:r>
-    </w:p>
-    <w:p>
-      <w:pPr>
-        <w:rPr>
-          <w:rFonts w:ascii="Arial" w:hAnsi="Arial" w:cs="Arial"/>
-        </w:rPr>
-      </w:pPr>
-      <w:r>
-        <w:rPr>
-          <w:rFonts w:ascii="Arial" w:hAnsi="Arial" w:cs="Arial"/>
-          <w:i/>
-          <w:iCs/>
-        </w:rPr>
-        <w:t>Source: Script [3:36–4:02], Slide 8, Roadmap.</w:t>
-      </w:r>
-    </w:p>
-    <w:p>
-      <w:pPr>
-        <w:rPr>
-          <w:rFonts w:ascii="Arial" w:hAnsi="Arial" w:cs="Arial"/>
-        </w:rPr>
-      </w:pPr>
-    </w:p>
-    <w:p>
-      <w:pPr>
-        <w:rPr>
-          <w:rFonts w:ascii="Arial" w:hAnsi="Arial" w:cs="Arial"/>
-        </w:rPr>
-      </w:pPr>
-      <w:r>
-        <w:rPr>
-          <w:rFonts w:ascii="Arial" w:hAnsi="Arial" w:cs="Arial"/>
-          <w:b/>
-          <w:bCs/>
-        </w:rPr>
-        <w:t>Q23 — Execution: Your roadmap has SOC2 and an AI ethics board in 0–3 months. That is aggressive.</w:t>
-      </w:r>
-    </w:p>
-    <w:p>
-      <w:pPr>
-        <w:rPr>
-          <w:rFonts w:ascii="Arial" w:hAnsi="Arial" w:cs="Arial"/>
-        </w:rPr>
-      </w:pPr>
-      <w:r>
-        <w:rPr>
-          <w:rFonts w:ascii="Arial" w:hAnsi="Arial" w:cs="Arial"/>
-        </w:rPr>
-        <w:t xml:space="preserve">A: The minimum credible governance in 0–3 months is: clear data classification, least-privilege IAM, secure SDLC basics, incident response procedure, and logging that supports future audits. SOC2 readiness starts with control implementation and evidence collection — formal certification often takes 6–12 months after controls are operating. An ’ethics board’ can </w:t>
-      </w:r>
-      <w:r>
-        <w:rPr>
-          <w:rFonts w:ascii="Arial" w:hAnsi="Arial" w:cs="Arial"/>
-        </w:rPr>
-        <w:lastRenderedPageBreak/>
-        <w:t>be lightweight initially: documented review process with named reviewers, criteria, and cadence — not necessarily a formal external panel. The key is demonstrable controls, not labels. This framing — ’SOC2 readiness activities begin in Phase 1; certification is Phase 2–3’ — is more defensible than implying completion in 3 months.</w:t>
-      </w:r>
-    </w:p>
-    <w:p>
-      <w:pPr>
-        <w:rPr>
-          <w:rFonts w:ascii="Arial" w:hAnsi="Arial" w:cs="Arial"/>
-        </w:rPr>
-      </w:pPr>
-      <w:r>
-        <w:rPr>
-          <w:rFonts w:ascii="Arial" w:hAnsi="Arial" w:cs="Arial"/>
-          <w:i/>
-          <w:iCs/>
-        </w:rPr>
-        <w:t>Confidence: MEDIUM — SOC2 and ethics board are in roadmap. Timeline realism is a valid concern.</w:t>
-      </w:r>
-    </w:p>
-    <w:p>
-      <w:pPr>
-        <w:rPr>
-          <w:rFonts w:ascii="Arial" w:hAnsi="Arial" w:cs="Arial"/>
-        </w:rPr>
-      </w:pPr>
-      <w:r>
-        <w:rPr>
-          <w:rFonts w:ascii="Arial" w:hAnsi="Arial" w:cs="Arial"/>
-          <w:i/>
-          <w:iCs/>
-        </w:rPr>
-        <w:t>Source: Roadmap Phase 1.</w:t>
-      </w:r>
-    </w:p>
-    <w:p>
-      <w:pPr>
-        <w:rPr>
-          <w:rFonts w:ascii="Arial" w:hAnsi="Arial" w:cs="Arial"/>
-        </w:rPr>
-      </w:pPr>
-    </w:p>
-    <w:p>
-      <w:pPr>
-        <w:pBdr>
-          <w:bottom w:val="single" w:sz="6" w:space="1" w:color="999999"/>
-        </w:pBdr>
-        <w:rPr>
-          <w:rFonts w:ascii="Arial" w:hAnsi="Arial" w:cs="Arial"/>
-        </w:rPr>
-      </w:pPr>
-    </w:p>
-    <w:p>
-      <w:pPr>
-        <w:rPr>
-          <w:rFonts w:ascii="Arial" w:hAnsi="Arial" w:cs="Arial"/>
-        </w:rPr>
-      </w:pPr>
-      <w:r>
-        <w:rPr>
-          <w:rFonts w:ascii="Arial" w:hAnsi="Arial" w:cs="Arial"/>
-          <w:b/>
-          <w:bCs/>
+        <w:t>CATEGORY 7: Risk &amp; Failure Modes</w:t>
+      </w:r>
+    </w:p>
+    <w:p>
+      <w:pPr>
+        <w:rPr>
+          <w:rFonts w:ascii="Arial" w:hAnsi="Arial" w:cs="Arial"/>
+        </w:rPr>
+      </w:pPr>
+    </w:p>
+    <w:p>
+      <w:pPr>
+        <w:rPr>
+          <w:rFonts w:ascii="Arial" w:hAnsi="Arial" w:cs="Arial"/>
+        </w:rPr>
+      </w:pPr>
+      <w:r>
+        <w:rPr>
+          <w:rFonts w:ascii="Arial" w:hAnsi="Arial" w:cs="Arial"/>
+        </w:rPr>
+        <w:t>Q24 — Risk: What single event kills this project?</w:t>
+      </w:r>
+    </w:p>
+    <w:p>
+      <w:pPr>
+        <w:rPr>
+          <w:rFonts w:ascii="Arial" w:hAnsi="Arial" w:cs="Arial"/>
+        </w:rPr>
+      </w:pPr>
+      <w:r>
+        <w:rPr>
+          <w:rFonts w:ascii="Arial" w:hAnsi="Arial" w:cs="Arial"/>
+        </w:rPr>
+        <w:t>Q25 — Risk: LLM hallucination is rated medium impact, high likelihood. In regulated finance, why is that not high impact?</w:t>
+      </w:r>
+    </w:p>
+    <w:p>
+      <w:pPr>
+        <w:rPr>
+          <w:rFonts w:ascii="Arial" w:hAnsi="Arial" w:cs="Arial"/>
+        </w:rPr>
+      </w:pPr>
+      <w:proofErr w:type="spellStart"/>
+      <w:r>
+        <w:rPr>
+          <w:rFonts w:ascii="Arial" w:hAnsi="Arial" w:cs="Arial"/>
+          <w:highlight w:val="yellow"/>
+        </w:rPr>
+        <w:t>aaa</w:t>
+      </w:r>
+      <w:proofErr w:type="spellEnd"/>
+    </w:p>
+    <w:p>
+      <w:pPr>
+        <w:rPr>
+          <w:rFonts w:ascii="Arial" w:hAnsi="Arial" w:cs="Arial"/>
+        </w:rPr>
+      </w:pPr>
+      <w:r>
+        <w:rPr>
+          <w:rFonts w:ascii="Arial" w:hAnsi="Arial" w:cs="Arial"/>
+        </w:rPr>
+        <w:br w:type="page"/>
+      </w:r>
+    </w:p>
+    <w:p>
+      <w:pPr>
+        <w:rPr>
+          <w:rFonts w:ascii="Arial" w:hAnsi="Arial" w:cs="Arial"/>
+        </w:rPr>
+      </w:pPr>
+      <w:r>
+        <w:rPr>
+          <w:rFonts w:ascii="Arial" w:hAnsi="Arial" w:cs="Arial"/>
           <w:sz w:val="32"/>
           <w:szCs w:val="32"/>
         </w:rPr>
-        <w:t>CATEGORY 7: Risk &amp; Failure Modes</w:t>
-      </w:r>
-    </w:p>
-    <w:p>
-      <w:pPr>
-        <w:rPr>
-          <w:rFonts w:ascii="Arial" w:hAnsi="Arial" w:cs="Arial"/>
-        </w:rPr>
-      </w:pPr>
-    </w:p>
-    <w:p>
-      <w:pPr>
-        <w:rPr>
-          <w:rFonts w:ascii="Arial" w:hAnsi="Arial" w:cs="Arial"/>
-        </w:rPr>
-      </w:pPr>
-      <w:r>
-        <w:rPr>
-          <w:rFonts w:ascii="Arial" w:hAnsi="Arial" w:cs="Arial"/>
-          <w:b/>
-          <w:bCs/>
-        </w:rPr>
-        <w:t>Q24 — Risk: What single event kills this project?</w:t>
-      </w:r>
-    </w:p>
-    <w:p>
-      <w:pPr>
-        <w:rPr>
-          <w:rFonts w:ascii="Arial" w:hAnsi="Arial" w:cs="Arial"/>
-        </w:rPr>
-      </w:pPr>
-      <w:r>
-        <w:rPr>
-          <w:rFonts w:ascii="Arial" w:hAnsi="Arial" w:cs="Arial"/>
-        </w:rPr>
-        <w:t>A: Regulatory prohibition of cross-institutional data aggregation. If CFPB Section 1033 is reversed, materially narrowed, or if a major regulatory action shuts down aggregator access, Poseidon loses its data foundation. Every engine depends on multi-institutional data. Without it, we revert to single-institution scope, which eliminates the core coordination differentiator. This is a market-level existential risk — no startup in this space can hedge it. Probability is low given the global regulatory trajectory toward open banking, but nonzero. Secondary kill condition: a catastrophic data breach in the first 12 months before brand trust is established — in financial services, an early breach is likely unrecoverable.</w:t>
-      </w:r>
-    </w:p>
-    <w:p>
-      <w:pPr>
-        <w:rPr>
-          <w:rFonts w:ascii="Arial" w:hAnsi="Arial" w:cs="Arial"/>
-        </w:rPr>
-      </w:pPr>
-      <w:r>
-        <w:rPr>
-          <w:rFonts w:ascii="Arial" w:hAnsi="Arial" w:cs="Arial"/>
-          <w:i/>
-          <w:iCs/>
-        </w:rPr>
-        <w:t>Confidence: HIGH — Follows directly from the architecture’s dependency on cross-institutional access.</w:t>
-      </w:r>
-    </w:p>
-    <w:p>
-      <w:pPr>
-        <w:rPr>
-          <w:rFonts w:ascii="Arial" w:hAnsi="Arial" w:cs="Arial"/>
-        </w:rPr>
-      </w:pPr>
-      <w:r>
-        <w:rPr>
-          <w:rFonts w:ascii="Arial" w:hAnsi="Arial" w:cs="Arial"/>
-          <w:i/>
-          <w:iCs/>
-        </w:rPr>
-        <w:t>Source: Project Context (Why Now — Open Banking), known weak point #3.</w:t>
-      </w:r>
-    </w:p>
-    <w:p>
-      <w:pPr>
-        <w:rPr>
-          <w:rFonts w:ascii="Arial" w:hAnsi="Arial" w:cs="Arial"/>
-        </w:rPr>
-      </w:pPr>
-    </w:p>
-    <w:p>
-      <w:pPr>
-        <w:rPr>
-          <w:rFonts w:ascii="Arial" w:hAnsi="Arial" w:cs="Arial"/>
-        </w:rPr>
-      </w:pPr>
-      <w:r>
-        <w:rPr>
-          <w:rFonts w:ascii="Arial" w:hAnsi="Arial" w:cs="Arial"/>
-          <w:b/>
-          <w:bCs/>
-        </w:rPr>
-        <w:t>Q25 — Risk: LLM hallucination is rated medium impact, high likelihood. In regulated finance, why is that not high impact?</w:t>
-      </w:r>
-    </w:p>
-    <w:p>
-      <w:pPr>
-        <w:rPr>
-          <w:rFonts w:ascii="Arial" w:hAnsi="Arial" w:cs="Arial"/>
-        </w:rPr>
-      </w:pPr>
-      <w:r>
-        <w:rPr>
-          <w:rFonts w:ascii="Arial" w:hAnsi="Arial" w:cs="Arial"/>
-        </w:rPr>
-        <w:t>A: The impact rating depends on whether hallucination can change execution. Our architecture constrains the LLM to explanations only — deterministic models produce all numbers, human approval gates all actions. That limits direct financial harm. But reputational and trust harm from wrong or misleading explanations can still be high. If a GenAI explanation incorrectly attributes a fraud flag to ’unusual merchant category’ when the actual SHAP factor was ’amount deviation,’ the user loses confidence in the system. The honest position: the impact rating should likely be upgraded to high for trust consequences. Mitigation: retrieval-grounded explanations, post-generation consistency checks comparing GenAI output against source data, and UI that displays evidence artifacts directly alongside the narrative. The LLM should never be the sole source of truth.</w:t>
-      </w:r>
-    </w:p>
-    <w:p>
-      <w:pPr>
-        <w:rPr>
-          <w:rFonts w:ascii="Arial" w:hAnsi="Arial" w:cs="Arial"/>
-        </w:rPr>
-      </w:pPr>
-      <w:r>
-        <w:rPr>
-          <w:rFonts w:ascii="Arial" w:hAnsi="Arial" w:cs="Arial"/>
-          <w:i/>
-          <w:iCs/>
-        </w:rPr>
-        <w:t>Confidence: MEDIUM — Risk register lists the mitigation. Impact re-rating is a valid challenge.</w:t>
-      </w:r>
-    </w:p>
-    <w:p>
-      <w:pPr>
-        <w:rPr>
-          <w:rFonts w:ascii="Arial" w:hAnsi="Arial" w:cs="Arial"/>
-        </w:rPr>
-      </w:pPr>
-      <w:r>
-        <w:rPr>
-          <w:rFonts w:ascii="Arial" w:hAnsi="Arial" w:cs="Arial"/>
-          <w:i/>
-          <w:iCs/>
-        </w:rPr>
-        <w:t>Source: Risk Register (LLM Hallucination), Script Slide 4.</w:t>
+        <w:lastRenderedPageBreak/>
+        <w:t>GAP ANALYSIS — Consolidated and Prioritized</w:t>
+      </w:r>
+    </w:p>
+    <w:p>
+      <w:pPr>
+        <w:rPr>
+          <w:rFonts w:ascii="Arial" w:hAnsi="Arial" w:cs="Arial"/>
+        </w:rPr>
+      </w:pPr>
+    </w:p>
+    <w:p>
+      <w:pPr>
+        <w:rPr>
+          <w:rFonts w:ascii="Arial" w:hAnsi="Arial" w:cs="Arial"/>
+        </w:rPr>
+      </w:pPr>
+      <w:r>
+        <w:rPr>
+          <w:rFonts w:ascii="Arial" w:hAnsi="Arial" w:cs="Arial"/>
+        </w:rPr>
+        <w:t>Gap: CAC &amp; GTM funnel (Q2) — Priority: Critical</w:t>
+      </w:r>
+    </w:p>
+    <w:p>
+      <w:pPr>
+        <w:rPr>
+          <w:rFonts w:ascii="Arial" w:hAnsi="Arial" w:cs="Arial"/>
+        </w:rPr>
+      </w:pPr>
+      <w:r>
+        <w:rPr>
+          <w:rFonts w:ascii="Arial" w:hAnsi="Arial" w:cs="Arial"/>
+        </w:rPr>
+        <w:t>Why It Matters: No business model survives without acquisition cost. Most likely follow-up after the pitch.</w:t>
+      </w:r>
+    </w:p>
+    <w:p>
+      <w:pPr>
+        <w:rPr>
+          <w:rFonts w:ascii="Arial" w:hAnsi="Arial" w:cs="Arial"/>
+        </w:rPr>
+      </w:pPr>
+      <w:r>
+        <w:rPr>
+          <w:rFonts w:ascii="Arial" w:hAnsi="Arial" w:cs="Arial"/>
+        </w:rPr>
+        <w:t>Action Required: One-page funnel: channel &gt; CAC &gt; conversion &gt; LTV/CAC for 3 scenarios</w:t>
+      </w:r>
+    </w:p>
+    <w:p>
+      <w:pPr>
+        <w:rPr>
+          <w:rFonts w:ascii="Arial" w:hAnsi="Arial" w:cs="Arial"/>
+        </w:rPr>
+      </w:pPr>
+    </w:p>
+    <w:p>
+      <w:pPr>
+        <w:rPr>
+          <w:rFonts w:ascii="Arial" w:hAnsi="Arial" w:cs="Arial"/>
+        </w:rPr>
+      </w:pPr>
+      <w:r>
+        <w:rPr>
+          <w:rFonts w:ascii="Arial" w:hAnsi="Arial" w:cs="Arial"/>
+        </w:rPr>
+        <w:t>Gap: Conversion benchmark (Q1) — Priority: Critical</w:t>
+      </w:r>
+    </w:p>
+    <w:p>
+      <w:pPr>
+        <w:rPr>
+          <w:rFonts w:ascii="Arial" w:hAnsi="Arial" w:cs="Arial"/>
+        </w:rPr>
+      </w:pPr>
+      <w:r>
+        <w:rPr>
+          <w:rFonts w:ascii="Arial" w:hAnsi="Arial" w:cs="Arial"/>
+        </w:rPr>
+        <w:t>Why It Matters: 3.5% unsourced. Finance panelists will probe immediately.</w:t>
+      </w:r>
+    </w:p>
+    <w:p>
+      <w:pPr>
+        <w:rPr>
+          <w:rFonts w:ascii="Arial" w:hAnsi="Arial" w:cs="Arial"/>
+        </w:rPr>
+      </w:pPr>
+      <w:r>
+        <w:rPr>
+          <w:rFonts w:ascii="Arial" w:hAnsi="Arial" w:cs="Arial"/>
+        </w:rPr>
+        <w:t>Action Required: Cite 3-5 comparable freemium rates. Position Poseidon within range.</w:t>
+      </w:r>
+    </w:p>
+    <w:p>
+      <w:pPr>
+        <w:rPr>
+          <w:rFonts w:ascii="Arial" w:hAnsi="Arial" w:cs="Arial"/>
+        </w:rPr>
+      </w:pPr>
+    </w:p>
+    <w:p>
+      <w:pPr>
+        <w:rPr>
+          <w:rFonts w:ascii="Arial" w:hAnsi="Arial" w:cs="Arial"/>
+        </w:rPr>
+      </w:pPr>
+      <w:r>
+        <w:rPr>
+          <w:rFonts w:ascii="Arial" w:hAnsi="Arial" w:cs="Arial"/>
+        </w:rPr>
+        <w:t>Gap: Margin decomposition (Q3) — Priority: Critical</w:t>
+      </w:r>
+    </w:p>
+    <w:p>
+      <w:pPr>
+        <w:rPr>
+          <w:rFonts w:ascii="Arial" w:hAnsi="Arial" w:cs="Arial"/>
+        </w:rPr>
+      </w:pPr>
+      <w:r>
+        <w:rPr>
+          <w:rFonts w:ascii="Arial" w:hAnsi="Arial" w:cs="Arial"/>
+        </w:rPr>
+        <w:t>Why It Matters: 77% without COGS breakdown looks aspirational.</w:t>
+      </w:r>
+    </w:p>
+    <w:p>
+      <w:pPr>
+        <w:rPr>
+          <w:rFonts w:ascii="Arial" w:hAnsi="Arial" w:cs="Arial"/>
+        </w:rPr>
+      </w:pPr>
+      <w:r>
+        <w:rPr>
+          <w:rFonts w:ascii="Arial" w:hAnsi="Arial" w:cs="Arial"/>
+        </w:rPr>
+        <w:t>Action Required: Unit economics waterfall: per-user cost components &gt; gross margin</w:t>
+      </w:r>
+    </w:p>
+    <w:p>
+      <w:pPr>
+        <w:rPr>
+          <w:rFonts w:ascii="Arial" w:hAnsi="Arial" w:cs="Arial"/>
+        </w:rPr>
+      </w:pPr>
+    </w:p>
+    <w:p>
+      <w:pPr>
+        <w:rPr>
+          <w:rFonts w:ascii="Arial" w:hAnsi="Arial" w:cs="Arial"/>
+        </w:rPr>
+      </w:pPr>
+      <w:r>
+        <w:rPr>
+          <w:rFonts w:ascii="Arial" w:hAnsi="Arial" w:cs="Arial"/>
+        </w:rPr>
+        <w:t>Gap: Internal inconsistency: 100K vs 180K (Q4) — Priority: Critical</w:t>
+      </w:r>
+    </w:p>
+    <w:p>
+      <w:pPr>
+        <w:rPr>
+          <w:rFonts w:ascii="Arial" w:hAnsi="Arial" w:cs="Arial"/>
+        </w:rPr>
+      </w:pPr>
+      <w:r>
+        <w:rPr>
+          <w:rFonts w:ascii="Arial" w:hAnsi="Arial" w:cs="Arial"/>
+        </w:rPr>
+        <w:t>Why It Matters: Contradicts itself. Signals weak rigor.</w:t>
+      </w:r>
+    </w:p>
+    <w:p>
+      <w:pPr>
+        <w:rPr>
+          <w:rFonts w:ascii="Arial" w:hAnsi="Arial" w:cs="Arial"/>
+        </w:rPr>
+      </w:pPr>
+      <w:r>
+        <w:rPr>
+          <w:rFonts w:ascii="Arial" w:hAnsi="Arial" w:cs="Arial"/>
+        </w:rPr>
+        <w:t>Action Required: One canonical KPI table with clear definitions. Fix before rehearsal.</w:t>
+      </w:r>
+    </w:p>
+    <w:p>
+      <w:pPr>
+        <w:rPr>
+          <w:rFonts w:ascii="Arial" w:hAnsi="Arial" w:cs="Arial"/>
+        </w:rPr>
+      </w:pPr>
+    </w:p>
+    <w:p>
+      <w:pPr>
+        <w:rPr>
+          <w:rFonts w:ascii="Arial" w:hAnsi="Arial" w:cs="Arial"/>
+        </w:rPr>
+      </w:pPr>
+      <w:r>
+        <w:rPr>
+          <w:rFonts w:ascii="Arial" w:hAnsi="Arial" w:cs="Arial"/>
+        </w:rPr>
+        <w:t>Gap: Cohort revenue model (Q5) — Priority: High</w:t>
+      </w:r>
+    </w:p>
+    <w:p>
+      <w:pPr>
+        <w:rPr>
+          <w:rFonts w:ascii="Arial" w:hAnsi="Arial" w:cs="Arial"/>
+        </w:rPr>
+      </w:pPr>
+      <w:r>
+        <w:rPr>
+          <w:rFonts w:ascii="Arial" w:hAnsi="Arial" w:cs="Arial"/>
+        </w:rPr>
+        <w:t>Why It Matters: $46M without visible math will be challenged.</w:t>
+      </w:r>
+    </w:p>
+    <w:p>
+      <w:pPr>
+        <w:rPr>
+          <w:rFonts w:ascii="Arial" w:hAnsi="Arial" w:cs="Arial"/>
+        </w:rPr>
+      </w:pPr>
+      <w:r>
+        <w:rPr>
+          <w:rFonts w:ascii="Arial" w:hAnsi="Arial" w:cs="Arial"/>
+        </w:rPr>
+        <w:t>Action Required: 36-month cohort model: additions, churn, tier mix, cumulative revenue</w:t>
+      </w:r>
+    </w:p>
+    <w:p>
+      <w:pPr>
+        <w:rPr>
+          <w:rFonts w:ascii="Arial" w:hAnsi="Arial" w:cs="Arial"/>
+        </w:rPr>
+      </w:pPr>
+    </w:p>
+    <w:p>
+      <w:pPr>
+        <w:rPr>
+          <w:rFonts w:ascii="Arial" w:hAnsi="Arial" w:cs="Arial"/>
+        </w:rPr>
+      </w:pPr>
+      <w:r>
+        <w:rPr>
+          <w:rFonts w:ascii="Arial" w:hAnsi="Arial" w:cs="Arial"/>
+        </w:rPr>
+        <w:t>Gap: GOVERN schema (Q8) — Priority: High</w:t>
+      </w:r>
+    </w:p>
+    <w:p>
+      <w:pPr>
+        <w:rPr>
+          <w:rFonts w:ascii="Arial" w:hAnsi="Arial" w:cs="Arial"/>
+        </w:rPr>
+      </w:pPr>
+      <w:r>
+        <w:rPr>
+          <w:rFonts w:ascii="Arial" w:hAnsi="Arial" w:cs="Arial"/>
+        </w:rPr>
+        <w:t>Why It Matters: ’100% auditability’ without implementation looks like marketing.</w:t>
+      </w:r>
+    </w:p>
+    <w:p>
+      <w:pPr>
+        <w:rPr>
+          <w:rFonts w:ascii="Arial" w:hAnsi="Arial" w:cs="Arial"/>
+        </w:rPr>
+      </w:pPr>
+      <w:r>
+        <w:rPr>
+          <w:rFonts w:ascii="Arial" w:hAnsi="Arial" w:cs="Arial"/>
+        </w:rPr>
+        <w:t>Action Required: Sample audit record (JSON/table), retention policy, reviewer workflow</w:t>
+      </w:r>
+    </w:p>
+    <w:p>
+      <w:pPr>
+        <w:rPr>
+          <w:rFonts w:ascii="Arial" w:hAnsi="Arial" w:cs="Arial"/>
+        </w:rPr>
+      </w:pPr>
+    </w:p>
+    <w:p>
+      <w:pPr>
+        <w:rPr>
+          <w:rFonts w:ascii="Arial" w:hAnsi="Arial" w:cs="Arial"/>
+        </w:rPr>
+      </w:pPr>
+      <w:r>
+        <w:rPr>
+          <w:rFonts w:ascii="Arial" w:hAnsi="Arial" w:cs="Arial"/>
+        </w:rPr>
+        <w:t>Gap: Aggregator cost stress test (Q20) — Priority: High</w:t>
+      </w:r>
+    </w:p>
+    <w:p>
+      <w:pPr>
+        <w:rPr>
+          <w:rFonts w:ascii="Arial" w:hAnsi="Arial" w:cs="Arial"/>
+        </w:rPr>
+      </w:pPr>
+      <w:r>
+        <w:rPr>
+          <w:rFonts w:ascii="Arial" w:hAnsi="Arial" w:cs="Arial"/>
+        </w:rPr>
+        <w:t>Why It Matters: Existential dependency. Modeling pricing volatility builds credibility.</w:t>
+      </w:r>
+    </w:p>
+    <w:p>
+      <w:pPr>
+        <w:rPr>
+          <w:rFonts w:ascii="Arial" w:hAnsi="Arial" w:cs="Arial"/>
+        </w:rPr>
+      </w:pPr>
+      <w:r>
+        <w:rPr>
+          <w:rFonts w:ascii="Arial" w:hAnsi="Arial" w:cs="Arial"/>
+        </w:rPr>
+        <w:t>Action Required: Add 2x and 3x aggregator pricing scenario to stress table</w:t>
+      </w:r>
+    </w:p>
+    <w:p>
+      <w:pPr>
+        <w:rPr>
+          <w:rFonts w:ascii="Arial" w:hAnsi="Arial" w:cs="Arial"/>
+        </w:rPr>
+      </w:pPr>
+    </w:p>
+    <w:p>
+      <w:pPr>
+        <w:rPr>
+          <w:rFonts w:ascii="Arial" w:hAnsi="Arial" w:cs="Arial"/>
+        </w:rPr>
+      </w:pPr>
+      <w:r>
+        <w:rPr>
+          <w:rFonts w:ascii="Arial" w:hAnsi="Arial" w:cs="Arial"/>
+        </w:rPr>
+        <w:t xml:space="preserve">Gap: Agent </w:t>
+      </w:r>
+      <w:proofErr w:type="spellStart"/>
+      <w:r>
+        <w:rPr>
+          <w:rFonts w:ascii="Arial" w:hAnsi="Arial" w:cs="Arial"/>
+        </w:rPr>
+        <w:t>permissioning</w:t>
+      </w:r>
+      <w:proofErr w:type="spellEnd"/>
+      <w:r>
+        <w:rPr>
+          <w:rFonts w:ascii="Arial" w:hAnsi="Arial" w:cs="Arial"/>
+        </w:rPr>
+        <w:t xml:space="preserve"> (Q11) — Priority: High</w:t>
+      </w:r>
+    </w:p>
+    <w:p>
+      <w:pPr>
+        <w:rPr>
+          <w:rFonts w:ascii="Arial" w:hAnsi="Arial" w:cs="Arial"/>
+        </w:rPr>
+      </w:pPr>
+      <w:r>
+        <w:rPr>
+          <w:rFonts w:ascii="Arial" w:hAnsi="Arial" w:cs="Arial"/>
+        </w:rPr>
+        <w:t>Why It Matters: Agents are an industry-known failure mode. Panel may probe.</w:t>
+      </w:r>
+    </w:p>
+    <w:p>
+      <w:pPr>
+        <w:rPr>
+          <w:rFonts w:ascii="Arial" w:hAnsi="Arial" w:cs="Arial"/>
+        </w:rPr>
+      </w:pPr>
+      <w:r>
+        <w:rPr>
+          <w:rFonts w:ascii="Arial" w:hAnsi="Arial" w:cs="Arial"/>
+        </w:rPr>
+        <w:t>Action Required: Tool function list, permission matrix, red-team plan</w:t>
+      </w:r>
+    </w:p>
+    <w:p>
+      <w:pPr>
+        <w:rPr>
+          <w:rFonts w:ascii="Arial" w:hAnsi="Arial" w:cs="Arial"/>
+        </w:rPr>
+      </w:pPr>
+    </w:p>
+    <w:p>
+      <w:pPr>
+        <w:rPr>
+          <w:rFonts w:ascii="Arial" w:hAnsi="Arial" w:cs="Arial"/>
+        </w:rPr>
+      </w:pPr>
+      <w:r>
+        <w:rPr>
+          <w:rFonts w:ascii="Arial" w:hAnsi="Arial" w:cs="Arial"/>
+        </w:rPr>
+        <w:t>Gap: Financial advice classification (Q18) — Priority: Medium</w:t>
+      </w:r>
+    </w:p>
+    <w:p>
+      <w:pPr>
+        <w:rPr>
+          <w:rFonts w:ascii="Arial" w:hAnsi="Arial" w:cs="Arial"/>
+        </w:rPr>
+      </w:pPr>
+      <w:r>
+        <w:rPr>
+          <w:rFonts w:ascii="Arial" w:hAnsi="Arial" w:cs="Arial"/>
+        </w:rPr>
+        <w:t>Why It Matters: Legal exposure if features drift into regulated advice territory.</w:t>
+      </w:r>
+    </w:p>
+    <w:p>
+      <w:pPr>
+        <w:rPr>
+          <w:rFonts w:ascii="Arial" w:hAnsi="Arial" w:cs="Arial"/>
+        </w:rPr>
+      </w:pPr>
+      <w:r>
+        <w:rPr>
+          <w:rFonts w:ascii="Arial" w:hAnsi="Arial" w:cs="Arial"/>
+        </w:rPr>
+        <w:t>Action Required: Legal assessment, feature boundary statement, pre-launch legal review</w:t>
+      </w:r>
+    </w:p>
+    <w:p>
+      <w:pPr>
+        <w:rPr>
+          <w:rFonts w:ascii="Arial" w:hAnsi="Arial" w:cs="Arial"/>
+        </w:rPr>
+      </w:pPr>
+    </w:p>
+    <w:p>
+      <w:pPr>
+        <w:rPr>
+          <w:rFonts w:ascii="Arial" w:hAnsi="Arial" w:cs="Arial"/>
+        </w:rPr>
+      </w:pPr>
+      <w:r>
+        <w:rPr>
+          <w:rFonts w:ascii="Arial" w:hAnsi="Arial" w:cs="Arial"/>
+        </w:rPr>
+        <w:t>Gap: Latency SLOs (Q9) — Priority: Medium</w:t>
+      </w:r>
+    </w:p>
+    <w:p>
+      <w:pPr>
+        <w:rPr>
+          <w:rFonts w:ascii="Arial" w:hAnsi="Arial" w:cs="Arial"/>
+        </w:rPr>
+      </w:pPr>
+      <w:r>
+        <w:rPr>
+          <w:rFonts w:ascii="Arial" w:hAnsi="Arial" w:cs="Arial"/>
+        </w:rPr>
+        <w:t>Why It Matters: Engineers on panel will ask.</w:t>
+      </w:r>
+    </w:p>
+    <w:p>
+      <w:pPr>
+        <w:rPr>
+          <w:rFonts w:ascii="Arial" w:hAnsi="Arial" w:cs="Arial"/>
+        </w:rPr>
+      </w:pPr>
+      <w:r>
+        <w:rPr>
+          <w:rFonts w:ascii="Arial" w:hAnsi="Arial" w:cs="Arial"/>
+        </w:rPr>
+        <w:t>Action Required: Per-engine latency targets and degradation behavior table</w:t>
       </w:r>
     </w:p>
     <w:p>
@@ -5385,1080 +6558,517 @@
       <w:r>
         <w:rPr>
           <w:rFonts w:ascii="Arial" w:hAnsi="Arial" w:cs="Arial"/>
-          <w:b/>
-          <w:bCs/>
+          <w:sz w:val="36"/>
+          <w:szCs w:val="36"/>
+        </w:rPr>
+        <w:lastRenderedPageBreak/>
+        <w:t>DELIVERABLE 2: Recommended Backup Appendix Slides</w:t>
+      </w:r>
+    </w:p>
+    <w:p>
+      <w:pPr>
+        <w:rPr>
+          <w:rFonts w:ascii="Arial" w:hAnsi="Arial" w:cs="Arial"/>
+        </w:rPr>
+      </w:pPr>
+    </w:p>
+    <w:p>
+      <w:pPr>
+        <w:rPr>
+          <w:rFonts w:ascii="Arial" w:hAnsi="Arial" w:cs="Arial"/>
+        </w:rPr>
+      </w:pPr>
+      <w:r>
+        <w:rPr>
+          <w:rFonts w:ascii="Arial" w:hAnsi="Arial" w:cs="Arial"/>
           <w:sz w:val="32"/>
           <w:szCs w:val="32"/>
         </w:rPr>
-        <w:lastRenderedPageBreak/>
-        <w:t>GAP ANALYSIS — Consolidated and Prioritized</w:t>
-      </w:r>
-    </w:p>
-    <w:p>
-      <w:pPr>
-        <w:rPr>
-          <w:rFonts w:ascii="Arial" w:hAnsi="Arial" w:cs="Arial"/>
-        </w:rPr>
-      </w:pPr>
-    </w:p>
-    <w:p>
-      <w:pPr>
-        <w:rPr>
-          <w:rFonts w:ascii="Arial" w:hAnsi="Arial" w:cs="Arial"/>
-        </w:rPr>
-      </w:pPr>
-      <w:r>
-        <w:rPr>
-          <w:rFonts w:ascii="Arial" w:hAnsi="Arial" w:cs="Arial"/>
-          <w:b/>
-          <w:bCs/>
-        </w:rPr>
-        <w:t>Gap: CAC &amp; GTM funnel (Q2) — Priority: Critical</w:t>
-      </w:r>
-    </w:p>
-    <w:p>
-      <w:pPr>
-        <w:rPr>
-          <w:rFonts w:ascii="Arial" w:hAnsi="Arial" w:cs="Arial"/>
-        </w:rPr>
-      </w:pPr>
-      <w:r>
-        <w:rPr>
-          <w:rFonts w:ascii="Arial" w:hAnsi="Arial" w:cs="Arial"/>
-        </w:rPr>
-        <w:t>Why It Matters: No business model survives without acquisition cost. Most likely follow-up after the pitch.</w:t>
-      </w:r>
-    </w:p>
-    <w:p>
-      <w:pPr>
-        <w:rPr>
-          <w:rFonts w:ascii="Arial" w:hAnsi="Arial" w:cs="Arial"/>
-        </w:rPr>
-      </w:pPr>
-      <w:r>
-        <w:rPr>
-          <w:rFonts w:ascii="Arial" w:hAnsi="Arial" w:cs="Arial"/>
-        </w:rPr>
-        <w:t>Action Required: One-page funnel: channel &gt; CAC &gt; conversion &gt; LTV/CAC for 3 scenarios</w:t>
-      </w:r>
-    </w:p>
-    <w:p>
-      <w:pPr>
-        <w:rPr>
-          <w:rFonts w:ascii="Arial" w:hAnsi="Arial" w:cs="Arial"/>
-        </w:rPr>
-      </w:pPr>
-    </w:p>
-    <w:p>
-      <w:pPr>
-        <w:rPr>
-          <w:rFonts w:ascii="Arial" w:hAnsi="Arial" w:cs="Arial"/>
-        </w:rPr>
-      </w:pPr>
-      <w:r>
-        <w:rPr>
-          <w:rFonts w:ascii="Arial" w:hAnsi="Arial" w:cs="Arial"/>
-          <w:b/>
-          <w:bCs/>
-        </w:rPr>
-        <w:t>Gap: Conversion benchmark (Q1) — Priority: Critical</w:t>
-      </w:r>
-    </w:p>
-    <w:p>
-      <w:pPr>
-        <w:rPr>
-          <w:rFonts w:ascii="Arial" w:hAnsi="Arial" w:cs="Arial"/>
-        </w:rPr>
-      </w:pPr>
-      <w:r>
-        <w:rPr>
-          <w:rFonts w:ascii="Arial" w:hAnsi="Arial" w:cs="Arial"/>
-        </w:rPr>
-        <w:t>Why It Matters: 3.5% unsourced. Finance panelists will probe immediately.</w:t>
-      </w:r>
-    </w:p>
-    <w:p>
-      <w:pPr>
-        <w:rPr>
-          <w:rFonts w:ascii="Arial" w:hAnsi="Arial" w:cs="Arial"/>
-        </w:rPr>
-      </w:pPr>
-      <w:r>
-        <w:rPr>
-          <w:rFonts w:ascii="Arial" w:hAnsi="Arial" w:cs="Arial"/>
-        </w:rPr>
-        <w:t>Action Required: Cite 3-5 comparable freemium rates. Position Poseidon within range.</w:t>
-      </w:r>
-    </w:p>
-    <w:p>
-      <w:pPr>
-        <w:rPr>
-          <w:rFonts w:ascii="Arial" w:hAnsi="Arial" w:cs="Arial"/>
-        </w:rPr>
-      </w:pPr>
-    </w:p>
-    <w:p>
-      <w:pPr>
-        <w:rPr>
-          <w:rFonts w:ascii="Arial" w:hAnsi="Arial" w:cs="Arial"/>
-        </w:rPr>
-      </w:pPr>
-      <w:r>
-        <w:rPr>
-          <w:rFonts w:ascii="Arial" w:hAnsi="Arial" w:cs="Arial"/>
-          <w:b/>
-          <w:bCs/>
-        </w:rPr>
-        <w:t>Gap: Margin decomposition (Q3) — Priority: Critical</w:t>
-      </w:r>
-    </w:p>
-    <w:p>
-      <w:pPr>
-        <w:rPr>
-          <w:rFonts w:ascii="Arial" w:hAnsi="Arial" w:cs="Arial"/>
-        </w:rPr>
-      </w:pPr>
-      <w:r>
-        <w:rPr>
-          <w:rFonts w:ascii="Arial" w:hAnsi="Arial" w:cs="Arial"/>
-        </w:rPr>
-        <w:t>Why It Matters: 77% without COGS breakdown looks aspirational.</w:t>
-      </w:r>
-    </w:p>
-    <w:p>
-      <w:pPr>
-        <w:rPr>
-          <w:rFonts w:ascii="Arial" w:hAnsi="Arial" w:cs="Arial"/>
-        </w:rPr>
-      </w:pPr>
-      <w:r>
-        <w:rPr>
-          <w:rFonts w:ascii="Arial" w:hAnsi="Arial" w:cs="Arial"/>
-        </w:rPr>
-        <w:t>Action Required: Unit economics waterfall: per-user cost components &gt; gross margin</w:t>
-      </w:r>
-    </w:p>
-    <w:p>
-      <w:pPr>
-        <w:rPr>
-          <w:rFonts w:ascii="Arial" w:hAnsi="Arial" w:cs="Arial"/>
-        </w:rPr>
-      </w:pPr>
-    </w:p>
-    <w:p>
-      <w:pPr>
-        <w:rPr>
-          <w:rFonts w:ascii="Arial" w:hAnsi="Arial" w:cs="Arial"/>
-        </w:rPr>
-      </w:pPr>
-      <w:r>
-        <w:rPr>
-          <w:rFonts w:ascii="Arial" w:hAnsi="Arial" w:cs="Arial"/>
-          <w:b/>
-          <w:bCs/>
-        </w:rPr>
-        <w:t>Gap: Internal inconsistency: 100K vs 180K (Q4) — Priority: Critical</w:t>
-      </w:r>
-    </w:p>
-    <w:p>
-      <w:pPr>
-        <w:rPr>
-          <w:rFonts w:ascii="Arial" w:hAnsi="Arial" w:cs="Arial"/>
-        </w:rPr>
-      </w:pPr>
-      <w:r>
-        <w:rPr>
-          <w:rFonts w:ascii="Arial" w:hAnsi="Arial" w:cs="Arial"/>
-        </w:rPr>
-        <w:t>Why It Matters: Contradicts itself. Signals weak rigor.</w:t>
-      </w:r>
-    </w:p>
-    <w:p>
-      <w:pPr>
-        <w:rPr>
-          <w:rFonts w:ascii="Arial" w:hAnsi="Arial" w:cs="Arial"/>
-        </w:rPr>
-      </w:pPr>
-      <w:r>
-        <w:rPr>
-          <w:rFonts w:ascii="Arial" w:hAnsi="Arial" w:cs="Arial"/>
-        </w:rPr>
-        <w:t>Action Required: One canonical KPI table with clear definitions. Fix before rehearsal.</w:t>
-      </w:r>
-    </w:p>
-    <w:p>
-      <w:pPr>
-        <w:rPr>
-          <w:rFonts w:ascii="Arial" w:hAnsi="Arial" w:cs="Arial"/>
-        </w:rPr>
-      </w:pPr>
-    </w:p>
-    <w:p>
-      <w:pPr>
-        <w:rPr>
-          <w:rFonts w:ascii="Arial" w:hAnsi="Arial" w:cs="Arial"/>
-        </w:rPr>
-      </w:pPr>
-      <w:r>
-        <w:rPr>
-          <w:rFonts w:ascii="Arial" w:hAnsi="Arial" w:cs="Arial"/>
-          <w:b/>
-          <w:bCs/>
-        </w:rPr>
-        <w:t>Gap: Cohort revenue model (Q5) — Priority: High</w:t>
-      </w:r>
-    </w:p>
-    <w:p>
-      <w:pPr>
-        <w:rPr>
-          <w:rFonts w:ascii="Arial" w:hAnsi="Arial" w:cs="Arial"/>
-        </w:rPr>
-      </w:pPr>
-      <w:r>
-        <w:rPr>
-          <w:rFonts w:ascii="Arial" w:hAnsi="Arial" w:cs="Arial"/>
-        </w:rPr>
-        <w:t>Why It Matters: $46M without visible math will be challenged.</w:t>
-      </w:r>
-    </w:p>
-    <w:p>
-      <w:pPr>
-        <w:rPr>
-          <w:rFonts w:ascii="Arial" w:hAnsi="Arial" w:cs="Arial"/>
-        </w:rPr>
-      </w:pPr>
-      <w:r>
-        <w:rPr>
-          <w:rFonts w:ascii="Arial" w:hAnsi="Arial" w:cs="Arial"/>
-        </w:rPr>
-        <w:t>Action Required: 36-month cohort model: additions, churn, tier mix, cumulative revenue</w:t>
-      </w:r>
-    </w:p>
-    <w:p>
-      <w:pPr>
-        <w:rPr>
-          <w:rFonts w:ascii="Arial" w:hAnsi="Arial" w:cs="Arial"/>
-        </w:rPr>
-      </w:pPr>
-    </w:p>
-    <w:p>
-      <w:pPr>
-        <w:rPr>
-          <w:rFonts w:ascii="Arial" w:hAnsi="Arial" w:cs="Arial"/>
-        </w:rPr>
-      </w:pPr>
-      <w:r>
-        <w:rPr>
-          <w:rFonts w:ascii="Arial" w:hAnsi="Arial" w:cs="Arial"/>
-          <w:b/>
-          <w:bCs/>
-        </w:rPr>
-        <w:t>Gap: GOVERN schema (Q8) — Priority: High</w:t>
-      </w:r>
-    </w:p>
-    <w:p>
-      <w:pPr>
-        <w:rPr>
-          <w:rFonts w:ascii="Arial" w:hAnsi="Arial" w:cs="Arial"/>
-        </w:rPr>
-      </w:pPr>
-      <w:r>
-        <w:rPr>
-          <w:rFonts w:ascii="Arial" w:hAnsi="Arial" w:cs="Arial"/>
-        </w:rPr>
-        <w:t>Why It Matters: ’100% auditability’ without implementation looks like marketing.</w:t>
-      </w:r>
-    </w:p>
-    <w:p>
-      <w:pPr>
-        <w:rPr>
-          <w:rFonts w:ascii="Arial" w:hAnsi="Arial" w:cs="Arial"/>
-        </w:rPr>
-      </w:pPr>
-      <w:r>
-        <w:rPr>
-          <w:rFonts w:ascii="Arial" w:hAnsi="Arial" w:cs="Arial"/>
-        </w:rPr>
-        <w:t>Action Required: Sample audit record (JSON/table), retention policy, reviewer workflow</w:t>
-      </w:r>
-    </w:p>
-    <w:p>
-      <w:pPr>
-        <w:rPr>
-          <w:rFonts w:ascii="Arial" w:hAnsi="Arial" w:cs="Arial"/>
-        </w:rPr>
-      </w:pPr>
-    </w:p>
-    <w:p>
-      <w:pPr>
-        <w:rPr>
-          <w:rFonts w:ascii="Arial" w:hAnsi="Arial" w:cs="Arial"/>
-        </w:rPr>
-      </w:pPr>
-      <w:r>
-        <w:rPr>
-          <w:rFonts w:ascii="Arial" w:hAnsi="Arial" w:cs="Arial"/>
-          <w:b/>
-          <w:bCs/>
-        </w:rPr>
-        <w:t>Gap: Aggregator cost stress test (Q20) — Priority: High</w:t>
-      </w:r>
-    </w:p>
-    <w:p>
-      <w:pPr>
-        <w:rPr>
-          <w:rFonts w:ascii="Arial" w:hAnsi="Arial" w:cs="Arial"/>
-        </w:rPr>
-      </w:pPr>
-      <w:r>
-        <w:rPr>
-          <w:rFonts w:ascii="Arial" w:hAnsi="Arial" w:cs="Arial"/>
-        </w:rPr>
-        <w:t>Why It Matters: Existential dependency. Modeling pricing volatility builds credibility.</w:t>
-      </w:r>
-    </w:p>
-    <w:p>
-      <w:pPr>
-        <w:rPr>
-          <w:rFonts w:ascii="Arial" w:hAnsi="Arial" w:cs="Arial"/>
-        </w:rPr>
-      </w:pPr>
-      <w:r>
-        <w:rPr>
-          <w:rFonts w:ascii="Arial" w:hAnsi="Arial" w:cs="Arial"/>
-        </w:rPr>
-        <w:t>Action Required: Add 2x and 3x aggregator pricing scenario to stress table</w:t>
-      </w:r>
-    </w:p>
-    <w:p>
-      <w:pPr>
-        <w:rPr>
-          <w:rFonts w:ascii="Arial" w:hAnsi="Arial" w:cs="Arial"/>
-        </w:rPr>
-      </w:pPr>
-    </w:p>
-    <w:p>
-      <w:pPr>
-        <w:rPr>
-          <w:rFonts w:ascii="Arial" w:hAnsi="Arial" w:cs="Arial"/>
-        </w:rPr>
-      </w:pPr>
-      <w:r>
-        <w:rPr>
-          <w:rFonts w:ascii="Arial" w:hAnsi="Arial" w:cs="Arial"/>
-          <w:b/>
-          <w:bCs/>
-        </w:rPr>
-        <w:t xml:space="preserve">Gap: Agent </w:t>
-      </w:r>
-      <w:proofErr w:type="spellStart"/>
-      <w:r>
-        <w:rPr>
-          <w:rFonts w:ascii="Arial" w:hAnsi="Arial" w:cs="Arial"/>
-          <w:b/>
-          <w:bCs/>
-        </w:rPr>
-        <w:t>permissioning</w:t>
-      </w:r>
-      <w:proofErr w:type="spellEnd"/>
-      <w:r>
-        <w:rPr>
-          <w:rFonts w:ascii="Arial" w:hAnsi="Arial" w:cs="Arial"/>
-          <w:b/>
-          <w:bCs/>
-        </w:rPr>
-        <w:t xml:space="preserve"> (Q11) — Priority: High</w:t>
-      </w:r>
-    </w:p>
-    <w:p>
-      <w:pPr>
-        <w:rPr>
-          <w:rFonts w:ascii="Arial" w:hAnsi="Arial" w:cs="Arial"/>
-        </w:rPr>
-      </w:pPr>
-      <w:r>
-        <w:rPr>
-          <w:rFonts w:ascii="Arial" w:hAnsi="Arial" w:cs="Arial"/>
-        </w:rPr>
-        <w:t>Why It Matters: Agents are an industry-known failure mode. Panel may probe.</w:t>
-      </w:r>
-    </w:p>
-    <w:p>
-      <w:pPr>
-        <w:rPr>
-          <w:rFonts w:ascii="Arial" w:hAnsi="Arial" w:cs="Arial"/>
-        </w:rPr>
-      </w:pPr>
-      <w:r>
-        <w:rPr>
-          <w:rFonts w:ascii="Arial" w:hAnsi="Arial" w:cs="Arial"/>
-        </w:rPr>
-        <w:t>Action Required: Tool function list, permission matrix, red-team plan</w:t>
-      </w:r>
-    </w:p>
-    <w:p>
-      <w:pPr>
-        <w:rPr>
-          <w:rFonts w:ascii="Arial" w:hAnsi="Arial" w:cs="Arial"/>
-        </w:rPr>
-      </w:pPr>
-    </w:p>
-    <w:p>
-      <w:pPr>
-        <w:rPr>
-          <w:rFonts w:ascii="Arial" w:hAnsi="Arial" w:cs="Arial"/>
-        </w:rPr>
-      </w:pPr>
-      <w:r>
-        <w:rPr>
-          <w:rFonts w:ascii="Arial" w:hAnsi="Arial" w:cs="Arial"/>
-          <w:b/>
-          <w:bCs/>
-        </w:rPr>
-        <w:t>Gap: Financial advice classification (Q18) — Priority: Medium</w:t>
-      </w:r>
-    </w:p>
-    <w:p>
-      <w:pPr>
-        <w:rPr>
-          <w:rFonts w:ascii="Arial" w:hAnsi="Arial" w:cs="Arial"/>
-        </w:rPr>
-      </w:pPr>
-      <w:r>
-        <w:rPr>
-          <w:rFonts w:ascii="Arial" w:hAnsi="Arial" w:cs="Arial"/>
-        </w:rPr>
-        <w:t>Why It Matters: Legal exposure if features drift into regulated advice territory.</w:t>
-      </w:r>
-    </w:p>
-    <w:p>
-      <w:pPr>
-        <w:rPr>
-          <w:rFonts w:ascii="Arial" w:hAnsi="Arial" w:cs="Arial"/>
-        </w:rPr>
-      </w:pPr>
-      <w:r>
-        <w:rPr>
-          <w:rFonts w:ascii="Arial" w:hAnsi="Arial" w:cs="Arial"/>
-        </w:rPr>
-        <w:t>Action Required: Legal assessment, feature boundary statement, pre-launch legal review</w:t>
-      </w:r>
-    </w:p>
-    <w:p>
-      <w:pPr>
-        <w:rPr>
-          <w:rFonts w:ascii="Arial" w:hAnsi="Arial" w:cs="Arial"/>
-        </w:rPr>
-      </w:pPr>
-    </w:p>
-    <w:p>
-      <w:pPr>
-        <w:rPr>
-          <w:rFonts w:ascii="Arial" w:hAnsi="Arial" w:cs="Arial"/>
-        </w:rPr>
-      </w:pPr>
-      <w:r>
-        <w:rPr>
-          <w:rFonts w:ascii="Arial" w:hAnsi="Arial" w:cs="Arial"/>
-          <w:b/>
-          <w:bCs/>
-        </w:rPr>
-        <w:t>Gap: Latency SLOs (Q9) — Priority: Medium</w:t>
-      </w:r>
-    </w:p>
-    <w:p>
-      <w:pPr>
-        <w:rPr>
-          <w:rFonts w:ascii="Arial" w:hAnsi="Arial" w:cs="Arial"/>
-        </w:rPr>
-      </w:pPr>
-      <w:r>
-        <w:rPr>
-          <w:rFonts w:ascii="Arial" w:hAnsi="Arial" w:cs="Arial"/>
-        </w:rPr>
-        <w:t>Why It Matters: Engineers on panel will ask.</w:t>
-      </w:r>
-    </w:p>
-    <w:p>
-      <w:pPr>
-        <w:rPr>
-          <w:rFonts w:ascii="Arial" w:hAnsi="Arial" w:cs="Arial"/>
-        </w:rPr>
-      </w:pPr>
-      <w:r>
-        <w:rPr>
-          <w:rFonts w:ascii="Arial" w:hAnsi="Arial" w:cs="Arial"/>
-        </w:rPr>
-        <w:t>Action Required: Per-engine latency targets and degradation behavior table</w:t>
-      </w:r>
-    </w:p>
-    <w:p>
-      <w:pPr>
-        <w:rPr>
-          <w:rFonts w:ascii="Arial" w:hAnsi="Arial" w:cs="Arial"/>
-        </w:rPr>
-      </w:pPr>
-    </w:p>
-    <w:p>
-      <w:pPr>
-        <w:rPr>
-          <w:rFonts w:ascii="Arial" w:hAnsi="Arial" w:cs="Arial"/>
-        </w:rPr>
-      </w:pPr>
-      <w:r>
-        <w:rPr>
-          <w:rFonts w:ascii="Arial" w:hAnsi="Arial" w:cs="Arial"/>
-        </w:rPr>
-        <w:br w:type="page"/>
-      </w:r>
-    </w:p>
-    <w:p>
-      <w:pPr>
-        <w:rPr>
-          <w:rFonts w:ascii="Arial" w:hAnsi="Arial" w:cs="Arial"/>
-        </w:rPr>
-      </w:pPr>
-      <w:r>
-        <w:rPr>
-          <w:rFonts w:ascii="Arial" w:hAnsi="Arial" w:cs="Arial"/>
-          <w:b/>
-          <w:bCs/>
-          <w:sz w:val="36"/>
-          <w:szCs w:val="36"/>
-        </w:rPr>
-        <w:lastRenderedPageBreak/>
-        <w:t>DELIVERABLE 2: Recommended Backup Appendix Slides</w:t>
-      </w:r>
-    </w:p>
-    <w:p>
-      <w:pPr>
-        <w:rPr>
-          <w:rFonts w:ascii="Arial" w:hAnsi="Arial" w:cs="Arial"/>
-        </w:rPr>
-      </w:pPr>
-    </w:p>
-    <w:p>
-      <w:pPr>
-        <w:rPr>
-          <w:rFonts w:ascii="Arial" w:hAnsi="Arial" w:cs="Arial"/>
-        </w:rPr>
-      </w:pPr>
-      <w:r>
-        <w:rPr>
-          <w:rFonts w:ascii="Arial" w:hAnsi="Arial" w:cs="Arial"/>
-          <w:b/>
-          <w:bCs/>
+        <w:t>Slide 1 (Must-have): Unit Economics Waterfall — From Revenue to Gross Margin</w:t>
+      </w:r>
+    </w:p>
+    <w:p>
+      <w:pPr>
+        <w:rPr>
+          <w:rFonts w:ascii="Arial" w:hAnsi="Arial" w:cs="Arial"/>
+        </w:rPr>
+      </w:pPr>
+      <w:r>
+        <w:rPr>
+          <w:rFonts w:ascii="Arial" w:hAnsi="Arial" w:cs="Arial"/>
+        </w:rPr>
+        <w:t>Trigger Questions: ’Decompose your 77% margin.’ / ’What is in COGS?’ / ’What does GenAI inference cost per user?’</w:t>
+      </w:r>
+    </w:p>
+    <w:p>
+      <w:pPr>
+        <w:rPr>
+          <w:rFonts w:ascii="Arial" w:hAnsi="Arial" w:cs="Arial"/>
+        </w:rPr>
+      </w:pPr>
+      <w:r>
+        <w:rPr>
+          <w:rFonts w:ascii="Arial" w:hAnsi="Arial" w:cs="Arial"/>
+        </w:rPr>
+        <w:t>Content: Waterfall chart (left to right). Start bar: Monthly ARPU per paid user ($10.80 blended). Subtract bars in red: Cloud infrastructure (~$0.80), Aggregator API fees (~$0.70), GenAI inference cost (~$0.50), ML model serving (~$0.30), Other COGS (~$0.20). Final bar in green: Gross profit per user (~$8.30, representing 77%). Below the chart: a row showing how GenAI inference cost decreases over 3 years (citing 10x annual cost drop), demonstrating margin expansion potential.</w:t>
+      </w:r>
+    </w:p>
+    <w:p>
+      <w:pPr>
+        <w:rPr>
+          <w:rFonts w:ascii="Arial" w:hAnsi="Arial" w:cs="Arial"/>
+        </w:rPr>
+      </w:pPr>
+      <w:r>
+        <w:rPr>
+          <w:rFonts w:ascii="Arial" w:hAnsi="Arial" w:cs="Arial"/>
+        </w:rPr>
+        <w:t>Data Requirements: NEEDED — Actual or estimated per-user costs for each COGS component. Team should estimate from public API pricing (Plaid: ~$0.10–0.50/connection/month), cloud infrastructure benchmarks, and GenAI API pricing at estimated sessions per user per month.</w:t>
+      </w:r>
+    </w:p>
+    <w:p>
+      <w:pPr>
+        <w:rPr>
+          <w:rFonts w:ascii="Arial" w:hAnsi="Arial" w:cs="Arial"/>
+        </w:rPr>
+      </w:pPr>
+      <w:r>
+        <w:rPr>
+          <w:rFonts w:ascii="Arial" w:hAnsi="Arial" w:cs="Arial"/>
+        </w:rPr>
+        <w:t>Verbal Walkthrough (45s): ’Here is how 77% gross margin works at the unit level. Blended ARPU across paid tiers is about $10.80. Our largest cost components are cloud infrastructure and aggregator API fees, followed by GenAI inference. Total COGS is approximately $2.50 per user per month. Critically, GenAI inference — our third-largest cost — is dropping at least 10x per year, so margins expand over time without pricing changes.’</w:t>
+      </w:r>
+    </w:p>
+    <w:p>
+      <w:pPr>
+        <w:rPr>
+          <w:rFonts w:ascii="Arial" w:hAnsi="Arial" w:cs="Arial"/>
+        </w:rPr>
+      </w:pPr>
+    </w:p>
+    <w:p>
+      <w:pPr>
+        <w:rPr>
+          <w:rFonts w:ascii="Arial" w:hAnsi="Arial" w:cs="Arial"/>
+        </w:rPr>
+      </w:pPr>
+      <w:r>
+        <w:rPr>
+          <w:rFonts w:ascii="Arial" w:hAnsi="Arial" w:cs="Arial"/>
           <w:sz w:val="32"/>
           <w:szCs w:val="32"/>
         </w:rPr>
-        <w:t>Slide 1 (Must-have): Unit Economics Waterfall — From Revenue to Gross Margin</w:t>
-      </w:r>
-    </w:p>
-    <w:p>
-      <w:pPr>
-        <w:rPr>
-          <w:rFonts w:ascii="Arial" w:hAnsi="Arial" w:cs="Arial"/>
-        </w:rPr>
-      </w:pPr>
-      <w:r>
-        <w:rPr>
-          <w:rFonts w:ascii="Arial" w:hAnsi="Arial" w:cs="Arial"/>
-          <w:b/>
-          <w:bCs/>
-        </w:rPr>
-        <w:t>Trigger Questions: ’Decompose your 77% margin.’ / ’What is in COGS?’ / ’What does GenAI inference cost per user?’</w:t>
-      </w:r>
-    </w:p>
-    <w:p>
-      <w:pPr>
-        <w:rPr>
-          <w:rFonts w:ascii="Arial" w:hAnsi="Arial" w:cs="Arial"/>
-        </w:rPr>
-      </w:pPr>
-      <w:r>
-        <w:rPr>
-          <w:rFonts w:ascii="Arial" w:hAnsi="Arial" w:cs="Arial"/>
-        </w:rPr>
-        <w:t>Content: Waterfall chart (left to right). Start bar: Monthly ARPU per paid user ($10.80 blended). Subtract bars in red: Cloud infrastructure (~$0.80), Aggregator API fees (~$0.70), GenAI inference cost (~$0.50), ML model serving (~$0.30), Other COGS (~$0.20). Final bar in green: Gross profit per user (~$8.30, representing 77%). Below the chart: a row showing how GenAI inference cost decreases over 3 years (citing 10x annual cost drop), demonstrating margin expansion potential.</w:t>
-      </w:r>
-    </w:p>
-    <w:p>
-      <w:pPr>
-        <w:rPr>
-          <w:rFonts w:ascii="Arial" w:hAnsi="Arial" w:cs="Arial"/>
-        </w:rPr>
-      </w:pPr>
-      <w:r>
-        <w:rPr>
-          <w:rFonts w:ascii="Arial" w:hAnsi="Arial" w:cs="Arial"/>
-        </w:rPr>
-        <w:t>Data Requirements: NEEDED — Actual or estimated per-user costs for each COGS component. Team should estimate from public API pricing (Plaid: ~$0.10–0.50/connection/month), cloud infrastructure benchmarks, and GenAI API pricing at estimated sessions per user per month.</w:t>
-      </w:r>
-    </w:p>
-    <w:p>
-      <w:pPr>
-        <w:rPr>
-          <w:rFonts w:ascii="Arial" w:hAnsi="Arial" w:cs="Arial"/>
-        </w:rPr>
-      </w:pPr>
-      <w:r>
-        <w:rPr>
-          <w:rFonts w:ascii="Arial" w:hAnsi="Arial" w:cs="Arial"/>
-        </w:rPr>
-        <w:t>Verbal Walkthrough (45s): ’Here is how 77% gross margin works at the unit level. Blended ARPU across paid tiers is about $10.80. Our largest cost components are cloud infrastructure and aggregator API fees, followed by GenAI inference. Total COGS is approximately $2.50 per user per month. Critically, GenAI inference — our third-largest cost — is dropping at least 10x per year, so margins expand over time without pricing changes.’</w:t>
-      </w:r>
-    </w:p>
-    <w:p>
-      <w:pPr>
-        <w:rPr>
-          <w:rFonts w:ascii="Arial" w:hAnsi="Arial" w:cs="Arial"/>
-        </w:rPr>
-      </w:pPr>
-    </w:p>
-    <w:p>
-      <w:pPr>
-        <w:rPr>
-          <w:rFonts w:ascii="Arial" w:hAnsi="Arial" w:cs="Arial"/>
-        </w:rPr>
-      </w:pPr>
-      <w:r>
-        <w:rPr>
-          <w:rFonts w:ascii="Arial" w:hAnsi="Arial" w:cs="Arial"/>
-          <w:b/>
-          <w:bCs/>
+        <w:t>Slide 2 (Must-have): Go-to-Market Funnel &amp; Customer Acquisition</w:t>
+      </w:r>
+    </w:p>
+    <w:p>
+      <w:pPr>
+        <w:rPr>
+          <w:rFonts w:ascii="Arial" w:hAnsi="Arial" w:cs="Arial"/>
+        </w:rPr>
+      </w:pPr>
+      <w:r>
+        <w:rPr>
+          <w:rFonts w:ascii="Arial" w:hAnsi="Arial" w:cs="Arial"/>
+        </w:rPr>
+        <w:t>Trigger Questions: ’What is your CAC?’ / ’How do you acquire users?’ / ’How do you get to 180K users?’</w:t>
+      </w:r>
+    </w:p>
+    <w:p>
+      <w:pPr>
+        <w:rPr>
+          <w:rFonts w:ascii="Arial" w:hAnsi="Arial" w:cs="Arial"/>
+        </w:rPr>
+      </w:pPr>
+      <w:r>
+        <w:rPr>
+          <w:rFonts w:ascii="Arial" w:hAnsi="Arial" w:cs="Arial"/>
+        </w:rPr>
+        <w:t>Content: Funnel diagram (top to bottom) with three phases. Phase A (0–10K users): Channels = product-led growth (live prototype), professional networks, MIT CTO community, Product Hunt. Estimated blended CAC: $15–25. Phase B (10K–100K users): Channels = content marketing (personal finance SEO), fintech newsletter partnerships, community growth. Estimated blended CAC: $35–50. Phase C (100K+ users): Channels = B2B/white-label bank partnerships (CAC shifts to partner). Estimated blended CAC: $10–20 (partner-subsidized). Right side: LTV/CAC table showing three scenarios (base, conservative, pessimistic) with LTV/CAC ratio. Target: LTV/CAC &gt; 3:1 in all scenarios.</w:t>
+      </w:r>
+    </w:p>
+    <w:p>
+      <w:pPr>
+        <w:rPr>
+          <w:rFonts w:ascii="Arial" w:hAnsi="Arial" w:cs="Arial"/>
+        </w:rPr>
+      </w:pPr>
+      <w:r>
+        <w:rPr>
+          <w:rFonts w:ascii="Arial" w:hAnsi="Arial" w:cs="Arial"/>
+        </w:rPr>
+        <w:t>Data Requirements: NEEDED — CAC estimates per channel. Research benchmarks from a16z fintech reports, Lenny Rachitsky’s CAC benchmarking data, and public S-1 filings from comparable fintech companies (NerdWallet, SoFi). LTV calculation derived from existing ARPU and churn data.</w:t>
+      </w:r>
+    </w:p>
+    <w:p>
+      <w:pPr>
+        <w:rPr>
+          <w:rFonts w:ascii="Arial" w:hAnsi="Arial" w:cs="Arial"/>
+        </w:rPr>
+      </w:pPr>
+      <w:r>
+        <w:rPr>
+          <w:rFonts w:ascii="Arial" w:hAnsi="Arial" w:cs="Arial"/>
+        </w:rPr>
+        <w:t>Verbal Walkthrough (50s): ’Our go-to-market is phased. Early users come through product-led growth at very low cost — the prototype is live today. As we scale, we invest in content marketing targeted at personal finance audiences, keeping blended CAC under $50. At scale, B2B partnerships shift acquisition cost to bank partners who embed Poseidon in their platforms. In every scenario, our LTV/CAC ratio exceeds 3:1.’</w:t>
+      </w:r>
+    </w:p>
+    <w:p>
+      <w:pPr>
+        <w:rPr>
+          <w:rFonts w:ascii="Arial" w:hAnsi="Arial" w:cs="Arial"/>
+        </w:rPr>
+      </w:pPr>
+    </w:p>
+    <w:p>
+      <w:pPr>
+        <w:rPr>
+          <w:rFonts w:ascii="Arial" w:hAnsi="Arial" w:cs="Arial"/>
+        </w:rPr>
+      </w:pPr>
+      <w:r>
+        <w:rPr>
+          <w:rFonts w:ascii="Arial" w:hAnsi="Arial" w:cs="Arial"/>
           <w:sz w:val="32"/>
           <w:szCs w:val="32"/>
         </w:rPr>
-        <w:t>Slide 2 (Must-have): Go-to-Market Funnel &amp; Customer Acquisition</w:t>
-      </w:r>
-    </w:p>
-    <w:p>
-      <w:pPr>
-        <w:rPr>
-          <w:rFonts w:ascii="Arial" w:hAnsi="Arial" w:cs="Arial"/>
-        </w:rPr>
-      </w:pPr>
-      <w:r>
-        <w:rPr>
-          <w:rFonts w:ascii="Arial" w:hAnsi="Arial" w:cs="Arial"/>
-          <w:b/>
-          <w:bCs/>
-        </w:rPr>
-        <w:t>Trigger Questions: ’What is your CAC?’ / ’How do you acquire users?’ / ’How do you get to 180K users?’</w:t>
-      </w:r>
-    </w:p>
-    <w:p>
-      <w:pPr>
-        <w:rPr>
-          <w:rFonts w:ascii="Arial" w:hAnsi="Arial" w:cs="Arial"/>
-        </w:rPr>
-      </w:pPr>
-      <w:r>
-        <w:rPr>
-          <w:rFonts w:ascii="Arial" w:hAnsi="Arial" w:cs="Arial"/>
-        </w:rPr>
-        <w:t>Content: Funnel diagram (top to bottom) with three phases. Phase A (0–10K users): Channels = product-led growth (live prototype), professional networks, MIT CTO community, Product Hunt. Estimated blended CAC: $15–25. Phase B (10K–100K users): Channels = content marketing (personal finance SEO), fintech newsletter partnerships, community growth. Estimated blended CAC: $35–50. Phase C (100K+ users): Channels = B2B/white-label bank partnerships (CAC shifts to partner). Estimated blended CAC: $10–20 (partner-subsidized). Right side: LTV/CAC table showing three scenarios (base, conservative, pessimistic) with LTV/CAC ratio. Target: LTV/CAC &gt; 3:1 in all scenarios.</w:t>
-      </w:r>
-    </w:p>
-    <w:p>
-      <w:pPr>
-        <w:rPr>
-          <w:rFonts w:ascii="Arial" w:hAnsi="Arial" w:cs="Arial"/>
-        </w:rPr>
-      </w:pPr>
-      <w:r>
-        <w:rPr>
-          <w:rFonts w:ascii="Arial" w:hAnsi="Arial" w:cs="Arial"/>
-        </w:rPr>
-        <w:t>Data Requirements: NEEDED — CAC estimates per channel. Research benchmarks from a16z fintech reports, Lenny Rachitsky’s CAC benchmarking data, and public S-1 filings from comparable fintech companies (NerdWallet, SoFi). LTV calculation derived from existing ARPU and churn data.</w:t>
-      </w:r>
-    </w:p>
-    <w:p>
-      <w:pPr>
-        <w:rPr>
-          <w:rFonts w:ascii="Arial" w:hAnsi="Arial" w:cs="Arial"/>
-        </w:rPr>
-      </w:pPr>
-      <w:r>
-        <w:rPr>
-          <w:rFonts w:ascii="Arial" w:hAnsi="Arial" w:cs="Arial"/>
-        </w:rPr>
-        <w:t xml:space="preserve">Verbal Walkthrough (50s): ’Our go-to-market is phased. Early users come through product-led growth at very low cost — the prototype is live today. As we scale, we invest in content marketing targeted at personal finance audiences, keeping </w:t>
-      </w:r>
-      <w:r>
-        <w:rPr>
-          <w:rFonts w:ascii="Arial" w:hAnsi="Arial" w:cs="Arial"/>
-        </w:rPr>
-        <w:lastRenderedPageBreak/>
-        <w:t>blended CAC under $50. At scale, B2B partnerships shift acquisition cost to bank partners who embed Poseidon in their platforms. In every scenario, our LTV/CAC ratio exceeds 3:1.’</w:t>
-      </w:r>
-    </w:p>
-    <w:p>
-      <w:pPr>
-        <w:rPr>
-          <w:rFonts w:ascii="Arial" w:hAnsi="Arial" w:cs="Arial"/>
-        </w:rPr>
-      </w:pPr>
-    </w:p>
-    <w:p>
-      <w:pPr>
-        <w:rPr>
-          <w:rFonts w:ascii="Arial" w:hAnsi="Arial" w:cs="Arial"/>
-        </w:rPr>
-      </w:pPr>
-      <w:r>
-        <w:rPr>
-          <w:rFonts w:ascii="Arial" w:hAnsi="Arial" w:cs="Arial"/>
-          <w:b/>
-          <w:bCs/>
+        <w:t>Slide 3 (High): Conversion Rate Benchmarking — Poseidon vs. Industry</w:t>
+      </w:r>
+    </w:p>
+    <w:p>
+      <w:pPr>
+        <w:rPr>
+          <w:rFonts w:ascii="Arial" w:hAnsi="Arial" w:cs="Arial"/>
+        </w:rPr>
+      </w:pPr>
+      <w:r>
+        <w:rPr>
+          <w:rFonts w:ascii="Arial" w:hAnsi="Arial" w:cs="Arial"/>
+        </w:rPr>
+        <w:t>Trigger Questions: ’Where does 3.5% conversion come from?’ / ’Is that realistic?’</w:t>
+      </w:r>
+    </w:p>
+    <w:p>
+      <w:pPr>
+        <w:rPr>
+          <w:rFonts w:ascii="Arial" w:hAnsi="Arial" w:cs="Arial"/>
+        </w:rPr>
+      </w:pPr>
+      <w:r>
+        <w:rPr>
+          <w:rFonts w:ascii="Arial" w:hAnsi="Arial" w:cs="Arial"/>
+        </w:rPr>
+        <w:t>Content: Horizontal bar chart showing free-to-paid conversion rates. Bars: Spotify (~46%, noted as not comparable), Evernote (~4–5%), Dropbox (~4%), Headspace (~3–4%), Industry average consumer SaaS (~2–5%), Poseidon Base (3.5%) highlighted, Poseidon Conservative (2.0%), Poseidon Pessimistic (1.5%). A vertical dotted line at 3.5% marks the base case. Annotation: ’Poseidon’s value-to-cost ratio of 4.3x — users save $34/month for $7.99 — supports conversion above typical consumer SaaS because the ROI is quantifiable and immediate.’</w:t>
+      </w:r>
+    </w:p>
+    <w:p>
+      <w:pPr>
+        <w:rPr>
+          <w:rFonts w:ascii="Arial" w:hAnsi="Arial" w:cs="Arial"/>
+        </w:rPr>
+      </w:pPr>
+      <w:r>
+        <w:rPr>
+          <w:rFonts w:ascii="Arial" w:hAnsi="Arial" w:cs="Arial"/>
+        </w:rPr>
+        <w:t>Data Requirements: NEEDED — Verified conversion rate citations for 4–5 comparable companies. AVAILABLE — Poseidon’s three scenario rates and the 4.3x value ratio are in current materials.</w:t>
+      </w:r>
+    </w:p>
+    <w:p>
+      <w:pPr>
+        <w:rPr>
+          <w:rFonts w:ascii="Arial" w:hAnsi="Arial" w:cs="Arial"/>
+        </w:rPr>
+      </w:pPr>
+      <w:r>
+        <w:rPr>
+          <w:rFonts w:ascii="Arial" w:hAnsi="Arial" w:cs="Arial"/>
+        </w:rPr>
+        <w:t>Verbal Walkthrough (45s): ’Our 3.5% base conversion sits squarely within the established range for consumer SaaS freemium products. What makes our position defensible is the value-to-cost ratio: users quantifiably save over $34 per month on a $7.99 subscription. That tangible ROI differentiates us from products where the upgrade value is less measurable. And our stress scenarios bracket the downside at 2% and 1.5%.’</w:t>
+      </w:r>
+    </w:p>
+    <w:p>
+      <w:pPr>
+        <w:rPr>
+          <w:rFonts w:ascii="Arial" w:hAnsi="Arial" w:cs="Arial"/>
+        </w:rPr>
+      </w:pPr>
+    </w:p>
+    <w:p>
+      <w:pPr>
+        <w:rPr>
+          <w:rFonts w:ascii="Arial" w:hAnsi="Arial" w:cs="Arial"/>
+        </w:rPr>
+      </w:pPr>
+      <w:r>
+        <w:rPr>
+          <w:rFonts w:ascii="Arial" w:hAnsi="Arial" w:cs="Arial"/>
           <w:sz w:val="32"/>
           <w:szCs w:val="32"/>
         </w:rPr>
-        <w:t>Slide 3 (High): Conversion Rate Benchmarking — Poseidon vs. Industry</w:t>
-      </w:r>
-    </w:p>
-    <w:p>
-      <w:pPr>
-        <w:rPr>
-          <w:rFonts w:ascii="Arial" w:hAnsi="Arial" w:cs="Arial"/>
-        </w:rPr>
-      </w:pPr>
-      <w:r>
-        <w:rPr>
-          <w:rFonts w:ascii="Arial" w:hAnsi="Arial" w:cs="Arial"/>
-          <w:b/>
-          <w:bCs/>
-        </w:rPr>
-        <w:t>Trigger Questions: ’Where does 3.5% conversion come from?’ / ’Is that realistic?’</w:t>
-      </w:r>
-    </w:p>
-    <w:p>
-      <w:pPr>
-        <w:rPr>
-          <w:rFonts w:ascii="Arial" w:hAnsi="Arial" w:cs="Arial"/>
-        </w:rPr>
-      </w:pPr>
-      <w:r>
-        <w:rPr>
-          <w:rFonts w:ascii="Arial" w:hAnsi="Arial" w:cs="Arial"/>
-        </w:rPr>
-        <w:t>Content: Horizontal bar chart showing free-to-paid conversion rates. Bars: Spotify (~46%, noted as not comparable), Evernote (~4–5%), Dropbox (~4%), Headspace (~3–4%), Industry average consumer SaaS (~2–5%), Poseidon Base (3.5%) highlighted, Poseidon Conservative (2.0%), Poseidon Pessimistic (1.5%). A vertical dotted line at 3.5% marks the base case. Annotation: ’Poseidon’s value-to-cost ratio of 4.3x — users save $34/month for $7.99 — supports conversion above typical consumer SaaS because the ROI is quantifiable and immediate.’</w:t>
-      </w:r>
-    </w:p>
-    <w:p>
-      <w:pPr>
-        <w:rPr>
-          <w:rFonts w:ascii="Arial" w:hAnsi="Arial" w:cs="Arial"/>
-        </w:rPr>
-      </w:pPr>
-      <w:r>
-        <w:rPr>
-          <w:rFonts w:ascii="Arial" w:hAnsi="Arial" w:cs="Arial"/>
-        </w:rPr>
-        <w:t>Data Requirements: NEEDED — Verified conversion rate citations for 4–5 comparable companies. AVAILABLE — Poseidon’s three scenario rates and the 4.3x value ratio are in current materials.</w:t>
-      </w:r>
-    </w:p>
-    <w:p>
-      <w:pPr>
-        <w:rPr>
-          <w:rFonts w:ascii="Arial" w:hAnsi="Arial" w:cs="Arial"/>
-        </w:rPr>
-      </w:pPr>
-      <w:r>
-        <w:rPr>
-          <w:rFonts w:ascii="Arial" w:hAnsi="Arial" w:cs="Arial"/>
-        </w:rPr>
-        <w:t>Verbal Walkthrough (45s): ’Our 3.5% base conversion sits squarely within the established range for consumer SaaS freemium products. What makes our position defensible is the value-to-cost ratio: users quantifiably save over $34 per month on a $7.99 subscription. That tangible ROI differentiates us from products where the upgrade value is less measurable. And our stress scenarios bracket the downside at 2% and 1.5%.’</w:t>
-      </w:r>
-    </w:p>
-    <w:p>
-      <w:pPr>
-        <w:rPr>
-          <w:rFonts w:ascii="Arial" w:hAnsi="Arial" w:cs="Arial"/>
-        </w:rPr>
-      </w:pPr>
-    </w:p>
-    <w:p>
-      <w:pPr>
-        <w:rPr>
-          <w:rFonts w:ascii="Arial" w:hAnsi="Arial" w:cs="Arial"/>
-        </w:rPr>
-      </w:pPr>
-      <w:r>
-        <w:rPr>
-          <w:rFonts w:ascii="Arial" w:hAnsi="Arial" w:cs="Arial"/>
-          <w:b/>
-          <w:bCs/>
+        <w:t>Slide 4 (High): GOVERN Engine — Audit Trail Architecture</w:t>
+      </w:r>
+    </w:p>
+    <w:p>
+      <w:pPr>
+        <w:rPr>
+          <w:rFonts w:ascii="Arial" w:hAnsi="Arial" w:cs="Arial"/>
+        </w:rPr>
+      </w:pPr>
+      <w:r>
+        <w:rPr>
+          <w:rFonts w:ascii="Arial" w:hAnsi="Arial" w:cs="Arial"/>
+        </w:rPr>
+        <w:t>Trigger Questions: ’What does 100% auditability look like concretely?’ / ’Show me the audit log.’</w:t>
+      </w:r>
+    </w:p>
+    <w:p>
+      <w:pPr>
+        <w:rPr>
+          <w:rFonts w:ascii="Arial" w:hAnsi="Arial" w:cs="Arial"/>
+        </w:rPr>
+      </w:pPr>
+      <w:r>
+        <w:rPr>
+          <w:rFonts w:ascii="Arial" w:hAnsi="Arial" w:cs="Arial"/>
+        </w:rPr>
+        <w:t xml:space="preserve">Content: Two-panel layout. Left panel: Sample audit record with fields — timestamp, engine (PROTECT), </w:t>
+      </w:r>
+      <w:proofErr w:type="spellStart"/>
+      <w:r>
+        <w:rPr>
+          <w:rFonts w:ascii="Arial" w:hAnsi="Arial" w:cs="Arial"/>
+        </w:rPr>
+        <w:t>model_version</w:t>
+      </w:r>
+      <w:proofErr w:type="spellEnd"/>
+      <w:r>
+        <w:rPr>
+          <w:rFonts w:ascii="Arial" w:hAnsi="Arial" w:cs="Arial"/>
+        </w:rPr>
+        <w:t xml:space="preserve"> (IF-v2.3), </w:t>
+      </w:r>
+      <w:proofErr w:type="spellStart"/>
+      <w:r>
+        <w:rPr>
+          <w:rFonts w:ascii="Arial" w:hAnsi="Arial" w:cs="Arial"/>
+        </w:rPr>
+        <w:t>input_features</w:t>
+      </w:r>
+      <w:proofErr w:type="spellEnd"/>
+      <w:r>
+        <w:rPr>
+          <w:rFonts w:ascii="Arial" w:hAnsi="Arial" w:cs="Arial"/>
+        </w:rPr>
+        <w:t xml:space="preserve"> (14 features, top 3 listed), prediction (anomaly, score 0.87), confidence (0.87), </w:t>
+      </w:r>
+      <w:proofErr w:type="spellStart"/>
+      <w:r>
+        <w:rPr>
+          <w:rFonts w:ascii="Arial" w:hAnsi="Arial" w:cs="Arial"/>
+        </w:rPr>
+        <w:t>shap_top_factors</w:t>
+      </w:r>
+      <w:proofErr w:type="spellEnd"/>
+      <w:r>
+        <w:rPr>
+          <w:rFonts w:ascii="Arial" w:hAnsi="Arial" w:cs="Arial"/>
+        </w:rPr>
+        <w:t xml:space="preserve"> (</w:t>
+      </w:r>
+      <w:proofErr w:type="spellStart"/>
+      <w:r>
+        <w:rPr>
+          <w:rFonts w:ascii="Arial" w:hAnsi="Arial" w:cs="Arial"/>
+        </w:rPr>
+        <w:t>merchant_category</w:t>
+      </w:r>
+      <w:proofErr w:type="spellEnd"/>
+      <w:r>
+        <w:rPr>
+          <w:rFonts w:ascii="Arial" w:hAnsi="Arial" w:cs="Arial"/>
+        </w:rPr>
+        <w:t xml:space="preserve">: +0.31, </w:t>
+      </w:r>
+      <w:proofErr w:type="spellStart"/>
+      <w:r>
+        <w:rPr>
+          <w:rFonts w:ascii="Arial" w:hAnsi="Arial" w:cs="Arial"/>
+        </w:rPr>
+        <w:t>amount_deviation</w:t>
+      </w:r>
+      <w:proofErr w:type="spellEnd"/>
+      <w:r>
+        <w:rPr>
+          <w:rFonts w:ascii="Arial" w:hAnsi="Arial" w:cs="Arial"/>
+        </w:rPr>
+        <w:t xml:space="preserve">: +0.24, </w:t>
+      </w:r>
+      <w:proofErr w:type="spellStart"/>
+      <w:r>
+        <w:rPr>
+          <w:rFonts w:ascii="Arial" w:hAnsi="Arial" w:cs="Arial"/>
+        </w:rPr>
+        <w:t>time_of_day</w:t>
+      </w:r>
+      <w:proofErr w:type="spellEnd"/>
+      <w:r>
+        <w:rPr>
+          <w:rFonts w:ascii="Arial" w:hAnsi="Arial" w:cs="Arial"/>
+        </w:rPr>
+        <w:t xml:space="preserve">: +0.18), </w:t>
+      </w:r>
+      <w:proofErr w:type="spellStart"/>
+      <w:r>
+        <w:rPr>
+          <w:rFonts w:ascii="Arial" w:hAnsi="Arial" w:cs="Arial"/>
+        </w:rPr>
+        <w:t>genai_explanation</w:t>
+      </w:r>
+      <w:proofErr w:type="spellEnd"/>
+      <w:r>
+        <w:rPr>
+          <w:rFonts w:ascii="Arial" w:hAnsi="Arial" w:cs="Arial"/>
+        </w:rPr>
+        <w:t xml:space="preserve"> (’This transaction was flagged because the merchant category is unusual for your spending pattern and the amount is 2.4x your typical purchase in this category’), </w:t>
+      </w:r>
+      <w:proofErr w:type="spellStart"/>
+      <w:r>
+        <w:rPr>
+          <w:rFonts w:ascii="Arial" w:hAnsi="Arial" w:cs="Arial"/>
+        </w:rPr>
+        <w:t>genai_params</w:t>
+      </w:r>
+      <w:proofErr w:type="spellEnd"/>
+      <w:r>
+        <w:rPr>
+          <w:rFonts w:ascii="Arial" w:hAnsi="Arial" w:cs="Arial"/>
+        </w:rPr>
+        <w:t xml:space="preserve"> (model: </w:t>
+      </w:r>
+      <w:proofErr w:type="spellStart"/>
+      <w:r>
+        <w:rPr>
+          <w:rFonts w:ascii="Arial" w:hAnsi="Arial" w:cs="Arial"/>
+        </w:rPr>
+        <w:t>claude</w:t>
+      </w:r>
+      <w:proofErr w:type="spellEnd"/>
+      <w:r>
+        <w:rPr>
+          <w:rFonts w:ascii="Arial" w:hAnsi="Arial" w:cs="Arial"/>
+        </w:rPr>
+        <w:t xml:space="preserve">-sonnet, temp: 0.2), </w:t>
+      </w:r>
+      <w:proofErr w:type="spellStart"/>
+      <w:r>
+        <w:rPr>
+          <w:rFonts w:ascii="Arial" w:hAnsi="Arial" w:cs="Arial"/>
+        </w:rPr>
+        <w:t>user_decision</w:t>
+      </w:r>
+      <w:proofErr w:type="spellEnd"/>
+      <w:r>
+        <w:rPr>
+          <w:rFonts w:ascii="Arial" w:hAnsi="Arial" w:cs="Arial"/>
+        </w:rPr>
+        <w:t xml:space="preserve"> (</w:t>
+      </w:r>
+      <w:proofErr w:type="spellStart"/>
+      <w:r>
+        <w:rPr>
+          <w:rFonts w:ascii="Arial" w:hAnsi="Arial" w:cs="Arial"/>
+        </w:rPr>
+        <w:t>confirmed_fraud</w:t>
+      </w:r>
+      <w:proofErr w:type="spellEnd"/>
+      <w:r>
+        <w:rPr>
+          <w:rFonts w:ascii="Arial" w:hAnsi="Arial" w:cs="Arial"/>
+        </w:rPr>
+        <w:t xml:space="preserve">), </w:t>
+      </w:r>
+      <w:proofErr w:type="spellStart"/>
+      <w:r>
+        <w:rPr>
+          <w:rFonts w:ascii="Arial" w:hAnsi="Arial" w:cs="Arial"/>
+        </w:rPr>
+        <w:t>action_taken</w:t>
+      </w:r>
+      <w:proofErr w:type="spellEnd"/>
+      <w:r>
+        <w:rPr>
+          <w:rFonts w:ascii="Arial" w:hAnsi="Arial" w:cs="Arial"/>
+        </w:rPr>
+        <w:t xml:space="preserve"> (</w:t>
+      </w:r>
+      <w:proofErr w:type="spellStart"/>
+      <w:r>
+        <w:rPr>
+          <w:rFonts w:ascii="Arial" w:hAnsi="Arial" w:cs="Arial"/>
+        </w:rPr>
+        <w:t>card_frozen</w:t>
+      </w:r>
+      <w:proofErr w:type="spellEnd"/>
+      <w:r>
+        <w:rPr>
+          <w:rFonts w:ascii="Arial" w:hAnsi="Arial" w:cs="Arial"/>
+        </w:rPr>
+        <w:t>). Right panel: Data flow diagram — Transaction &gt; PROTECT scores &gt; SHAP generates factors &gt; GenAI generates explanation &gt; User sees alert &gt; User approves/rejects &gt; GOVERN logs everything. Arrow labeled ’Immutable audit log’ pointing to storage. Footer: ’Retention: 7 years (aligned with SEC/OCC requirements). Review: automated MLOps + quarterly AI ethics board audit.’</w:t>
+      </w:r>
+    </w:p>
+    <w:p>
+      <w:pPr>
+        <w:rPr>
+          <w:rFonts w:ascii="Arial" w:hAnsi="Arial" w:cs="Arial"/>
+        </w:rPr>
+      </w:pPr>
+      <w:r>
+        <w:rPr>
+          <w:rFonts w:ascii="Arial" w:hAnsi="Arial" w:cs="Arial"/>
+        </w:rPr>
+        <w:t>Data Requirements: AVAILABLE — Architecture principle, engine descriptions, SHAP usage, low-temperature GenAI, confidence scores. NEEDED — Sample field names and retention policy (use standard financial services benchmarks: 6–7 years).</w:t>
+      </w:r>
+    </w:p>
+    <w:p>
+      <w:pPr>
+        <w:rPr>
+          <w:rFonts w:ascii="Arial" w:hAnsi="Arial" w:cs="Arial"/>
+        </w:rPr>
+      </w:pPr>
+      <w:r>
+        <w:rPr>
+          <w:rFonts w:ascii="Arial" w:hAnsi="Arial" w:cs="Arial"/>
+        </w:rPr>
+        <w:t xml:space="preserve">Verbal Walkthrough (50s): ’Here is what 100% auditability looks like in practice. Every AI decision produces a structured record: the model version, input features, prediction with confidence score, the top contributing factors from SHAP, the GenAI explanation with its generation parameters, and the user’s approval decision. These records are retained for seven </w:t>
+      </w:r>
+      <w:r>
+        <w:rPr>
+          <w:rFonts w:ascii="Arial" w:hAnsi="Arial" w:cs="Arial"/>
+        </w:rPr>
+        <w:lastRenderedPageBreak/>
+        <w:t>years, aligned with financial services regulatory requirements, and reviewed through automated monitoring plus quarterly ethics board audits.’</w:t>
+      </w:r>
+    </w:p>
+    <w:p>
+      <w:pPr>
+        <w:rPr>
+          <w:rFonts w:ascii="Arial" w:hAnsi="Arial" w:cs="Arial"/>
+        </w:rPr>
+      </w:pPr>
+    </w:p>
+    <w:p>
+      <w:pPr>
+        <w:rPr>
+          <w:rFonts w:ascii="Arial" w:hAnsi="Arial" w:cs="Arial"/>
+        </w:rPr>
+      </w:pPr>
+      <w:r>
+        <w:rPr>
+          <w:rFonts w:ascii="Arial" w:hAnsi="Arial" w:cs="Arial"/>
           <w:sz w:val="32"/>
           <w:szCs w:val="32"/>
         </w:rPr>
-        <w:t>Slide 4 (High): GOVERN Engine — Audit Trail Architecture</w:t>
-      </w:r>
-    </w:p>
-    <w:p>
-      <w:pPr>
-        <w:rPr>
-          <w:rFonts w:ascii="Arial" w:hAnsi="Arial" w:cs="Arial"/>
-        </w:rPr>
-      </w:pPr>
-      <w:r>
-        <w:rPr>
-          <w:rFonts w:ascii="Arial" w:hAnsi="Arial" w:cs="Arial"/>
-          <w:b/>
-          <w:bCs/>
-        </w:rPr>
-        <w:t>Trigger Questions: ’What does 100% auditability look like concretely?’ / ’Show me the audit log.’</w:t>
-      </w:r>
-    </w:p>
-    <w:p>
-      <w:pPr>
-        <w:rPr>
-          <w:rFonts w:ascii="Arial" w:hAnsi="Arial" w:cs="Arial"/>
-        </w:rPr>
-      </w:pPr>
-      <w:r>
-        <w:rPr>
-          <w:rFonts w:ascii="Arial" w:hAnsi="Arial" w:cs="Arial"/>
-        </w:rPr>
-        <w:t xml:space="preserve">Content: Two-panel layout. Left panel: Sample audit record with fields — timestamp, engine (PROTECT), </w:t>
-      </w:r>
-      <w:proofErr w:type="spellStart"/>
-      <w:r>
-        <w:rPr>
-          <w:rFonts w:ascii="Arial" w:hAnsi="Arial" w:cs="Arial"/>
-        </w:rPr>
-        <w:t>model_version</w:t>
-      </w:r>
-      <w:proofErr w:type="spellEnd"/>
-      <w:r>
-        <w:rPr>
-          <w:rFonts w:ascii="Arial" w:hAnsi="Arial" w:cs="Arial"/>
-        </w:rPr>
-        <w:t xml:space="preserve"> (IF-v2.3), </w:t>
-      </w:r>
-      <w:proofErr w:type="spellStart"/>
-      <w:r>
-        <w:rPr>
-          <w:rFonts w:ascii="Arial" w:hAnsi="Arial" w:cs="Arial"/>
-        </w:rPr>
-        <w:t>input_features</w:t>
-      </w:r>
-      <w:proofErr w:type="spellEnd"/>
-      <w:r>
-        <w:rPr>
-          <w:rFonts w:ascii="Arial" w:hAnsi="Arial" w:cs="Arial"/>
-        </w:rPr>
-        <w:t xml:space="preserve"> (14 features, top 3 listed), prediction (anomaly, score 0.87), confidence (0.87), </w:t>
-      </w:r>
-      <w:proofErr w:type="spellStart"/>
-      <w:r>
-        <w:rPr>
-          <w:rFonts w:ascii="Arial" w:hAnsi="Arial" w:cs="Arial"/>
-        </w:rPr>
-        <w:t>shap_top_factors</w:t>
-      </w:r>
-      <w:proofErr w:type="spellEnd"/>
-      <w:r>
-        <w:rPr>
-          <w:rFonts w:ascii="Arial" w:hAnsi="Arial" w:cs="Arial"/>
-        </w:rPr>
-        <w:t xml:space="preserve"> (</w:t>
-      </w:r>
-      <w:proofErr w:type="spellStart"/>
-      <w:r>
-        <w:rPr>
-          <w:rFonts w:ascii="Arial" w:hAnsi="Arial" w:cs="Arial"/>
-        </w:rPr>
-        <w:t>merchant_category</w:t>
-      </w:r>
-      <w:proofErr w:type="spellEnd"/>
-      <w:r>
-        <w:rPr>
-          <w:rFonts w:ascii="Arial" w:hAnsi="Arial" w:cs="Arial"/>
-        </w:rPr>
-        <w:t xml:space="preserve">: +0.31, </w:t>
-      </w:r>
-      <w:proofErr w:type="spellStart"/>
-      <w:r>
-        <w:rPr>
-          <w:rFonts w:ascii="Arial" w:hAnsi="Arial" w:cs="Arial"/>
-        </w:rPr>
-        <w:t>amount_deviation</w:t>
-      </w:r>
-      <w:proofErr w:type="spellEnd"/>
-      <w:r>
-        <w:rPr>
-          <w:rFonts w:ascii="Arial" w:hAnsi="Arial" w:cs="Arial"/>
-        </w:rPr>
-        <w:t xml:space="preserve">: +0.24, </w:t>
-      </w:r>
-      <w:proofErr w:type="spellStart"/>
-      <w:r>
-        <w:rPr>
-          <w:rFonts w:ascii="Arial" w:hAnsi="Arial" w:cs="Arial"/>
-        </w:rPr>
-        <w:t>time_of_day</w:t>
-      </w:r>
-      <w:proofErr w:type="spellEnd"/>
-      <w:r>
-        <w:rPr>
-          <w:rFonts w:ascii="Arial" w:hAnsi="Arial" w:cs="Arial"/>
-        </w:rPr>
-        <w:t xml:space="preserve">: +0.18), </w:t>
-      </w:r>
-      <w:proofErr w:type="spellStart"/>
-      <w:r>
-        <w:rPr>
-          <w:rFonts w:ascii="Arial" w:hAnsi="Arial" w:cs="Arial"/>
-        </w:rPr>
-        <w:t>genai_explanation</w:t>
-      </w:r>
-      <w:proofErr w:type="spellEnd"/>
-      <w:r>
-        <w:rPr>
-          <w:rFonts w:ascii="Arial" w:hAnsi="Arial" w:cs="Arial"/>
-        </w:rPr>
-        <w:t xml:space="preserve"> (’This transaction was flagged because the merchant category is unusual for your spending pattern and the amount is 2.4x your typical purchase in this category’), </w:t>
-      </w:r>
-      <w:proofErr w:type="spellStart"/>
-      <w:r>
-        <w:rPr>
-          <w:rFonts w:ascii="Arial" w:hAnsi="Arial" w:cs="Arial"/>
-        </w:rPr>
-        <w:t>genai_params</w:t>
-      </w:r>
-      <w:proofErr w:type="spellEnd"/>
-      <w:r>
-        <w:rPr>
-          <w:rFonts w:ascii="Arial" w:hAnsi="Arial" w:cs="Arial"/>
-        </w:rPr>
-        <w:t xml:space="preserve"> (model: </w:t>
-      </w:r>
-      <w:proofErr w:type="spellStart"/>
-      <w:r>
-        <w:rPr>
-          <w:rFonts w:ascii="Arial" w:hAnsi="Arial" w:cs="Arial"/>
-        </w:rPr>
-        <w:t>claude</w:t>
-      </w:r>
-      <w:proofErr w:type="spellEnd"/>
-      <w:r>
-        <w:rPr>
-          <w:rFonts w:ascii="Arial" w:hAnsi="Arial" w:cs="Arial"/>
-        </w:rPr>
-        <w:t xml:space="preserve">-sonnet, temp: 0.2), </w:t>
-      </w:r>
-      <w:proofErr w:type="spellStart"/>
-      <w:r>
-        <w:rPr>
-          <w:rFonts w:ascii="Arial" w:hAnsi="Arial" w:cs="Arial"/>
-        </w:rPr>
-        <w:t>user_decision</w:t>
-      </w:r>
-      <w:proofErr w:type="spellEnd"/>
-      <w:r>
-        <w:rPr>
-          <w:rFonts w:ascii="Arial" w:hAnsi="Arial" w:cs="Arial"/>
-        </w:rPr>
-        <w:t xml:space="preserve"> (</w:t>
-      </w:r>
-      <w:proofErr w:type="spellStart"/>
-      <w:r>
-        <w:rPr>
-          <w:rFonts w:ascii="Arial" w:hAnsi="Arial" w:cs="Arial"/>
-        </w:rPr>
-        <w:t>confirmed_fraud</w:t>
-      </w:r>
-      <w:proofErr w:type="spellEnd"/>
-      <w:r>
-        <w:rPr>
-          <w:rFonts w:ascii="Arial" w:hAnsi="Arial" w:cs="Arial"/>
-        </w:rPr>
-        <w:t xml:space="preserve">), </w:t>
-      </w:r>
-      <w:proofErr w:type="spellStart"/>
-      <w:r>
-        <w:rPr>
-          <w:rFonts w:ascii="Arial" w:hAnsi="Arial" w:cs="Arial"/>
-        </w:rPr>
-        <w:t>action_taken</w:t>
-      </w:r>
-      <w:proofErr w:type="spellEnd"/>
-      <w:r>
-        <w:rPr>
-          <w:rFonts w:ascii="Arial" w:hAnsi="Arial" w:cs="Arial"/>
-        </w:rPr>
-        <w:t xml:space="preserve"> (</w:t>
-      </w:r>
-      <w:proofErr w:type="spellStart"/>
-      <w:r>
-        <w:rPr>
-          <w:rFonts w:ascii="Arial" w:hAnsi="Arial" w:cs="Arial"/>
-        </w:rPr>
-        <w:t>card_frozen</w:t>
-      </w:r>
-      <w:proofErr w:type="spellEnd"/>
-      <w:r>
-        <w:rPr>
-          <w:rFonts w:ascii="Arial" w:hAnsi="Arial" w:cs="Arial"/>
-        </w:rPr>
-        <w:t>). Right panel: Data flow diagram — Transaction &gt; PROTECT scores &gt; SHAP generates factors &gt; GenAI generates explanation &gt; User sees alert &gt; User approves/rejects &gt; GOVERN logs everything. Arrow labeled ’Immutable audit log’ pointing to storage. Footer: ’Retention: 7 years (aligned with SEC/OCC requirements). Review: automated MLOps + quarterly AI ethics board audit.’</w:t>
-      </w:r>
-    </w:p>
-    <w:p>
-      <w:pPr>
-        <w:rPr>
-          <w:rFonts w:ascii="Arial" w:hAnsi="Arial" w:cs="Arial"/>
-        </w:rPr>
-      </w:pPr>
-      <w:r>
-        <w:rPr>
-          <w:rFonts w:ascii="Arial" w:hAnsi="Arial" w:cs="Arial"/>
-        </w:rPr>
-        <w:t>Data Requirements: AVAILABLE — Architecture principle, engine descriptions, SHAP usage, low-temperature GenAI, confidence scores. NEEDED — Sample field names and retention policy (use standard financial services benchmarks: 6–7 years).</w:t>
-      </w:r>
-    </w:p>
-    <w:p>
-      <w:pPr>
-        <w:rPr>
-          <w:rFonts w:ascii="Arial" w:hAnsi="Arial" w:cs="Arial"/>
-        </w:rPr>
-      </w:pPr>
-      <w:r>
-        <w:rPr>
-          <w:rFonts w:ascii="Arial" w:hAnsi="Arial" w:cs="Arial"/>
-        </w:rPr>
-        <w:t xml:space="preserve">Verbal Walkthrough (50s): ’Here is what 100% auditability looks like in practice. Every AI decision produces a structured record: the model version, input features, prediction with confidence score, the top contributing factors from SHAP, the </w:t>
-      </w:r>
-      <w:r>
-        <w:rPr>
-          <w:rFonts w:ascii="Arial" w:hAnsi="Arial" w:cs="Arial"/>
-        </w:rPr>
-        <w:lastRenderedPageBreak/>
-        <w:t>GenAI explanation with its generation parameters, and the user’s approval decision. These records are retained for seven years, aligned with financial services regulatory requirements, and reviewed through automated monitoring plus quarterly ethics board audits.’</w:t>
-      </w:r>
-    </w:p>
-    <w:p>
-      <w:pPr>
-        <w:rPr>
-          <w:rFonts w:ascii="Arial" w:hAnsi="Arial" w:cs="Arial"/>
-        </w:rPr>
-      </w:pPr>
-    </w:p>
-    <w:p>
-      <w:pPr>
-        <w:rPr>
-          <w:rFonts w:ascii="Arial" w:hAnsi="Arial" w:cs="Arial"/>
-        </w:rPr>
-      </w:pPr>
-      <w:r>
-        <w:rPr>
-          <w:rFonts w:ascii="Arial" w:hAnsi="Arial" w:cs="Arial"/>
-          <w:b/>
-          <w:bCs/>
-          <w:sz w:val="32"/>
-          <w:szCs w:val="32"/>
-        </w:rPr>
         <w:t>Slide 5 (Medium): Competitive Positioning 2x2 Matrix</w:t>
       </w:r>
     </w:p>
@@ -6471,8 +7081,6 @@
       <w:r>
         <w:rPr>
           <w:rFonts w:ascii="Arial" w:hAnsi="Arial" w:cs="Arial"/>
-          <w:b/>
-          <w:bCs/>
         </w:rPr>
         <w:t>Trigger Questions: ’What stops Apple/Chase/Google from doing this?’ / ’Who are your real competitors?’</w:t>
       </w:r>
@@ -6539,6 +7147,60 @@
 <file path=word/numbering.xml><?xml version="1.0" encoding="utf-8"?>
 <w:numbering xmlns:wpc="http://schemas.microsoft.com/office/word/2010/wordprocessingCanvas" xmlns:cx="http://schemas.microsoft.com/office/drawing/2014/chartex" xmlns:cx1="http://schemas.microsoft.com/office/drawing/2015/9/8/chartex" xmlns:cx2="http://schemas.microsoft.com/office/drawing/2015/10/21/chartex" xmlns:cx3="http://schemas.microsoft.com/office/drawing/2016/5/9/chartex" xmlns:cx4="http://schemas.microsoft.com/office/drawing/2016/5/10/chartex" xmlns:cx5="http://schemas.microsoft.com/office/drawing/2016/5/11/chartex" xmlns:cx6="http://schemas.microsoft.com/office/drawing/2016/5/12/chartex" xmlns:cx7="http://schemas.microsoft.com/office/drawing/2016/5/13/chartex" xmlns:cx8="http://schemas.microsoft.com/office/drawing/2016/5/14/chartex" xmlns:mc="http://schemas.openxmlformats.org/markup-compatibility/2006" xmlns:aink="http://schemas.microsoft.com/office/drawing/2016/ink" xmlns:am3d="http://schemas.microsoft.com/office/drawing/2017/model3d" xmlns:o="urn:schemas-microsoft-com:office:office" xmlns:oel="http://schemas.microsoft.com/office/2019/extlst" xmlns:r="http://schemas.openxmlformats.org/officeDocument/2006/relationships" xmlns:m="http://schemas.openxmlformats.org/officeDocument/2006/math" xmlns:v="urn:schemas-microsoft-com:vml" xmlns:wp14="http://schemas.microsoft.com/office/word/2010/wordprocessingDrawing" xmlns:wp="http://schemas.openxmlformats.org/drawingml/2006/wordprocessingDrawing" xmlns:w10="urn:schemas-microsoft-com:office:word" xmlns:w="http://schemas.openxmlformats.org/wordprocessingml/2006/main" xmlns:w14="http://schemas.microsoft.com/office/word/2010/wordml" xmlns:w15="http://schemas.microsoft.com/office/word/2012/wordml" xmlns:w16cex="http://schemas.microsoft.com/office/word/2018/wordml/cex" xmlns:w16cid="http://schemas.microsoft.com/office/word/2016/wordml/cid" xmlns:w16="http://schemas.microsoft.com/office/word/2018/wordml" xmlns:w16du="http://schemas.microsoft.com/office/word/2023/wordml/word16du" xmlns:w16sdtdh="http://schemas.microsoft.com/office/word/2020/wordml/sdtdatahash" xmlns:w16sdtfl="http://schemas.microsoft.com/office/word/2024/wordml/sdtformatlock" xmlns:w16se="http://schemas.microsoft.com/office/word/2015/wordml/symex" xmlns:wpg="http://schemas.microsoft.com/office/word/2010/wordprocessingGroup" xmlns:wpi="http://schemas.microsoft.com/office/word/2010/wordprocessingInk" xmlns:wne="http://schemas.microsoft.com/office/word/2006/wordml" xmlns:wps="http://schemas.microsoft.com/office/word/2010/wordprocessingShape" mc:Ignorable="w14 w15 w16se w16cid w16 w16cex w16sdtdh w16sdtfl w16du wp14">
   <w:abstractNum w:abstractNumId="0" w15:restartNumberingAfterBreak="0">
+    <w:nsid w:val="00000001"/>
+    <w:multiLevelType w:val="hybridMultilevel"/>
+    <w:tmpl w:val="FFFFFFFF"/>
+    <w:lvl w:ilvl="0" w:tplc="00000001">
+      <w:start w:val="1"/>
+      <w:numFmt w:val="bullet"/>
+      <w:lvlText w:val="•"/>
+      <w:lvlJc w:val="left"/>
+      <w:pPr>
+        <w:ind w:left="720" w:hanging="360"/>
+      </w:pPr>
+    </w:lvl>
+    <w:lvl w:ilvl="1" w:tplc="FFFFFFFF">
+      <w:numFmt w:val="decimal"/>
+      <w:lvlText w:val=""/>
+      <w:lvlJc w:val="left"/>
+    </w:lvl>
+    <w:lvl w:ilvl="2" w:tplc="FFFFFFFF">
+      <w:numFmt w:val="decimal"/>
+      <w:lvlText w:val=""/>
+      <w:lvlJc w:val="left"/>
+    </w:lvl>
+    <w:lvl w:ilvl="3" w:tplc="FFFFFFFF">
+      <w:numFmt w:val="decimal"/>
+      <w:lvlText w:val=""/>
+      <w:lvlJc w:val="left"/>
+    </w:lvl>
+    <w:lvl w:ilvl="4" w:tplc="FFFFFFFF">
+      <w:numFmt w:val="decimal"/>
+      <w:lvlText w:val=""/>
+      <w:lvlJc w:val="left"/>
+    </w:lvl>
+    <w:lvl w:ilvl="5" w:tplc="FFFFFFFF">
+      <w:numFmt w:val="decimal"/>
+      <w:lvlText w:val=""/>
+      <w:lvlJc w:val="left"/>
+    </w:lvl>
+    <w:lvl w:ilvl="6" w:tplc="FFFFFFFF">
+      <w:numFmt w:val="decimal"/>
+      <w:lvlText w:val=""/>
+      <w:lvlJc w:val="left"/>
+    </w:lvl>
+    <w:lvl w:ilvl="7" w:tplc="FFFFFFFF">
+      <w:numFmt w:val="decimal"/>
+      <w:lvlText w:val=""/>
+      <w:lvlJc w:val="left"/>
+    </w:lvl>
+    <w:lvl w:ilvl="8" w:tplc="FFFFFFFF">
+      <w:numFmt w:val="decimal"/>
+      <w:lvlText w:val=""/>
+      <w:lvlJc w:val="left"/>
+    </w:lvl>
+  </w:abstractNum>
+  <w:abstractNum w:abstractNumId="1" w15:restartNumberingAfterBreak="0">
     <w:nsid w:val="02A46C09"/>
     <w:multiLevelType w:val="hybridMultilevel"/>
     <w:tmpl w:val="D5DCF172"/>
@@ -6554,6 +7216,119 @@
         <w:rFonts w:ascii="Symbol" w:hAnsi="Symbol" w:hint="default"/>
       </w:rPr>
     </w:lvl>
+    <w:lvl w:ilvl="1" w:tplc="04090003">
+      <w:start w:val="1"/>
+      <w:numFmt w:val="bullet"/>
+      <w:lvlText w:val="o"/>
+      <w:lvlJc w:val="left"/>
+      <w:pPr>
+        <w:ind w:left="1440" w:hanging="360"/>
+      </w:pPr>
+      <w:rPr>
+        <w:rFonts w:ascii="Courier New" w:hAnsi="Courier New" w:cs="Courier New" w:hint="default"/>
+      </w:rPr>
+    </w:lvl>
+    <w:lvl w:ilvl="2" w:tplc="04090005">
+      <w:start w:val="1"/>
+      <w:numFmt w:val="bullet"/>
+      <w:lvlText w:val=""/>
+      <w:lvlJc w:val="left"/>
+      <w:pPr>
+        <w:ind w:left="2160" w:hanging="360"/>
+      </w:pPr>
+      <w:rPr>
+        <w:rFonts w:ascii="Wingdings" w:hAnsi="Wingdings" w:hint="default"/>
+      </w:rPr>
+    </w:lvl>
+    <w:lvl w:ilvl="3" w:tplc="04090001" w:tentative="1">
+      <w:start w:val="1"/>
+      <w:numFmt w:val="bullet"/>
+      <w:lvlText w:val=""/>
+      <w:lvlJc w:val="left"/>
+      <w:pPr>
+        <w:ind w:left="2880" w:hanging="360"/>
+      </w:pPr>
+      <w:rPr>
+        <w:rFonts w:ascii="Symbol" w:hAnsi="Symbol" w:hint="default"/>
+      </w:rPr>
+    </w:lvl>
+    <w:lvl w:ilvl="4" w:tplc="04090003" w:tentative="1">
+      <w:start w:val="1"/>
+      <w:numFmt w:val="bullet"/>
+      <w:lvlText w:val="o"/>
+      <w:lvlJc w:val="left"/>
+      <w:pPr>
+        <w:ind w:left="3600" w:hanging="360"/>
+      </w:pPr>
+      <w:rPr>
+        <w:rFonts w:ascii="Courier New" w:hAnsi="Courier New" w:cs="Courier New" w:hint="default"/>
+      </w:rPr>
+    </w:lvl>
+    <w:lvl w:ilvl="5" w:tplc="04090005" w:tentative="1">
+      <w:start w:val="1"/>
+      <w:numFmt w:val="bullet"/>
+      <w:lvlText w:val=""/>
+      <w:lvlJc w:val="left"/>
+      <w:pPr>
+        <w:ind w:left="4320" w:hanging="360"/>
+      </w:pPr>
+      <w:rPr>
+        <w:rFonts w:ascii="Wingdings" w:hAnsi="Wingdings" w:hint="default"/>
+      </w:rPr>
+    </w:lvl>
+    <w:lvl w:ilvl="6" w:tplc="04090001" w:tentative="1">
+      <w:start w:val="1"/>
+      <w:numFmt w:val="bullet"/>
+      <w:lvlText w:val=""/>
+      <w:lvlJc w:val="left"/>
+      <w:pPr>
+        <w:ind w:left="5040" w:hanging="360"/>
+      </w:pPr>
+      <w:rPr>
+        <w:rFonts w:ascii="Symbol" w:hAnsi="Symbol" w:hint="default"/>
+      </w:rPr>
+    </w:lvl>
+    <w:lvl w:ilvl="7" w:tplc="04090003" w:tentative="1">
+      <w:start w:val="1"/>
+      <w:numFmt w:val="bullet"/>
+      <w:lvlText w:val="o"/>
+      <w:lvlJc w:val="left"/>
+      <w:pPr>
+        <w:ind w:left="5760" w:hanging="360"/>
+      </w:pPr>
+      <w:rPr>
+        <w:rFonts w:ascii="Courier New" w:hAnsi="Courier New" w:cs="Courier New" w:hint="default"/>
+      </w:rPr>
+    </w:lvl>
+    <w:lvl w:ilvl="8" w:tplc="04090005" w:tentative="1">
+      <w:start w:val="1"/>
+      <w:numFmt w:val="bullet"/>
+      <w:lvlText w:val=""/>
+      <w:lvlJc w:val="left"/>
+      <w:pPr>
+        <w:ind w:left="6480" w:hanging="360"/>
+      </w:pPr>
+      <w:rPr>
+        <w:rFonts w:ascii="Wingdings" w:hAnsi="Wingdings" w:hint="default"/>
+      </w:rPr>
+    </w:lvl>
+  </w:abstractNum>
+  <w:abstractNum w:abstractNumId="2" w15:restartNumberingAfterBreak="0">
+    <w:nsid w:val="04BE1DE2"/>
+    <w:multiLevelType w:val="hybridMultilevel"/>
+    <w:tmpl w:val="3410BDCA"/>
+    <w:lvl w:ilvl="0" w:tplc="04090001">
+      <w:start w:val="1"/>
+      <w:numFmt w:val="bullet"/>
+      <w:lvlText w:val=""/>
+      <w:lvlJc w:val="left"/>
+      <w:pPr>
+        <w:ind w:left="720" w:hanging="360"/>
+      </w:pPr>
+      <w:rPr>
+        <w:rFonts w:ascii="Symbol" w:hAnsi="Symbol" w:hint="default"/>
+      </w:rPr>
+    </w:lvl>
     <w:lvl w:ilvl="1" w:tplc="04090003" w:tentative="1">
       <w:start w:val="1"/>
       <w:numFmt w:val="bullet"/>
@@ -6651,7 +7426,7 @@
       </w:rPr>
     </w:lvl>
   </w:abstractNum>
-  <w:abstractNum w:abstractNumId="1" w15:restartNumberingAfterBreak="0">
+  <w:abstractNum w:abstractNumId="3" w15:restartNumberingAfterBreak="0">
     <w:nsid w:val="04E203E1"/>
     <w:multiLevelType w:val="hybridMultilevel"/>
     <w:tmpl w:val="DB7827D8"/>
@@ -6764,7 +7539,7 @@
       </w:rPr>
     </w:lvl>
   </w:abstractNum>
-  <w:abstractNum w:abstractNumId="2" w15:restartNumberingAfterBreak="0">
+  <w:abstractNum w:abstractNumId="4" w15:restartNumberingAfterBreak="0">
     <w:nsid w:val="06DB3AEB"/>
     <w:multiLevelType w:val="hybridMultilevel"/>
     <w:tmpl w:val="2F508768"/>
@@ -6877,7 +7652,7 @@
       </w:rPr>
     </w:lvl>
   </w:abstractNum>
-  <w:abstractNum w:abstractNumId="3" w15:restartNumberingAfterBreak="0">
+  <w:abstractNum w:abstractNumId="5" w15:restartNumberingAfterBreak="0">
     <w:nsid w:val="072368F3"/>
     <w:multiLevelType w:val="hybridMultilevel"/>
     <w:tmpl w:val="F4A02E36"/>
@@ -6990,7 +7765,120 @@
       </w:rPr>
     </w:lvl>
   </w:abstractNum>
-  <w:abstractNum w:abstractNumId="4" w15:restartNumberingAfterBreak="0">
+  <w:abstractNum w:abstractNumId="6" w15:restartNumberingAfterBreak="0">
+    <w:nsid w:val="0738282B"/>
+    <w:multiLevelType w:val="hybridMultilevel"/>
+    <w:tmpl w:val="783AA984"/>
+    <w:lvl w:ilvl="0" w:tplc="04090001">
+      <w:start w:val="1"/>
+      <w:numFmt w:val="bullet"/>
+      <w:lvlText w:val=""/>
+      <w:lvlJc w:val="left"/>
+      <w:pPr>
+        <w:ind w:left="720" w:hanging="360"/>
+      </w:pPr>
+      <w:rPr>
+        <w:rFonts w:ascii="Symbol" w:hAnsi="Symbol" w:hint="default"/>
+      </w:rPr>
+    </w:lvl>
+    <w:lvl w:ilvl="1" w:tplc="04090003" w:tentative="1">
+      <w:start w:val="1"/>
+      <w:numFmt w:val="bullet"/>
+      <w:lvlText w:val="o"/>
+      <w:lvlJc w:val="left"/>
+      <w:pPr>
+        <w:ind w:left="1440" w:hanging="360"/>
+      </w:pPr>
+      <w:rPr>
+        <w:rFonts w:ascii="Courier New" w:hAnsi="Courier New" w:cs="Courier New" w:hint="default"/>
+      </w:rPr>
+    </w:lvl>
+    <w:lvl w:ilvl="2" w:tplc="04090005" w:tentative="1">
+      <w:start w:val="1"/>
+      <w:numFmt w:val="bullet"/>
+      <w:lvlText w:val=""/>
+      <w:lvlJc w:val="left"/>
+      <w:pPr>
+        <w:ind w:left="2160" w:hanging="360"/>
+      </w:pPr>
+      <w:rPr>
+        <w:rFonts w:ascii="Wingdings" w:hAnsi="Wingdings" w:hint="default"/>
+      </w:rPr>
+    </w:lvl>
+    <w:lvl w:ilvl="3" w:tplc="04090001" w:tentative="1">
+      <w:start w:val="1"/>
+      <w:numFmt w:val="bullet"/>
+      <w:lvlText w:val=""/>
+      <w:lvlJc w:val="left"/>
+      <w:pPr>
+        <w:ind w:left="2880" w:hanging="360"/>
+      </w:pPr>
+      <w:rPr>
+        <w:rFonts w:ascii="Symbol" w:hAnsi="Symbol" w:hint="default"/>
+      </w:rPr>
+    </w:lvl>
+    <w:lvl w:ilvl="4" w:tplc="04090003" w:tentative="1">
+      <w:start w:val="1"/>
+      <w:numFmt w:val="bullet"/>
+      <w:lvlText w:val="o"/>
+      <w:lvlJc w:val="left"/>
+      <w:pPr>
+        <w:ind w:left="3600" w:hanging="360"/>
+      </w:pPr>
+      <w:rPr>
+        <w:rFonts w:ascii="Courier New" w:hAnsi="Courier New" w:cs="Courier New" w:hint="default"/>
+      </w:rPr>
+    </w:lvl>
+    <w:lvl w:ilvl="5" w:tplc="04090005" w:tentative="1">
+      <w:start w:val="1"/>
+      <w:numFmt w:val="bullet"/>
+      <w:lvlText w:val=""/>
+      <w:lvlJc w:val="left"/>
+      <w:pPr>
+        <w:ind w:left="4320" w:hanging="360"/>
+      </w:pPr>
+      <w:rPr>
+        <w:rFonts w:ascii="Wingdings" w:hAnsi="Wingdings" w:hint="default"/>
+      </w:rPr>
+    </w:lvl>
+    <w:lvl w:ilvl="6" w:tplc="04090001" w:tentative="1">
+      <w:start w:val="1"/>
+      <w:numFmt w:val="bullet"/>
+      <w:lvlText w:val=""/>
+      <w:lvlJc w:val="left"/>
+      <w:pPr>
+        <w:ind w:left="5040" w:hanging="360"/>
+      </w:pPr>
+      <w:rPr>
+        <w:rFonts w:ascii="Symbol" w:hAnsi="Symbol" w:hint="default"/>
+      </w:rPr>
+    </w:lvl>
+    <w:lvl w:ilvl="7" w:tplc="04090003" w:tentative="1">
+      <w:start w:val="1"/>
+      <w:numFmt w:val="bullet"/>
+      <w:lvlText w:val="o"/>
+      <w:lvlJc w:val="left"/>
+      <w:pPr>
+        <w:ind w:left="5760" w:hanging="360"/>
+      </w:pPr>
+      <w:rPr>
+        <w:rFonts w:ascii="Courier New" w:hAnsi="Courier New" w:cs="Courier New" w:hint="default"/>
+      </w:rPr>
+    </w:lvl>
+    <w:lvl w:ilvl="8" w:tplc="04090005" w:tentative="1">
+      <w:start w:val="1"/>
+      <w:numFmt w:val="bullet"/>
+      <w:lvlText w:val=""/>
+      <w:lvlJc w:val="left"/>
+      <w:pPr>
+        <w:ind w:left="6480" w:hanging="360"/>
+      </w:pPr>
+      <w:rPr>
+        <w:rFonts w:ascii="Wingdings" w:hAnsi="Wingdings" w:hint="default"/>
+      </w:rPr>
+    </w:lvl>
+  </w:abstractNum>
+  <w:abstractNum w:abstractNumId="7" w15:restartNumberingAfterBreak="0">
     <w:nsid w:val="189E08D4"/>
     <w:multiLevelType w:val="hybridMultilevel"/>
     <w:tmpl w:val="EF5C6648"/>
@@ -7103,7 +7991,7 @@
       </w:rPr>
     </w:lvl>
   </w:abstractNum>
-  <w:abstractNum w:abstractNumId="5" w15:restartNumberingAfterBreak="0">
+  <w:abstractNum w:abstractNumId="8" w15:restartNumberingAfterBreak="0">
     <w:nsid w:val="1E4C00A7"/>
     <w:multiLevelType w:val="hybridMultilevel"/>
     <w:tmpl w:val="830AA8C2"/>
@@ -7216,7 +8104,7 @@
       </w:rPr>
     </w:lvl>
   </w:abstractNum>
-  <w:abstractNum w:abstractNumId="6" w15:restartNumberingAfterBreak="0">
+  <w:abstractNum w:abstractNumId="9" w15:restartNumberingAfterBreak="0">
     <w:nsid w:val="20C84DA6"/>
     <w:multiLevelType w:val="hybridMultilevel"/>
     <w:tmpl w:val="35242D64"/>
@@ -7329,7 +8217,7 @@
       </w:rPr>
     </w:lvl>
   </w:abstractNum>
-  <w:abstractNum w:abstractNumId="7" w15:restartNumberingAfterBreak="0">
+  <w:abstractNum w:abstractNumId="10" w15:restartNumberingAfterBreak="0">
     <w:nsid w:val="232D1D76"/>
     <w:multiLevelType w:val="hybridMultilevel"/>
     <w:tmpl w:val="CCBE5216"/>
@@ -7442,7 +8330,7 @@
       </w:rPr>
     </w:lvl>
   </w:abstractNum>
-  <w:abstractNum w:abstractNumId="8" w15:restartNumberingAfterBreak="0">
+  <w:abstractNum w:abstractNumId="11" w15:restartNumberingAfterBreak="0">
     <w:nsid w:val="255E327D"/>
     <w:multiLevelType w:val="hybridMultilevel"/>
     <w:tmpl w:val="2BB4F4D8"/>
@@ -7555,7 +8443,548 @@
       </w:rPr>
     </w:lvl>
   </w:abstractNum>
-  <w:abstractNum w:abstractNumId="9" w15:restartNumberingAfterBreak="0">
+  <w:abstractNum w:abstractNumId="12" w15:restartNumberingAfterBreak="0">
+    <w:nsid w:val="297E793B"/>
+    <w:multiLevelType w:val="hybridMultilevel"/>
+    <w:tmpl w:val="377C1802"/>
+    <w:lvl w:ilvl="0" w:tplc="0409000F">
+      <w:start w:val="1"/>
+      <w:numFmt w:val="decimal"/>
+      <w:lvlText w:val="%1."/>
+      <w:lvlJc w:val="left"/>
+      <w:pPr>
+        <w:ind w:left="720" w:hanging="360"/>
+      </w:pPr>
+      <w:rPr>
+        <w:rFonts w:hint="default"/>
+      </w:rPr>
+    </w:lvl>
+    <w:lvl w:ilvl="1" w:tplc="04090019" w:tentative="1">
+      <w:start w:val="1"/>
+      <w:numFmt w:val="lowerLetter"/>
+      <w:lvlText w:val="%2."/>
+      <w:lvlJc w:val="left"/>
+      <w:pPr>
+        <w:ind w:left="1440" w:hanging="360"/>
+      </w:pPr>
+    </w:lvl>
+    <w:lvl w:ilvl="2" w:tplc="0409001B" w:tentative="1">
+      <w:start w:val="1"/>
+      <w:numFmt w:val="lowerRoman"/>
+      <w:lvlText w:val="%3."/>
+      <w:lvlJc w:val="right"/>
+      <w:pPr>
+        <w:ind w:left="2160" w:hanging="180"/>
+      </w:pPr>
+    </w:lvl>
+    <w:lvl w:ilvl="3" w:tplc="0409000F" w:tentative="1">
+      <w:start w:val="1"/>
+      <w:numFmt w:val="decimal"/>
+      <w:lvlText w:val="%4."/>
+      <w:lvlJc w:val="left"/>
+      <w:pPr>
+        <w:ind w:left="2880" w:hanging="360"/>
+      </w:pPr>
+    </w:lvl>
+    <w:lvl w:ilvl="4" w:tplc="04090019" w:tentative="1">
+      <w:start w:val="1"/>
+      <w:numFmt w:val="lowerLetter"/>
+      <w:lvlText w:val="%5."/>
+      <w:lvlJc w:val="left"/>
+      <w:pPr>
+        <w:ind w:left="3600" w:hanging="360"/>
+      </w:pPr>
+    </w:lvl>
+    <w:lvl w:ilvl="5" w:tplc="0409001B" w:tentative="1">
+      <w:start w:val="1"/>
+      <w:numFmt w:val="lowerRoman"/>
+      <w:lvlText w:val="%6."/>
+      <w:lvlJc w:val="right"/>
+      <w:pPr>
+        <w:ind w:left="4320" w:hanging="180"/>
+      </w:pPr>
+    </w:lvl>
+    <w:lvl w:ilvl="6" w:tplc="0409000F" w:tentative="1">
+      <w:start w:val="1"/>
+      <w:numFmt w:val="decimal"/>
+      <w:lvlText w:val="%7."/>
+      <w:lvlJc w:val="left"/>
+      <w:pPr>
+        <w:ind w:left="5040" w:hanging="360"/>
+      </w:pPr>
+    </w:lvl>
+    <w:lvl w:ilvl="7" w:tplc="04090019" w:tentative="1">
+      <w:start w:val="1"/>
+      <w:numFmt w:val="lowerLetter"/>
+      <w:lvlText w:val="%8."/>
+      <w:lvlJc w:val="left"/>
+      <w:pPr>
+        <w:ind w:left="5760" w:hanging="360"/>
+      </w:pPr>
+    </w:lvl>
+    <w:lvl w:ilvl="8" w:tplc="0409001B" w:tentative="1">
+      <w:start w:val="1"/>
+      <w:numFmt w:val="lowerRoman"/>
+      <w:lvlText w:val="%9."/>
+      <w:lvlJc w:val="right"/>
+      <w:pPr>
+        <w:ind w:left="6480" w:hanging="180"/>
+      </w:pPr>
+    </w:lvl>
+  </w:abstractNum>
+  <w:abstractNum w:abstractNumId="13" w15:restartNumberingAfterBreak="0">
+    <w:nsid w:val="2AC15D47"/>
+    <w:multiLevelType w:val="hybridMultilevel"/>
+    <w:tmpl w:val="8E8652AE"/>
+    <w:lvl w:ilvl="0" w:tplc="04090001">
+      <w:start w:val="1"/>
+      <w:numFmt w:val="bullet"/>
+      <w:lvlText w:val=""/>
+      <w:lvlJc w:val="left"/>
+      <w:pPr>
+        <w:ind w:left="720" w:hanging="360"/>
+      </w:pPr>
+      <w:rPr>
+        <w:rFonts w:ascii="Symbol" w:hAnsi="Symbol" w:hint="default"/>
+      </w:rPr>
+    </w:lvl>
+    <w:lvl w:ilvl="1" w:tplc="04090003" w:tentative="1">
+      <w:start w:val="1"/>
+      <w:numFmt w:val="bullet"/>
+      <w:lvlText w:val="o"/>
+      <w:lvlJc w:val="left"/>
+      <w:pPr>
+        <w:ind w:left="1440" w:hanging="360"/>
+      </w:pPr>
+      <w:rPr>
+        <w:rFonts w:ascii="Courier New" w:hAnsi="Courier New" w:cs="Courier New" w:hint="default"/>
+      </w:rPr>
+    </w:lvl>
+    <w:lvl w:ilvl="2" w:tplc="04090005" w:tentative="1">
+      <w:start w:val="1"/>
+      <w:numFmt w:val="bullet"/>
+      <w:lvlText w:val=""/>
+      <w:lvlJc w:val="left"/>
+      <w:pPr>
+        <w:ind w:left="2160" w:hanging="360"/>
+      </w:pPr>
+      <w:rPr>
+        <w:rFonts w:ascii="Wingdings" w:hAnsi="Wingdings" w:hint="default"/>
+      </w:rPr>
+    </w:lvl>
+    <w:lvl w:ilvl="3" w:tplc="04090001" w:tentative="1">
+      <w:start w:val="1"/>
+      <w:numFmt w:val="bullet"/>
+      <w:lvlText w:val=""/>
+      <w:lvlJc w:val="left"/>
+      <w:pPr>
+        <w:ind w:left="2880" w:hanging="360"/>
+      </w:pPr>
+      <w:rPr>
+        <w:rFonts w:ascii="Symbol" w:hAnsi="Symbol" w:hint="default"/>
+      </w:rPr>
+    </w:lvl>
+    <w:lvl w:ilvl="4" w:tplc="04090003" w:tentative="1">
+      <w:start w:val="1"/>
+      <w:numFmt w:val="bullet"/>
+      <w:lvlText w:val="o"/>
+      <w:lvlJc w:val="left"/>
+      <w:pPr>
+        <w:ind w:left="3600" w:hanging="360"/>
+      </w:pPr>
+      <w:rPr>
+        <w:rFonts w:ascii="Courier New" w:hAnsi="Courier New" w:cs="Courier New" w:hint="default"/>
+      </w:rPr>
+    </w:lvl>
+    <w:lvl w:ilvl="5" w:tplc="04090005" w:tentative="1">
+      <w:start w:val="1"/>
+      <w:numFmt w:val="bullet"/>
+      <w:lvlText w:val=""/>
+      <w:lvlJc w:val="left"/>
+      <w:pPr>
+        <w:ind w:left="4320" w:hanging="360"/>
+      </w:pPr>
+      <w:rPr>
+        <w:rFonts w:ascii="Wingdings" w:hAnsi="Wingdings" w:hint="default"/>
+      </w:rPr>
+    </w:lvl>
+    <w:lvl w:ilvl="6" w:tplc="04090001" w:tentative="1">
+      <w:start w:val="1"/>
+      <w:numFmt w:val="bullet"/>
+      <w:lvlText w:val=""/>
+      <w:lvlJc w:val="left"/>
+      <w:pPr>
+        <w:ind w:left="5040" w:hanging="360"/>
+      </w:pPr>
+      <w:rPr>
+        <w:rFonts w:ascii="Symbol" w:hAnsi="Symbol" w:hint="default"/>
+      </w:rPr>
+    </w:lvl>
+    <w:lvl w:ilvl="7" w:tplc="04090003" w:tentative="1">
+      <w:start w:val="1"/>
+      <w:numFmt w:val="bullet"/>
+      <w:lvlText w:val="o"/>
+      <w:lvlJc w:val="left"/>
+      <w:pPr>
+        <w:ind w:left="5760" w:hanging="360"/>
+      </w:pPr>
+      <w:rPr>
+        <w:rFonts w:ascii="Courier New" w:hAnsi="Courier New" w:cs="Courier New" w:hint="default"/>
+      </w:rPr>
+    </w:lvl>
+    <w:lvl w:ilvl="8" w:tplc="04090005" w:tentative="1">
+      <w:start w:val="1"/>
+      <w:numFmt w:val="bullet"/>
+      <w:lvlText w:val=""/>
+      <w:lvlJc w:val="left"/>
+      <w:pPr>
+        <w:ind w:left="6480" w:hanging="360"/>
+      </w:pPr>
+      <w:rPr>
+        <w:rFonts w:ascii="Wingdings" w:hAnsi="Wingdings" w:hint="default"/>
+      </w:rPr>
+    </w:lvl>
+  </w:abstractNum>
+  <w:abstractNum w:abstractNumId="14" w15:restartNumberingAfterBreak="0">
+    <w:nsid w:val="2B9245B4"/>
+    <w:multiLevelType w:val="hybridMultilevel"/>
+    <w:tmpl w:val="941ECC0A"/>
+    <w:lvl w:ilvl="0" w:tplc="04090001">
+      <w:start w:val="1"/>
+      <w:numFmt w:val="bullet"/>
+      <w:lvlText w:val=""/>
+      <w:lvlJc w:val="left"/>
+      <w:pPr>
+        <w:ind w:left="720" w:hanging="360"/>
+      </w:pPr>
+      <w:rPr>
+        <w:rFonts w:ascii="Symbol" w:hAnsi="Symbol" w:hint="default"/>
+      </w:rPr>
+    </w:lvl>
+    <w:lvl w:ilvl="1" w:tplc="04090003">
+      <w:start w:val="1"/>
+      <w:numFmt w:val="bullet"/>
+      <w:lvlText w:val="o"/>
+      <w:lvlJc w:val="left"/>
+      <w:pPr>
+        <w:ind w:left="1440" w:hanging="360"/>
+      </w:pPr>
+      <w:rPr>
+        <w:rFonts w:ascii="Courier New" w:hAnsi="Courier New" w:cs="Courier New" w:hint="default"/>
+      </w:rPr>
+    </w:lvl>
+    <w:lvl w:ilvl="2" w:tplc="04090005" w:tentative="1">
+      <w:start w:val="1"/>
+      <w:numFmt w:val="bullet"/>
+      <w:lvlText w:val=""/>
+      <w:lvlJc w:val="left"/>
+      <w:pPr>
+        <w:ind w:left="2160" w:hanging="360"/>
+      </w:pPr>
+      <w:rPr>
+        <w:rFonts w:ascii="Wingdings" w:hAnsi="Wingdings" w:hint="default"/>
+      </w:rPr>
+    </w:lvl>
+    <w:lvl w:ilvl="3" w:tplc="04090001" w:tentative="1">
+      <w:start w:val="1"/>
+      <w:numFmt w:val="bullet"/>
+      <w:lvlText w:val=""/>
+      <w:lvlJc w:val="left"/>
+      <w:pPr>
+        <w:ind w:left="2880" w:hanging="360"/>
+      </w:pPr>
+      <w:rPr>
+        <w:rFonts w:ascii="Symbol" w:hAnsi="Symbol" w:hint="default"/>
+      </w:rPr>
+    </w:lvl>
+    <w:lvl w:ilvl="4" w:tplc="04090003" w:tentative="1">
+      <w:start w:val="1"/>
+      <w:numFmt w:val="bullet"/>
+      <w:lvlText w:val="o"/>
+      <w:lvlJc w:val="left"/>
+      <w:pPr>
+        <w:ind w:left="3600" w:hanging="360"/>
+      </w:pPr>
+      <w:rPr>
+        <w:rFonts w:ascii="Courier New" w:hAnsi="Courier New" w:cs="Courier New" w:hint="default"/>
+      </w:rPr>
+    </w:lvl>
+    <w:lvl w:ilvl="5" w:tplc="04090005" w:tentative="1">
+      <w:start w:val="1"/>
+      <w:numFmt w:val="bullet"/>
+      <w:lvlText w:val=""/>
+      <w:lvlJc w:val="left"/>
+      <w:pPr>
+        <w:ind w:left="4320" w:hanging="360"/>
+      </w:pPr>
+      <w:rPr>
+        <w:rFonts w:ascii="Wingdings" w:hAnsi="Wingdings" w:hint="default"/>
+      </w:rPr>
+    </w:lvl>
+    <w:lvl w:ilvl="6" w:tplc="04090001" w:tentative="1">
+      <w:start w:val="1"/>
+      <w:numFmt w:val="bullet"/>
+      <w:lvlText w:val=""/>
+      <w:lvlJc w:val="left"/>
+      <w:pPr>
+        <w:ind w:left="5040" w:hanging="360"/>
+      </w:pPr>
+      <w:rPr>
+        <w:rFonts w:ascii="Symbol" w:hAnsi="Symbol" w:hint="default"/>
+      </w:rPr>
+    </w:lvl>
+    <w:lvl w:ilvl="7" w:tplc="04090003" w:tentative="1">
+      <w:start w:val="1"/>
+      <w:numFmt w:val="bullet"/>
+      <w:lvlText w:val="o"/>
+      <w:lvlJc w:val="left"/>
+      <w:pPr>
+        <w:ind w:left="5760" w:hanging="360"/>
+      </w:pPr>
+      <w:rPr>
+        <w:rFonts w:ascii="Courier New" w:hAnsi="Courier New" w:cs="Courier New" w:hint="default"/>
+      </w:rPr>
+    </w:lvl>
+    <w:lvl w:ilvl="8" w:tplc="04090005" w:tentative="1">
+      <w:start w:val="1"/>
+      <w:numFmt w:val="bullet"/>
+      <w:lvlText w:val=""/>
+      <w:lvlJc w:val="left"/>
+      <w:pPr>
+        <w:ind w:left="6480" w:hanging="360"/>
+      </w:pPr>
+      <w:rPr>
+        <w:rFonts w:ascii="Wingdings" w:hAnsi="Wingdings" w:hint="default"/>
+      </w:rPr>
+    </w:lvl>
+  </w:abstractNum>
+  <w:abstractNum w:abstractNumId="15" w15:restartNumberingAfterBreak="0">
+    <w:nsid w:val="323433C4"/>
+    <w:multiLevelType w:val="hybridMultilevel"/>
+    <w:tmpl w:val="677C9524"/>
+    <w:lvl w:ilvl="0" w:tplc="04090001">
+      <w:start w:val="1"/>
+      <w:numFmt w:val="bullet"/>
+      <w:lvlText w:val=""/>
+      <w:lvlJc w:val="left"/>
+      <w:pPr>
+        <w:ind w:left="720" w:hanging="360"/>
+      </w:pPr>
+      <w:rPr>
+        <w:rFonts w:ascii="Symbol" w:hAnsi="Symbol" w:hint="default"/>
+      </w:rPr>
+    </w:lvl>
+    <w:lvl w:ilvl="1" w:tplc="04090003" w:tentative="1">
+      <w:start w:val="1"/>
+      <w:numFmt w:val="bullet"/>
+      <w:lvlText w:val="o"/>
+      <w:lvlJc w:val="left"/>
+      <w:pPr>
+        <w:ind w:left="1440" w:hanging="360"/>
+      </w:pPr>
+      <w:rPr>
+        <w:rFonts w:ascii="Courier New" w:hAnsi="Courier New" w:cs="Courier New" w:hint="default"/>
+      </w:rPr>
+    </w:lvl>
+    <w:lvl w:ilvl="2" w:tplc="04090005" w:tentative="1">
+      <w:start w:val="1"/>
+      <w:numFmt w:val="bullet"/>
+      <w:lvlText w:val=""/>
+      <w:lvlJc w:val="left"/>
+      <w:pPr>
+        <w:ind w:left="2160" w:hanging="360"/>
+      </w:pPr>
+      <w:rPr>
+        <w:rFonts w:ascii="Wingdings" w:hAnsi="Wingdings" w:hint="default"/>
+      </w:rPr>
+    </w:lvl>
+    <w:lvl w:ilvl="3" w:tplc="04090001" w:tentative="1">
+      <w:start w:val="1"/>
+      <w:numFmt w:val="bullet"/>
+      <w:lvlText w:val=""/>
+      <w:lvlJc w:val="left"/>
+      <w:pPr>
+        <w:ind w:left="2880" w:hanging="360"/>
+      </w:pPr>
+      <w:rPr>
+        <w:rFonts w:ascii="Symbol" w:hAnsi="Symbol" w:hint="default"/>
+      </w:rPr>
+    </w:lvl>
+    <w:lvl w:ilvl="4" w:tplc="04090003" w:tentative="1">
+      <w:start w:val="1"/>
+      <w:numFmt w:val="bullet"/>
+      <w:lvlText w:val="o"/>
+      <w:lvlJc w:val="left"/>
+      <w:pPr>
+        <w:ind w:left="3600" w:hanging="360"/>
+      </w:pPr>
+      <w:rPr>
+        <w:rFonts w:ascii="Courier New" w:hAnsi="Courier New" w:cs="Courier New" w:hint="default"/>
+      </w:rPr>
+    </w:lvl>
+    <w:lvl w:ilvl="5" w:tplc="04090005" w:tentative="1">
+      <w:start w:val="1"/>
+      <w:numFmt w:val="bullet"/>
+      <w:lvlText w:val=""/>
+      <w:lvlJc w:val="left"/>
+      <w:pPr>
+        <w:ind w:left="4320" w:hanging="360"/>
+      </w:pPr>
+      <w:rPr>
+        <w:rFonts w:ascii="Wingdings" w:hAnsi="Wingdings" w:hint="default"/>
+      </w:rPr>
+    </w:lvl>
+    <w:lvl w:ilvl="6" w:tplc="04090001" w:tentative="1">
+      <w:start w:val="1"/>
+      <w:numFmt w:val="bullet"/>
+      <w:lvlText w:val=""/>
+      <w:lvlJc w:val="left"/>
+      <w:pPr>
+        <w:ind w:left="5040" w:hanging="360"/>
+      </w:pPr>
+      <w:rPr>
+        <w:rFonts w:ascii="Symbol" w:hAnsi="Symbol" w:hint="default"/>
+      </w:rPr>
+    </w:lvl>
+    <w:lvl w:ilvl="7" w:tplc="04090003" w:tentative="1">
+      <w:start w:val="1"/>
+      <w:numFmt w:val="bullet"/>
+      <w:lvlText w:val="o"/>
+      <w:lvlJc w:val="left"/>
+      <w:pPr>
+        <w:ind w:left="5760" w:hanging="360"/>
+      </w:pPr>
+      <w:rPr>
+        <w:rFonts w:ascii="Courier New" w:hAnsi="Courier New" w:cs="Courier New" w:hint="default"/>
+      </w:rPr>
+    </w:lvl>
+    <w:lvl w:ilvl="8" w:tplc="04090005" w:tentative="1">
+      <w:start w:val="1"/>
+      <w:numFmt w:val="bullet"/>
+      <w:lvlText w:val=""/>
+      <w:lvlJc w:val="left"/>
+      <w:pPr>
+        <w:ind w:left="6480" w:hanging="360"/>
+      </w:pPr>
+      <w:rPr>
+        <w:rFonts w:ascii="Wingdings" w:hAnsi="Wingdings" w:hint="default"/>
+      </w:rPr>
+    </w:lvl>
+  </w:abstractNum>
+  <w:abstractNum w:abstractNumId="16" w15:restartNumberingAfterBreak="0">
+    <w:nsid w:val="32BE6879"/>
+    <w:multiLevelType w:val="hybridMultilevel"/>
+    <w:tmpl w:val="72F0E7CA"/>
+    <w:lvl w:ilvl="0" w:tplc="04090001">
+      <w:start w:val="1"/>
+      <w:numFmt w:val="bullet"/>
+      <w:lvlText w:val=""/>
+      <w:lvlJc w:val="left"/>
+      <w:pPr>
+        <w:ind w:left="720" w:hanging="360"/>
+      </w:pPr>
+      <w:rPr>
+        <w:rFonts w:ascii="Symbol" w:hAnsi="Symbol" w:hint="default"/>
+      </w:rPr>
+    </w:lvl>
+    <w:lvl w:ilvl="1" w:tplc="04090003" w:tentative="1">
+      <w:start w:val="1"/>
+      <w:numFmt w:val="bullet"/>
+      <w:lvlText w:val="o"/>
+      <w:lvlJc w:val="left"/>
+      <w:pPr>
+        <w:ind w:left="1440" w:hanging="360"/>
+      </w:pPr>
+      <w:rPr>
+        <w:rFonts w:ascii="Courier New" w:hAnsi="Courier New" w:cs="Courier New" w:hint="default"/>
+      </w:rPr>
+    </w:lvl>
+    <w:lvl w:ilvl="2" w:tplc="04090005" w:tentative="1">
+      <w:start w:val="1"/>
+      <w:numFmt w:val="bullet"/>
+      <w:lvlText w:val=""/>
+      <w:lvlJc w:val="left"/>
+      <w:pPr>
+        <w:ind w:left="2160" w:hanging="360"/>
+      </w:pPr>
+      <w:rPr>
+        <w:rFonts w:ascii="Wingdings" w:hAnsi="Wingdings" w:hint="default"/>
+      </w:rPr>
+    </w:lvl>
+    <w:lvl w:ilvl="3" w:tplc="04090001" w:tentative="1">
+      <w:start w:val="1"/>
+      <w:numFmt w:val="bullet"/>
+      <w:lvlText w:val=""/>
+      <w:lvlJc w:val="left"/>
+      <w:pPr>
+        <w:ind w:left="2880" w:hanging="360"/>
+      </w:pPr>
+      <w:rPr>
+        <w:rFonts w:ascii="Symbol" w:hAnsi="Symbol" w:hint="default"/>
+      </w:rPr>
+    </w:lvl>
+    <w:lvl w:ilvl="4" w:tplc="04090003" w:tentative="1">
+      <w:start w:val="1"/>
+      <w:numFmt w:val="bullet"/>
+      <w:lvlText w:val="o"/>
+      <w:lvlJc w:val="left"/>
+      <w:pPr>
+        <w:ind w:left="3600" w:hanging="360"/>
+      </w:pPr>
+      <w:rPr>
+        <w:rFonts w:ascii="Courier New" w:hAnsi="Courier New" w:cs="Courier New" w:hint="default"/>
+      </w:rPr>
+    </w:lvl>
+    <w:lvl w:ilvl="5" w:tplc="04090005" w:tentative="1">
+      <w:start w:val="1"/>
+      <w:numFmt w:val="bullet"/>
+      <w:lvlText w:val=""/>
+      <w:lvlJc w:val="left"/>
+      <w:pPr>
+        <w:ind w:left="4320" w:hanging="360"/>
+      </w:pPr>
+      <w:rPr>
+        <w:rFonts w:ascii="Wingdings" w:hAnsi="Wingdings" w:hint="default"/>
+      </w:rPr>
+    </w:lvl>
+    <w:lvl w:ilvl="6" w:tplc="04090001" w:tentative="1">
+      <w:start w:val="1"/>
+      <w:numFmt w:val="bullet"/>
+      <w:lvlText w:val=""/>
+      <w:lvlJc w:val="left"/>
+      <w:pPr>
+        <w:ind w:left="5040" w:hanging="360"/>
+      </w:pPr>
+      <w:rPr>
+        <w:rFonts w:ascii="Symbol" w:hAnsi="Symbol" w:hint="default"/>
+      </w:rPr>
+    </w:lvl>
+    <w:lvl w:ilvl="7" w:tplc="04090003" w:tentative="1">
+      <w:start w:val="1"/>
+      <w:numFmt w:val="bullet"/>
+      <w:lvlText w:val="o"/>
+      <w:lvlJc w:val="left"/>
+      <w:pPr>
+        <w:ind w:left="5760" w:hanging="360"/>
+      </w:pPr>
+      <w:rPr>
+        <w:rFonts w:ascii="Courier New" w:hAnsi="Courier New" w:cs="Courier New" w:hint="default"/>
+      </w:rPr>
+    </w:lvl>
+    <w:lvl w:ilvl="8" w:tplc="04090005" w:tentative="1">
+      <w:start w:val="1"/>
+      <w:numFmt w:val="bullet"/>
+      <w:lvlText w:val=""/>
+      <w:lvlJc w:val="left"/>
+      <w:pPr>
+        <w:ind w:left="6480" w:hanging="360"/>
+      </w:pPr>
+      <w:rPr>
+        <w:rFonts w:ascii="Wingdings" w:hAnsi="Wingdings" w:hint="default"/>
+      </w:rPr>
+    </w:lvl>
+  </w:abstractNum>
+  <w:abstractNum w:abstractNumId="17" w15:restartNumberingAfterBreak="0">
     <w:nsid w:val="3450166F"/>
     <w:multiLevelType w:val="multilevel"/>
     <w:tmpl w:val="C7C2CFB8"/>
@@ -7668,7 +9097,7 @@
       </w:pPr>
     </w:lvl>
   </w:abstractNum>
-  <w:abstractNum w:abstractNumId="10" w15:restartNumberingAfterBreak="0">
+  <w:abstractNum w:abstractNumId="18" w15:restartNumberingAfterBreak="0">
     <w:nsid w:val="34C36DCD"/>
     <w:multiLevelType w:val="hybridMultilevel"/>
     <w:tmpl w:val="1FC40350"/>
@@ -7684,7 +9113,7 @@
         <w:rFonts w:ascii="Symbol" w:hAnsi="Symbol" w:hint="default"/>
       </w:rPr>
     </w:lvl>
-    <w:lvl w:ilvl="1" w:tplc="04090003" w:tentative="1">
+    <w:lvl w:ilvl="1" w:tplc="04090003">
       <w:start w:val="1"/>
       <w:numFmt w:val="bullet"/>
       <w:lvlText w:val="o"/>
@@ -7781,7 +9210,7 @@
       </w:rPr>
     </w:lvl>
   </w:abstractNum>
-  <w:abstractNum w:abstractNumId="11" w15:restartNumberingAfterBreak="0">
+  <w:abstractNum w:abstractNumId="19" w15:restartNumberingAfterBreak="0">
     <w:nsid w:val="375B53F7"/>
     <w:multiLevelType w:val="hybridMultilevel"/>
     <w:tmpl w:val="DCA09E5E"/>
@@ -7894,7 +9323,7 @@
       </w:rPr>
     </w:lvl>
   </w:abstractNum>
-  <w:abstractNum w:abstractNumId="12" w15:restartNumberingAfterBreak="0">
+  <w:abstractNum w:abstractNumId="20" w15:restartNumberingAfterBreak="0">
     <w:nsid w:val="37E33AFB"/>
     <w:multiLevelType w:val="hybridMultilevel"/>
     <w:tmpl w:val="C9041298"/>
@@ -8007,7 +9436,7 @@
       </w:rPr>
     </w:lvl>
   </w:abstractNum>
-  <w:abstractNum w:abstractNumId="13" w15:restartNumberingAfterBreak="0">
+  <w:abstractNum w:abstractNumId="21" w15:restartNumberingAfterBreak="0">
     <w:nsid w:val="39677340"/>
     <w:multiLevelType w:val="hybridMultilevel"/>
     <w:tmpl w:val="ED7EBD0A"/>
@@ -8096,7 +9525,7 @@
       </w:pPr>
     </w:lvl>
   </w:abstractNum>
-  <w:abstractNum w:abstractNumId="14" w15:restartNumberingAfterBreak="0">
+  <w:abstractNum w:abstractNumId="22" w15:restartNumberingAfterBreak="0">
     <w:nsid w:val="3C426120"/>
     <w:multiLevelType w:val="hybridMultilevel"/>
     <w:tmpl w:val="85BE39F4"/>
@@ -8209,7 +9638,7 @@
       </w:rPr>
     </w:lvl>
   </w:abstractNum>
-  <w:abstractNum w:abstractNumId="15" w15:restartNumberingAfterBreak="0">
+  <w:abstractNum w:abstractNumId="23" w15:restartNumberingAfterBreak="0">
     <w:nsid w:val="3E9514FF"/>
     <w:multiLevelType w:val="hybridMultilevel"/>
     <w:tmpl w:val="55228146"/>
@@ -8322,7 +9751,120 @@
       </w:rPr>
     </w:lvl>
   </w:abstractNum>
-  <w:abstractNum w:abstractNumId="16" w15:restartNumberingAfterBreak="0">
+  <w:abstractNum w:abstractNumId="24" w15:restartNumberingAfterBreak="0">
+    <w:nsid w:val="4A7B23B2"/>
+    <w:multiLevelType w:val="hybridMultilevel"/>
+    <w:tmpl w:val="45AC343C"/>
+    <w:lvl w:ilvl="0" w:tplc="04090001">
+      <w:start w:val="1"/>
+      <w:numFmt w:val="bullet"/>
+      <w:lvlText w:val=""/>
+      <w:lvlJc w:val="left"/>
+      <w:pPr>
+        <w:ind w:left="720" w:hanging="360"/>
+      </w:pPr>
+      <w:rPr>
+        <w:rFonts w:ascii="Symbol" w:hAnsi="Symbol" w:hint="default"/>
+      </w:rPr>
+    </w:lvl>
+    <w:lvl w:ilvl="1" w:tplc="04090003" w:tentative="1">
+      <w:start w:val="1"/>
+      <w:numFmt w:val="bullet"/>
+      <w:lvlText w:val="o"/>
+      <w:lvlJc w:val="left"/>
+      <w:pPr>
+        <w:ind w:left="1440" w:hanging="360"/>
+      </w:pPr>
+      <w:rPr>
+        <w:rFonts w:ascii="Courier New" w:hAnsi="Courier New" w:cs="Courier New" w:hint="default"/>
+      </w:rPr>
+    </w:lvl>
+    <w:lvl w:ilvl="2" w:tplc="04090005" w:tentative="1">
+      <w:start w:val="1"/>
+      <w:numFmt w:val="bullet"/>
+      <w:lvlText w:val=""/>
+      <w:lvlJc w:val="left"/>
+      <w:pPr>
+        <w:ind w:left="2160" w:hanging="360"/>
+      </w:pPr>
+      <w:rPr>
+        <w:rFonts w:ascii="Wingdings" w:hAnsi="Wingdings" w:hint="default"/>
+      </w:rPr>
+    </w:lvl>
+    <w:lvl w:ilvl="3" w:tplc="04090001" w:tentative="1">
+      <w:start w:val="1"/>
+      <w:numFmt w:val="bullet"/>
+      <w:lvlText w:val=""/>
+      <w:lvlJc w:val="left"/>
+      <w:pPr>
+        <w:ind w:left="2880" w:hanging="360"/>
+      </w:pPr>
+      <w:rPr>
+        <w:rFonts w:ascii="Symbol" w:hAnsi="Symbol" w:hint="default"/>
+      </w:rPr>
+    </w:lvl>
+    <w:lvl w:ilvl="4" w:tplc="04090003" w:tentative="1">
+      <w:start w:val="1"/>
+      <w:numFmt w:val="bullet"/>
+      <w:lvlText w:val="o"/>
+      <w:lvlJc w:val="left"/>
+      <w:pPr>
+        <w:ind w:left="3600" w:hanging="360"/>
+      </w:pPr>
+      <w:rPr>
+        <w:rFonts w:ascii="Courier New" w:hAnsi="Courier New" w:cs="Courier New" w:hint="default"/>
+      </w:rPr>
+    </w:lvl>
+    <w:lvl w:ilvl="5" w:tplc="04090005" w:tentative="1">
+      <w:start w:val="1"/>
+      <w:numFmt w:val="bullet"/>
+      <w:lvlText w:val=""/>
+      <w:lvlJc w:val="left"/>
+      <w:pPr>
+        <w:ind w:left="4320" w:hanging="360"/>
+      </w:pPr>
+      <w:rPr>
+        <w:rFonts w:ascii="Wingdings" w:hAnsi="Wingdings" w:hint="default"/>
+      </w:rPr>
+    </w:lvl>
+    <w:lvl w:ilvl="6" w:tplc="04090001" w:tentative="1">
+      <w:start w:val="1"/>
+      <w:numFmt w:val="bullet"/>
+      <w:lvlText w:val=""/>
+      <w:lvlJc w:val="left"/>
+      <w:pPr>
+        <w:ind w:left="5040" w:hanging="360"/>
+      </w:pPr>
+      <w:rPr>
+        <w:rFonts w:ascii="Symbol" w:hAnsi="Symbol" w:hint="default"/>
+      </w:rPr>
+    </w:lvl>
+    <w:lvl w:ilvl="7" w:tplc="04090003" w:tentative="1">
+      <w:start w:val="1"/>
+      <w:numFmt w:val="bullet"/>
+      <w:lvlText w:val="o"/>
+      <w:lvlJc w:val="left"/>
+      <w:pPr>
+        <w:ind w:left="5760" w:hanging="360"/>
+      </w:pPr>
+      <w:rPr>
+        <w:rFonts w:ascii="Courier New" w:hAnsi="Courier New" w:cs="Courier New" w:hint="default"/>
+      </w:rPr>
+    </w:lvl>
+    <w:lvl w:ilvl="8" w:tplc="04090005" w:tentative="1">
+      <w:start w:val="1"/>
+      <w:numFmt w:val="bullet"/>
+      <w:lvlText w:val=""/>
+      <w:lvlJc w:val="left"/>
+      <w:pPr>
+        <w:ind w:left="6480" w:hanging="360"/>
+      </w:pPr>
+      <w:rPr>
+        <w:rFonts w:ascii="Wingdings" w:hAnsi="Wingdings" w:hint="default"/>
+      </w:rPr>
+    </w:lvl>
+  </w:abstractNum>
+  <w:abstractNum w:abstractNumId="25" w15:restartNumberingAfterBreak="0">
     <w:nsid w:val="54824F97"/>
     <w:multiLevelType w:val="hybridMultilevel"/>
     <w:tmpl w:val="113CA98A"/>
@@ -8435,7 +9977,7 @@
       </w:rPr>
     </w:lvl>
   </w:abstractNum>
-  <w:abstractNum w:abstractNumId="17" w15:restartNumberingAfterBreak="0">
+  <w:abstractNum w:abstractNumId="26" w15:restartNumberingAfterBreak="0">
     <w:nsid w:val="56AE1B29"/>
     <w:multiLevelType w:val="hybridMultilevel"/>
     <w:tmpl w:val="49A0119C"/>
@@ -8548,7 +10090,7 @@
       </w:rPr>
     </w:lvl>
   </w:abstractNum>
-  <w:abstractNum w:abstractNumId="18" w15:restartNumberingAfterBreak="0">
+  <w:abstractNum w:abstractNumId="27" w15:restartNumberingAfterBreak="0">
     <w:nsid w:val="5D0D78C4"/>
     <w:multiLevelType w:val="hybridMultilevel"/>
     <w:tmpl w:val="B242159E"/>
@@ -8661,7 +10203,209 @@
       </w:rPr>
     </w:lvl>
   </w:abstractNum>
-  <w:abstractNum w:abstractNumId="19" w15:restartNumberingAfterBreak="0">
+  <w:abstractNum w:abstractNumId="28" w15:restartNumberingAfterBreak="0">
+    <w:nsid w:val="5DFD0E2F"/>
+    <w:multiLevelType w:val="hybridMultilevel"/>
+    <w:tmpl w:val="6A360CD4"/>
+    <w:lvl w:ilvl="0" w:tplc="0409000F">
+      <w:start w:val="1"/>
+      <w:numFmt w:val="decimal"/>
+      <w:lvlText w:val="%1."/>
+      <w:lvlJc w:val="left"/>
+      <w:pPr>
+        <w:ind w:left="720" w:hanging="360"/>
+      </w:pPr>
+      <w:rPr>
+        <w:rFonts w:hint="default"/>
+      </w:rPr>
+    </w:lvl>
+    <w:lvl w:ilvl="1" w:tplc="04090019" w:tentative="1">
+      <w:start w:val="1"/>
+      <w:numFmt w:val="lowerLetter"/>
+      <w:lvlText w:val="%2."/>
+      <w:lvlJc w:val="left"/>
+      <w:pPr>
+        <w:ind w:left="1440" w:hanging="360"/>
+      </w:pPr>
+    </w:lvl>
+    <w:lvl w:ilvl="2" w:tplc="0409001B" w:tentative="1">
+      <w:start w:val="1"/>
+      <w:numFmt w:val="lowerRoman"/>
+      <w:lvlText w:val="%3."/>
+      <w:lvlJc w:val="right"/>
+      <w:pPr>
+        <w:ind w:left="2160" w:hanging="180"/>
+      </w:pPr>
+    </w:lvl>
+    <w:lvl w:ilvl="3" w:tplc="0409000F" w:tentative="1">
+      <w:start w:val="1"/>
+      <w:numFmt w:val="decimal"/>
+      <w:lvlText w:val="%4."/>
+      <w:lvlJc w:val="left"/>
+      <w:pPr>
+        <w:ind w:left="2880" w:hanging="360"/>
+      </w:pPr>
+    </w:lvl>
+    <w:lvl w:ilvl="4" w:tplc="04090019" w:tentative="1">
+      <w:start w:val="1"/>
+      <w:numFmt w:val="lowerLetter"/>
+      <w:lvlText w:val="%5."/>
+      <w:lvlJc w:val="left"/>
+      <w:pPr>
+        <w:ind w:left="3600" w:hanging="360"/>
+      </w:pPr>
+    </w:lvl>
+    <w:lvl w:ilvl="5" w:tplc="0409001B" w:tentative="1">
+      <w:start w:val="1"/>
+      <w:numFmt w:val="lowerRoman"/>
+      <w:lvlText w:val="%6."/>
+      <w:lvlJc w:val="right"/>
+      <w:pPr>
+        <w:ind w:left="4320" w:hanging="180"/>
+      </w:pPr>
+    </w:lvl>
+    <w:lvl w:ilvl="6" w:tplc="0409000F" w:tentative="1">
+      <w:start w:val="1"/>
+      <w:numFmt w:val="decimal"/>
+      <w:lvlText w:val="%7."/>
+      <w:lvlJc w:val="left"/>
+      <w:pPr>
+        <w:ind w:left="5040" w:hanging="360"/>
+      </w:pPr>
+    </w:lvl>
+    <w:lvl w:ilvl="7" w:tplc="04090019" w:tentative="1">
+      <w:start w:val="1"/>
+      <w:numFmt w:val="lowerLetter"/>
+      <w:lvlText w:val="%8."/>
+      <w:lvlJc w:val="left"/>
+      <w:pPr>
+        <w:ind w:left="5760" w:hanging="360"/>
+      </w:pPr>
+    </w:lvl>
+    <w:lvl w:ilvl="8" w:tplc="0409001B" w:tentative="1">
+      <w:start w:val="1"/>
+      <w:numFmt w:val="lowerRoman"/>
+      <w:lvlText w:val="%9."/>
+      <w:lvlJc w:val="right"/>
+      <w:pPr>
+        <w:ind w:left="6480" w:hanging="180"/>
+      </w:pPr>
+    </w:lvl>
+  </w:abstractNum>
+  <w:abstractNum w:abstractNumId="29" w15:restartNumberingAfterBreak="0">
+    <w:nsid w:val="636A12DB"/>
+    <w:multiLevelType w:val="hybridMultilevel"/>
+    <w:tmpl w:val="2E86532E"/>
+    <w:lvl w:ilvl="0" w:tplc="04090001">
+      <w:start w:val="1"/>
+      <w:numFmt w:val="bullet"/>
+      <w:lvlText w:val=""/>
+      <w:lvlJc w:val="left"/>
+      <w:pPr>
+        <w:ind w:left="720" w:hanging="360"/>
+      </w:pPr>
+      <w:rPr>
+        <w:rFonts w:ascii="Symbol" w:hAnsi="Symbol" w:hint="default"/>
+      </w:rPr>
+    </w:lvl>
+    <w:lvl w:ilvl="1" w:tplc="04090003" w:tentative="1">
+      <w:start w:val="1"/>
+      <w:numFmt w:val="bullet"/>
+      <w:lvlText w:val="o"/>
+      <w:lvlJc w:val="left"/>
+      <w:pPr>
+        <w:ind w:left="1440" w:hanging="360"/>
+      </w:pPr>
+      <w:rPr>
+        <w:rFonts w:ascii="Courier New" w:hAnsi="Courier New" w:cs="Courier New" w:hint="default"/>
+      </w:rPr>
+    </w:lvl>
+    <w:lvl w:ilvl="2" w:tplc="04090005" w:tentative="1">
+      <w:start w:val="1"/>
+      <w:numFmt w:val="bullet"/>
+      <w:lvlText w:val=""/>
+      <w:lvlJc w:val="left"/>
+      <w:pPr>
+        <w:ind w:left="2160" w:hanging="360"/>
+      </w:pPr>
+      <w:rPr>
+        <w:rFonts w:ascii="Wingdings" w:hAnsi="Wingdings" w:hint="default"/>
+      </w:rPr>
+    </w:lvl>
+    <w:lvl w:ilvl="3" w:tplc="04090001" w:tentative="1">
+      <w:start w:val="1"/>
+      <w:numFmt w:val="bullet"/>
+      <w:lvlText w:val=""/>
+      <w:lvlJc w:val="left"/>
+      <w:pPr>
+        <w:ind w:left="2880" w:hanging="360"/>
+      </w:pPr>
+      <w:rPr>
+        <w:rFonts w:ascii="Symbol" w:hAnsi="Symbol" w:hint="default"/>
+      </w:rPr>
+    </w:lvl>
+    <w:lvl w:ilvl="4" w:tplc="04090003" w:tentative="1">
+      <w:start w:val="1"/>
+      <w:numFmt w:val="bullet"/>
+      <w:lvlText w:val="o"/>
+      <w:lvlJc w:val="left"/>
+      <w:pPr>
+        <w:ind w:left="3600" w:hanging="360"/>
+      </w:pPr>
+      <w:rPr>
+        <w:rFonts w:ascii="Courier New" w:hAnsi="Courier New" w:cs="Courier New" w:hint="default"/>
+      </w:rPr>
+    </w:lvl>
+    <w:lvl w:ilvl="5" w:tplc="04090005" w:tentative="1">
+      <w:start w:val="1"/>
+      <w:numFmt w:val="bullet"/>
+      <w:lvlText w:val=""/>
+      <w:lvlJc w:val="left"/>
+      <w:pPr>
+        <w:ind w:left="4320" w:hanging="360"/>
+      </w:pPr>
+      <w:rPr>
+        <w:rFonts w:ascii="Wingdings" w:hAnsi="Wingdings" w:hint="default"/>
+      </w:rPr>
+    </w:lvl>
+    <w:lvl w:ilvl="6" w:tplc="04090001" w:tentative="1">
+      <w:start w:val="1"/>
+      <w:numFmt w:val="bullet"/>
+      <w:lvlText w:val=""/>
+      <w:lvlJc w:val="left"/>
+      <w:pPr>
+        <w:ind w:left="5040" w:hanging="360"/>
+      </w:pPr>
+      <w:rPr>
+        <w:rFonts w:ascii="Symbol" w:hAnsi="Symbol" w:hint="default"/>
+      </w:rPr>
+    </w:lvl>
+    <w:lvl w:ilvl="7" w:tplc="04090003" w:tentative="1">
+      <w:start w:val="1"/>
+      <w:numFmt w:val="bullet"/>
+      <w:lvlText w:val="o"/>
+      <w:lvlJc w:val="left"/>
+      <w:pPr>
+        <w:ind w:left="5760" w:hanging="360"/>
+      </w:pPr>
+      <w:rPr>
+        <w:rFonts w:ascii="Courier New" w:hAnsi="Courier New" w:cs="Courier New" w:hint="default"/>
+      </w:rPr>
+    </w:lvl>
+    <w:lvl w:ilvl="8" w:tplc="04090005" w:tentative="1">
+      <w:start w:val="1"/>
+      <w:numFmt w:val="bullet"/>
+      <w:lvlText w:val=""/>
+      <w:lvlJc w:val="left"/>
+      <w:pPr>
+        <w:ind w:left="6480" w:hanging="360"/>
+      </w:pPr>
+      <w:rPr>
+        <w:rFonts w:ascii="Wingdings" w:hAnsi="Wingdings" w:hint="default"/>
+      </w:rPr>
+    </w:lvl>
+  </w:abstractNum>
+  <w:abstractNum w:abstractNumId="30" w15:restartNumberingAfterBreak="0">
     <w:nsid w:val="6908139F"/>
     <w:multiLevelType w:val="hybridMultilevel"/>
     <w:tmpl w:val="C98A55F0"/>
@@ -8774,7 +10518,96 @@
       </w:rPr>
     </w:lvl>
   </w:abstractNum>
-  <w:abstractNum w:abstractNumId="20" w15:restartNumberingAfterBreak="0">
+  <w:abstractNum w:abstractNumId="31" w15:restartNumberingAfterBreak="0">
+    <w:nsid w:val="70D86702"/>
+    <w:multiLevelType w:val="hybridMultilevel"/>
+    <w:tmpl w:val="303CDE06"/>
+    <w:lvl w:ilvl="0" w:tplc="0409000F">
+      <w:start w:val="1"/>
+      <w:numFmt w:val="decimal"/>
+      <w:lvlText w:val="%1."/>
+      <w:lvlJc w:val="left"/>
+      <w:pPr>
+        <w:ind w:left="720" w:hanging="360"/>
+      </w:pPr>
+      <w:rPr>
+        <w:rFonts w:hint="default"/>
+      </w:rPr>
+    </w:lvl>
+    <w:lvl w:ilvl="1" w:tplc="04090019" w:tentative="1">
+      <w:start w:val="1"/>
+      <w:numFmt w:val="lowerLetter"/>
+      <w:lvlText w:val="%2."/>
+      <w:lvlJc w:val="left"/>
+      <w:pPr>
+        <w:ind w:left="1440" w:hanging="360"/>
+      </w:pPr>
+    </w:lvl>
+    <w:lvl w:ilvl="2" w:tplc="0409001B" w:tentative="1">
+      <w:start w:val="1"/>
+      <w:numFmt w:val="lowerRoman"/>
+      <w:lvlText w:val="%3."/>
+      <w:lvlJc w:val="right"/>
+      <w:pPr>
+        <w:ind w:left="2160" w:hanging="180"/>
+      </w:pPr>
+    </w:lvl>
+    <w:lvl w:ilvl="3" w:tplc="0409000F" w:tentative="1">
+      <w:start w:val="1"/>
+      <w:numFmt w:val="decimal"/>
+      <w:lvlText w:val="%4."/>
+      <w:lvlJc w:val="left"/>
+      <w:pPr>
+        <w:ind w:left="2880" w:hanging="360"/>
+      </w:pPr>
+    </w:lvl>
+    <w:lvl w:ilvl="4" w:tplc="04090019" w:tentative="1">
+      <w:start w:val="1"/>
+      <w:numFmt w:val="lowerLetter"/>
+      <w:lvlText w:val="%5."/>
+      <w:lvlJc w:val="left"/>
+      <w:pPr>
+        <w:ind w:left="3600" w:hanging="360"/>
+      </w:pPr>
+    </w:lvl>
+    <w:lvl w:ilvl="5" w:tplc="0409001B" w:tentative="1">
+      <w:start w:val="1"/>
+      <w:numFmt w:val="lowerRoman"/>
+      <w:lvlText w:val="%6."/>
+      <w:lvlJc w:val="right"/>
+      <w:pPr>
+        <w:ind w:left="4320" w:hanging="180"/>
+      </w:pPr>
+    </w:lvl>
+    <w:lvl w:ilvl="6" w:tplc="0409000F" w:tentative="1">
+      <w:start w:val="1"/>
+      <w:numFmt w:val="decimal"/>
+      <w:lvlText w:val="%7."/>
+      <w:lvlJc w:val="left"/>
+      <w:pPr>
+        <w:ind w:left="5040" w:hanging="360"/>
+      </w:pPr>
+    </w:lvl>
+    <w:lvl w:ilvl="7" w:tplc="04090019" w:tentative="1">
+      <w:start w:val="1"/>
+      <w:numFmt w:val="lowerLetter"/>
+      <w:lvlText w:val="%8."/>
+      <w:lvlJc w:val="left"/>
+      <w:pPr>
+        <w:ind w:left="5760" w:hanging="360"/>
+      </w:pPr>
+    </w:lvl>
+    <w:lvl w:ilvl="8" w:tplc="0409001B" w:tentative="1">
+      <w:start w:val="1"/>
+      <w:numFmt w:val="lowerRoman"/>
+      <w:lvlText w:val="%9."/>
+      <w:lvlJc w:val="right"/>
+      <w:pPr>
+        <w:ind w:left="6480" w:hanging="180"/>
+      </w:pPr>
+    </w:lvl>
+  </w:abstractNum>
+  <w:abstractNum w:abstractNumId="32" w15:restartNumberingAfterBreak="0">
     <w:nsid w:val="783133CE"/>
     <w:multiLevelType w:val="hybridMultilevel"/>
     <w:tmpl w:val="6AFE04AC"/>
@@ -8887,7 +10720,7 @@
       </w:rPr>
     </w:lvl>
   </w:abstractNum>
-  <w:abstractNum w:abstractNumId="21" w15:restartNumberingAfterBreak="0">
+  <w:abstractNum w:abstractNumId="33" w15:restartNumberingAfterBreak="0">
     <w:nsid w:val="7A1E2ACE"/>
     <w:multiLevelType w:val="hybridMultilevel"/>
     <w:tmpl w:val="CE7601BC"/>
@@ -9000,71 +10833,199 @@
       </w:rPr>
     </w:lvl>
   </w:abstractNum>
+  <w:abstractNum w:abstractNumId="34" w15:restartNumberingAfterBreak="0">
+    <w:nsid w:val="7F357831"/>
+    <w:multiLevelType w:val="hybridMultilevel"/>
+    <w:tmpl w:val="EDF42768"/>
+    <w:lvl w:ilvl="0" w:tplc="0409000F">
+      <w:start w:val="1"/>
+      <w:numFmt w:val="decimal"/>
+      <w:lvlText w:val="%1."/>
+      <w:lvlJc w:val="left"/>
+      <w:pPr>
+        <w:ind w:left="720" w:hanging="360"/>
+      </w:pPr>
+      <w:rPr>
+        <w:rFonts w:hint="default"/>
+      </w:rPr>
+    </w:lvl>
+    <w:lvl w:ilvl="1" w:tplc="04090019" w:tentative="1">
+      <w:start w:val="1"/>
+      <w:numFmt w:val="lowerLetter"/>
+      <w:lvlText w:val="%2."/>
+      <w:lvlJc w:val="left"/>
+      <w:pPr>
+        <w:ind w:left="1440" w:hanging="360"/>
+      </w:pPr>
+    </w:lvl>
+    <w:lvl w:ilvl="2" w:tplc="0409001B" w:tentative="1">
+      <w:start w:val="1"/>
+      <w:numFmt w:val="lowerRoman"/>
+      <w:lvlText w:val="%3."/>
+      <w:lvlJc w:val="right"/>
+      <w:pPr>
+        <w:ind w:left="2160" w:hanging="180"/>
+      </w:pPr>
+    </w:lvl>
+    <w:lvl w:ilvl="3" w:tplc="0409000F" w:tentative="1">
+      <w:start w:val="1"/>
+      <w:numFmt w:val="decimal"/>
+      <w:lvlText w:val="%4."/>
+      <w:lvlJc w:val="left"/>
+      <w:pPr>
+        <w:ind w:left="2880" w:hanging="360"/>
+      </w:pPr>
+    </w:lvl>
+    <w:lvl w:ilvl="4" w:tplc="04090019" w:tentative="1">
+      <w:start w:val="1"/>
+      <w:numFmt w:val="lowerLetter"/>
+      <w:lvlText w:val="%5."/>
+      <w:lvlJc w:val="left"/>
+      <w:pPr>
+        <w:ind w:left="3600" w:hanging="360"/>
+      </w:pPr>
+    </w:lvl>
+    <w:lvl w:ilvl="5" w:tplc="0409001B" w:tentative="1">
+      <w:start w:val="1"/>
+      <w:numFmt w:val="lowerRoman"/>
+      <w:lvlText w:val="%6."/>
+      <w:lvlJc w:val="right"/>
+      <w:pPr>
+        <w:ind w:left="4320" w:hanging="180"/>
+      </w:pPr>
+    </w:lvl>
+    <w:lvl w:ilvl="6" w:tplc="0409000F" w:tentative="1">
+      <w:start w:val="1"/>
+      <w:numFmt w:val="decimal"/>
+      <w:lvlText w:val="%7."/>
+      <w:lvlJc w:val="left"/>
+      <w:pPr>
+        <w:ind w:left="5040" w:hanging="360"/>
+      </w:pPr>
+    </w:lvl>
+    <w:lvl w:ilvl="7" w:tplc="04090019" w:tentative="1">
+      <w:start w:val="1"/>
+      <w:numFmt w:val="lowerLetter"/>
+      <w:lvlText w:val="%8."/>
+      <w:lvlJc w:val="left"/>
+      <w:pPr>
+        <w:ind w:left="5760" w:hanging="360"/>
+      </w:pPr>
+    </w:lvl>
+    <w:lvl w:ilvl="8" w:tplc="0409001B" w:tentative="1">
+      <w:start w:val="1"/>
+      <w:numFmt w:val="lowerRoman"/>
+      <w:lvlText w:val="%9."/>
+      <w:lvlJc w:val="right"/>
+      <w:pPr>
+        <w:ind w:left="6480" w:hanging="180"/>
+      </w:pPr>
+    </w:lvl>
+  </w:abstractNum>
   <w:num w:numId="1" w16cid:durableId="1117530132">
+    <w:abstractNumId w:val="17"/>
+  </w:num>
+  <w:num w:numId="2" w16cid:durableId="1046100082">
+    <w:abstractNumId w:val="19"/>
+  </w:num>
+  <w:num w:numId="3" w16cid:durableId="88622152">
+    <w:abstractNumId w:val="20"/>
+  </w:num>
+  <w:num w:numId="4" w16cid:durableId="1499492479">
+    <w:abstractNumId w:val="3"/>
+  </w:num>
+  <w:num w:numId="5" w16cid:durableId="1215002040">
+    <w:abstractNumId w:val="27"/>
+  </w:num>
+  <w:num w:numId="6" w16cid:durableId="770276511">
+    <w:abstractNumId w:val="18"/>
+  </w:num>
+  <w:num w:numId="7" w16cid:durableId="1515873696">
+    <w:abstractNumId w:val="1"/>
+  </w:num>
+  <w:num w:numId="8" w16cid:durableId="75328920">
+    <w:abstractNumId w:val="10"/>
+  </w:num>
+  <w:num w:numId="9" w16cid:durableId="1911426944">
+    <w:abstractNumId w:val="26"/>
+  </w:num>
+  <w:num w:numId="10" w16cid:durableId="1735543502">
+    <w:abstractNumId w:val="4"/>
+  </w:num>
+  <w:num w:numId="11" w16cid:durableId="2070765012">
+    <w:abstractNumId w:val="25"/>
+  </w:num>
+  <w:num w:numId="12" w16cid:durableId="758408471">
+    <w:abstractNumId w:val="32"/>
+  </w:num>
+  <w:num w:numId="13" w16cid:durableId="28461357">
+    <w:abstractNumId w:val="21"/>
+  </w:num>
+  <w:num w:numId="14" w16cid:durableId="607078602">
+    <w:abstractNumId w:val="11"/>
+  </w:num>
+  <w:num w:numId="15" w16cid:durableId="2139100505">
+    <w:abstractNumId w:val="23"/>
+  </w:num>
+  <w:num w:numId="16" w16cid:durableId="1093938766">
     <w:abstractNumId w:val="9"/>
   </w:num>
-  <w:num w:numId="2" w16cid:durableId="1046100082">
-    <w:abstractNumId w:val="11"/>
+  <w:num w:numId="17" w16cid:durableId="1253970408">
+    <w:abstractNumId w:val="7"/>
   </w:num>
-  <w:num w:numId="3" w16cid:durableId="88622152">
+  <w:num w:numId="18" w16cid:durableId="1704016149">
+    <w:abstractNumId w:val="8"/>
+  </w:num>
+  <w:num w:numId="19" w16cid:durableId="337856242">
+    <w:abstractNumId w:val="33"/>
+  </w:num>
+  <w:num w:numId="20" w16cid:durableId="1319656218">
+    <w:abstractNumId w:val="22"/>
+  </w:num>
+  <w:num w:numId="21" w16cid:durableId="897668024">
+    <w:abstractNumId w:val="5"/>
+  </w:num>
+  <w:num w:numId="22" w16cid:durableId="9992616">
+    <w:abstractNumId w:val="30"/>
+  </w:num>
+  <w:num w:numId="23" w16cid:durableId="448283732">
     <w:abstractNumId w:val="12"/>
   </w:num>
-  <w:num w:numId="4" w16cid:durableId="1499492479">
-    <w:abstractNumId w:val="1"/>
+  <w:num w:numId="24" w16cid:durableId="861631418">
+    <w:abstractNumId w:val="34"/>
   </w:num>
-  <w:num w:numId="5" w16cid:durableId="1215002040">
-    <w:abstractNumId w:val="18"/>
+  <w:num w:numId="25" w16cid:durableId="1636370329">
+    <w:abstractNumId w:val="28"/>
   </w:num>
-  <w:num w:numId="6" w16cid:durableId="770276511">
-    <w:abstractNumId w:val="10"/>
+  <w:num w:numId="26" w16cid:durableId="464934591">
+    <w:abstractNumId w:val="31"/>
   </w:num>
-  <w:num w:numId="7" w16cid:durableId="1515873696">
-    <w:abstractNumId w:val="0"/>
+  <w:num w:numId="27" w16cid:durableId="119307369">
+    <w:abstractNumId w:val="14"/>
   </w:num>
-  <w:num w:numId="8" w16cid:durableId="75328920">
-    <w:abstractNumId w:val="7"/>
+  <w:num w:numId="28" w16cid:durableId="682822306">
+    <w:abstractNumId w:val="6"/>
   </w:num>
-  <w:num w:numId="9" w16cid:durableId="1911426944">
-    <w:abstractNumId w:val="17"/>
-  </w:num>
-  <w:num w:numId="10" w16cid:durableId="1735543502">
+  <w:num w:numId="29" w16cid:durableId="346559869">
     <w:abstractNumId w:val="2"/>
   </w:num>
-  <w:num w:numId="11" w16cid:durableId="2070765012">
+  <w:num w:numId="30" w16cid:durableId="324557531">
+    <w:abstractNumId w:val="24"/>
+  </w:num>
+  <w:num w:numId="31" w16cid:durableId="1160535704">
+    <w:abstractNumId w:val="15"/>
+  </w:num>
+  <w:num w:numId="32" w16cid:durableId="1820533139">
+    <w:abstractNumId w:val="13"/>
+  </w:num>
+  <w:num w:numId="33" w16cid:durableId="644510940">
+    <w:abstractNumId w:val="29"/>
+  </w:num>
+  <w:num w:numId="34" w16cid:durableId="887573396">
     <w:abstractNumId w:val="16"/>
   </w:num>
-  <w:num w:numId="12" w16cid:durableId="758408471">
-    <w:abstractNumId w:val="20"/>
-  </w:num>
-  <w:num w:numId="13" w16cid:durableId="28461357">
-    <w:abstractNumId w:val="13"/>
-  </w:num>
-  <w:num w:numId="14" w16cid:durableId="607078602">
-    <w:abstractNumId w:val="8"/>
-  </w:num>
-  <w:num w:numId="15" w16cid:durableId="2139100505">
-    <w:abstractNumId w:val="15"/>
-  </w:num>
-  <w:num w:numId="16" w16cid:durableId="1093938766">
-    <w:abstractNumId w:val="6"/>
-  </w:num>
-  <w:num w:numId="17" w16cid:durableId="1253970408">
-    <w:abstractNumId w:val="4"/>
-  </w:num>
-  <w:num w:numId="18" w16cid:durableId="1704016149">
-    <w:abstractNumId w:val="5"/>
-  </w:num>
-  <w:num w:numId="19" w16cid:durableId="337856242">
-    <w:abstractNumId w:val="21"/>
-  </w:num>
-  <w:num w:numId="20" w16cid:durableId="1319656218">
-    <w:abstractNumId w:val="14"/>
-  </w:num>
-  <w:num w:numId="21" w16cid:durableId="897668024">
-    <w:abstractNumId w:val="3"/>
-  </w:num>
-  <w:num w:numId="22" w16cid:durableId="9992616">
-    <w:abstractNumId w:val="19"/>
+  <w:num w:numId="35" w16cid:durableId="862207152">
+    <w:abstractNumId w:val="0"/>
   </w:num>
 </w:numbering>
 </file>
@@ -10037,6 +11998,19 @@
       <w:spacing w:before="100" w:beforeAutospacing="1" w:after="100" w:afterAutospacing="1"/>
     </w:pPr>
   </w:style>
+  <w:style w:type="paragraph" w:customStyle="1" w:styleId="p1">
+    <w:name w:val="p1"/>
+    <w:basedOn w:val="Normal"/>
+    <w:rsid w:val="00F50F78"/>
+    <w:pPr>
+      <w:spacing w:before="100" w:beforeAutospacing="1" w:after="100" w:afterAutospacing="1"/>
+    </w:pPr>
+  </w:style>
+  <w:style w:type="character" w:customStyle="1" w:styleId="s1">
+    <w:name w:val="s1"/>
+    <w:basedOn w:val="DefaultParagraphFont"/>
+    <w:rsid w:val="00F50F78"/>
+  </w:style>
 </w:styles>
 </file>
 
